--- a/REPORT.docx
+++ b/REPORT.docx
@@ -43,7 +43,15 @@
     </w:p>
     <w:p>
       <w:r>
-        <w:t>int main() {</w:t>
+        <w:t xml:space="preserve">int </w:t>
+      </w:r>
+      <w:proofErr w:type="gramStart"/>
+      <w:r>
+        <w:t>main(</w:t>
+      </w:r>
+      <w:proofErr w:type="gramEnd"/>
+      <w:r>
+        <w:t>) {</w:t>
       </w:r>
     </w:p>
     <w:p>
@@ -61,7 +69,15 @@
     </w:p>
     <w:p>
       <w:r>
-        <w:t xml:space="preserve">    int at[20], </w:t>
+        <w:t xml:space="preserve">    int </w:t>
+      </w:r>
+      <w:proofErr w:type="gramStart"/>
+      <w:r>
+        <w:t>at[</w:t>
+      </w:r>
+      <w:proofErr w:type="gramEnd"/>
+      <w:r>
+        <w:t xml:space="preserve">20], </w:t>
       </w:r>
       <w:proofErr w:type="spellStart"/>
       <w:r>
@@ -123,12 +139,17 @@
         <w:t xml:space="preserve">    </w:t>
       </w:r>
       <w:proofErr w:type="spellStart"/>
+      <w:proofErr w:type="gramStart"/>
       <w:r>
         <w:t>printf</w:t>
       </w:r>
       <w:proofErr w:type="spellEnd"/>
       <w:r>
-        <w:t>("Enter number of processes: ");</w:t>
+        <w:t>(</w:t>
+      </w:r>
+      <w:proofErr w:type="gramEnd"/>
+      <w:r>
+        <w:t>"Enter number of processes: ");</w:t>
       </w:r>
     </w:p>
     <w:p>
@@ -136,12 +157,17 @@
         <w:t xml:space="preserve">    </w:t>
       </w:r>
       <w:proofErr w:type="spellStart"/>
+      <w:proofErr w:type="gramStart"/>
       <w:r>
         <w:t>scanf</w:t>
       </w:r>
       <w:proofErr w:type="spellEnd"/>
       <w:r>
-        <w:t>("%d", &amp;n);</w:t>
+        <w:t>(</w:t>
+      </w:r>
+      <w:proofErr w:type="gramEnd"/>
+      <w:r>
+        <w:t>"%d", &amp;n);</w:t>
       </w:r>
     </w:p>
     <w:p/>
@@ -150,12 +176,17 @@
         <w:t xml:space="preserve">    </w:t>
       </w:r>
       <w:proofErr w:type="spellStart"/>
+      <w:proofErr w:type="gramStart"/>
       <w:r>
         <w:t>printf</w:t>
       </w:r>
       <w:proofErr w:type="spellEnd"/>
       <w:r>
-        <w:t>("Enter arrival time and burst time for each process:\n");</w:t>
+        <w:t>(</w:t>
+      </w:r>
+      <w:proofErr w:type="gramEnd"/>
+      <w:r>
+        <w:t>"Enter arrival time and burst time for each process:\n");</w:t>
       </w:r>
     </w:p>
     <w:p>
@@ -221,12 +252,17 @@
         <w:t xml:space="preserve">        </w:t>
       </w:r>
       <w:proofErr w:type="spellStart"/>
+      <w:proofErr w:type="gramStart"/>
       <w:r>
         <w:t>printf</w:t>
       </w:r>
       <w:proofErr w:type="spellEnd"/>
       <w:r>
-        <w:t>("</w:t>
+        <w:t>(</w:t>
+      </w:r>
+      <w:proofErr w:type="gramEnd"/>
+      <w:r>
+        <w:t>"</w:t>
       </w:r>
       <w:proofErr w:type="spellStart"/>
       <w:r>
@@ -250,12 +286,17 @@
         <w:t xml:space="preserve">        </w:t>
       </w:r>
       <w:proofErr w:type="spellStart"/>
+      <w:proofErr w:type="gramStart"/>
       <w:r>
         <w:t>scanf</w:t>
       </w:r>
       <w:proofErr w:type="spellEnd"/>
       <w:r>
-        <w:t>("%d", &amp;at[</w:t>
+        <w:t>(</w:t>
+      </w:r>
+      <w:proofErr w:type="gramEnd"/>
+      <w:r>
+        <w:t>"%d", &amp;at[</w:t>
       </w:r>
       <w:proofErr w:type="spellStart"/>
       <w:r>
@@ -271,12 +312,17 @@
         <w:t xml:space="preserve">        </w:t>
       </w:r>
       <w:proofErr w:type="spellStart"/>
+      <w:proofErr w:type="gramStart"/>
       <w:r>
         <w:t>printf</w:t>
       </w:r>
       <w:proofErr w:type="spellEnd"/>
       <w:r>
-        <w:t>("</w:t>
+        <w:t>(</w:t>
+      </w:r>
+      <w:proofErr w:type="gramEnd"/>
+      <w:r>
+        <w:t>"</w:t>
       </w:r>
       <w:proofErr w:type="spellStart"/>
       <w:r>
@@ -300,12 +346,17 @@
         <w:t xml:space="preserve">        </w:t>
       </w:r>
       <w:proofErr w:type="spellStart"/>
+      <w:proofErr w:type="gramStart"/>
       <w:r>
         <w:t>scanf</w:t>
       </w:r>
       <w:proofErr w:type="spellEnd"/>
       <w:r>
-        <w:t>("%d", &amp;</w:t>
+        <w:t>(</w:t>
+      </w:r>
+      <w:proofErr w:type="gramEnd"/>
+      <w:r>
+        <w:t>"%d", &amp;</w:t>
       </w:r>
       <w:proofErr w:type="spellStart"/>
       <w:r>
@@ -542,12 +593,17 @@
         <w:t xml:space="preserve">    </w:t>
       </w:r>
       <w:proofErr w:type="spellStart"/>
+      <w:proofErr w:type="gramStart"/>
       <w:r>
         <w:t>ct</w:t>
       </w:r>
       <w:proofErr w:type="spellEnd"/>
       <w:r>
-        <w:t xml:space="preserve">[0] = at[0] + </w:t>
+        <w:t>[</w:t>
+      </w:r>
+      <w:proofErr w:type="gramEnd"/>
+      <w:r>
+        <w:t xml:space="preserve">0] = at[0] + </w:t>
       </w:r>
       <w:proofErr w:type="spellStart"/>
       <w:r>
@@ -613,7 +669,15 @@
       </w:r>
       <w:proofErr w:type="spellEnd"/>
       <w:r>
-        <w:t xml:space="preserve">]) ? </w:t>
+        <w:t>]</w:t>
+      </w:r>
+      <w:proofErr w:type="gramStart"/>
+      <w:r>
+        <w:t>) ?</w:t>
+      </w:r>
+      <w:proofErr w:type="gramEnd"/>
+      <w:r>
+        <w:t xml:space="preserve"> </w:t>
       </w:r>
       <w:proofErr w:type="spellStart"/>
       <w:r>
@@ -953,12 +1017,17 @@
         <w:t xml:space="preserve">        </w:t>
       </w:r>
       <w:proofErr w:type="spellStart"/>
+      <w:proofErr w:type="gramStart"/>
       <w:r>
         <w:t>printf</w:t>
       </w:r>
       <w:proofErr w:type="spellEnd"/>
       <w:r>
-        <w:t>("</w:t>
+        <w:t>(</w:t>
+      </w:r>
+      <w:proofErr w:type="gramEnd"/>
+      <w:r>
+        <w:t>"</w:t>
       </w:r>
       <w:proofErr w:type="spellStart"/>
       <w:r>
@@ -1100,12 +1169,17 @@
         <w:t xml:space="preserve">    </w:t>
       </w:r>
       <w:proofErr w:type="spellStart"/>
+      <w:proofErr w:type="gramStart"/>
       <w:r>
         <w:t>printf</w:t>
       </w:r>
       <w:proofErr w:type="spellEnd"/>
       <w:r>
-        <w:t>("\</w:t>
+        <w:t>(</w:t>
+      </w:r>
+      <w:proofErr w:type="gramEnd"/>
+      <w:r>
+        <w:t>"\</w:t>
       </w:r>
       <w:proofErr w:type="spellStart"/>
       <w:r>
@@ -1129,12 +1203,17 @@
         <w:t xml:space="preserve">    </w:t>
       </w:r>
       <w:proofErr w:type="spellStart"/>
+      <w:proofErr w:type="gramStart"/>
       <w:r>
         <w:t>printf</w:t>
       </w:r>
       <w:proofErr w:type="spellEnd"/>
       <w:r>
-        <w:t>("\</w:t>
+        <w:t>(</w:t>
+      </w:r>
+      <w:proofErr w:type="gramEnd"/>
+      <w:r>
+        <w:t>"\</w:t>
       </w:r>
       <w:proofErr w:type="spellStart"/>
       <w:r>
@@ -1267,7 +1346,15 @@
     <w:p/>
     <w:p>
       <w:r>
-        <w:t>int main()</w:t>
+        <w:t xml:space="preserve">int </w:t>
+      </w:r>
+      <w:proofErr w:type="gramStart"/>
+      <w:r>
+        <w:t>main(</w:t>
+      </w:r>
+      <w:proofErr w:type="gramEnd"/>
+      <w:r>
+        <w:t>)</w:t>
       </w:r>
     </w:p>
     <w:p>
@@ -1303,7 +1390,15 @@
     </w:p>
     <w:p>
       <w:r>
-        <w:t xml:space="preserve">    int at[20], </w:t>
+        <w:t xml:space="preserve">    int </w:t>
+      </w:r>
+      <w:proofErr w:type="gramStart"/>
+      <w:r>
+        <w:t>at[</w:t>
+      </w:r>
+      <w:proofErr w:type="gramEnd"/>
+      <w:r>
+        <w:t xml:space="preserve">20], </w:t>
       </w:r>
       <w:proofErr w:type="spellStart"/>
       <w:r>
@@ -1332,12 +1427,28 @@
     </w:p>
     <w:p>
       <w:r>
-        <w:t xml:space="preserve">    int rt[20], visited[20];</w:t>
-      </w:r>
-    </w:p>
-    <w:p>
-      <w:r>
-        <w:t xml:space="preserve">    int queue[100];</w:t>
+        <w:t xml:space="preserve">    int </w:t>
+      </w:r>
+      <w:proofErr w:type="gramStart"/>
+      <w:r>
+        <w:t>rt[</w:t>
+      </w:r>
+      <w:proofErr w:type="gramEnd"/>
+      <w:r>
+        <w:t>20], visited[20];</w:t>
+      </w:r>
+    </w:p>
+    <w:p>
+      <w:r>
+        <w:t xml:space="preserve">    int </w:t>
+      </w:r>
+      <w:proofErr w:type="gramStart"/>
+      <w:r>
+        <w:t>queue[</w:t>
+      </w:r>
+      <w:proofErr w:type="gramEnd"/>
+      <w:r>
+        <w:t>100];</w:t>
       </w:r>
     </w:p>
     <w:p/>
@@ -1379,12 +1490,17 @@
         <w:t xml:space="preserve">    </w:t>
       </w:r>
       <w:proofErr w:type="spellStart"/>
+      <w:proofErr w:type="gramStart"/>
       <w:r>
         <w:t>printf</w:t>
       </w:r>
       <w:proofErr w:type="spellEnd"/>
       <w:r>
-        <w:t>("Enter number of processes: ");</w:t>
+        <w:t>(</w:t>
+      </w:r>
+      <w:proofErr w:type="gramEnd"/>
+      <w:r>
+        <w:t>"Enter number of processes: ");</w:t>
       </w:r>
     </w:p>
     <w:p>
@@ -1392,20 +1508,30 @@
         <w:t xml:space="preserve">    </w:t>
       </w:r>
       <w:proofErr w:type="spellStart"/>
+      <w:proofErr w:type="gramStart"/>
       <w:r>
         <w:t>scanf</w:t>
       </w:r>
       <w:proofErr w:type="spellEnd"/>
       <w:r>
-        <w:t>("%d", &amp;n);</w:t>
+        <w:t>(</w:t>
+      </w:r>
+      <w:proofErr w:type="gramEnd"/>
+      <w:r>
+        <w:t>"%d", &amp;n);</w:t>
       </w:r>
     </w:p>
     <w:p/>
     <w:p>
       <w:r>
-        <w:t xml:space="preserve">    for(</w:t>
-      </w:r>
-      <w:proofErr w:type="spellStart"/>
+        <w:t xml:space="preserve">    </w:t>
+      </w:r>
+      <w:proofErr w:type="gramStart"/>
+      <w:r>
+        <w:t>for(</w:t>
+      </w:r>
+      <w:proofErr w:type="spellStart"/>
+      <w:proofErr w:type="gramEnd"/>
       <w:r>
         <w:t>i</w:t>
       </w:r>
@@ -1440,12 +1566,17 @@
         <w:t xml:space="preserve">        </w:t>
       </w:r>
       <w:proofErr w:type="spellStart"/>
+      <w:proofErr w:type="gramStart"/>
       <w:r>
         <w:t>printf</w:t>
       </w:r>
       <w:proofErr w:type="spellEnd"/>
       <w:r>
-        <w:t xml:space="preserve">("Enter Arrival Time and Burst Time for </w:t>
+        <w:t>(</w:t>
+      </w:r>
+      <w:proofErr w:type="gramEnd"/>
+      <w:r>
+        <w:t xml:space="preserve">"Enter Arrival Time and Burst Time for </w:t>
       </w:r>
       <w:proofErr w:type="spellStart"/>
       <w:r>
@@ -1461,12 +1592,17 @@
         <w:t xml:space="preserve">        </w:t>
       </w:r>
       <w:proofErr w:type="spellStart"/>
+      <w:proofErr w:type="gramStart"/>
       <w:r>
         <w:t>scanf</w:t>
       </w:r>
       <w:proofErr w:type="spellEnd"/>
       <w:r>
-        <w:t>("%d %d", &amp;at[</w:t>
+        <w:t>(</w:t>
+      </w:r>
+      <w:proofErr w:type="gramEnd"/>
+      <w:r>
+        <w:t>"%d %d", &amp;at[</w:t>
       </w:r>
       <w:proofErr w:type="spellStart"/>
       <w:r>
@@ -1547,12 +1683,17 @@
         <w:t xml:space="preserve">    </w:t>
       </w:r>
       <w:proofErr w:type="spellStart"/>
+      <w:proofErr w:type="gramStart"/>
       <w:r>
         <w:t>printf</w:t>
       </w:r>
       <w:proofErr w:type="spellEnd"/>
       <w:r>
-        <w:t>("Enter Time Quantum: ");</w:t>
+        <w:t>(</w:t>
+      </w:r>
+      <w:proofErr w:type="gramEnd"/>
+      <w:r>
+        <w:t>"Enter Time Quantum: ");</w:t>
       </w:r>
     </w:p>
     <w:p>
@@ -1560,12 +1701,17 @@
         <w:t xml:space="preserve">    </w:t>
       </w:r>
       <w:proofErr w:type="spellStart"/>
+      <w:proofErr w:type="gramStart"/>
       <w:r>
         <w:t>scanf</w:t>
       </w:r>
       <w:proofErr w:type="spellEnd"/>
       <w:r>
-        <w:t>("%d", &amp;</w:t>
+        <w:t>(</w:t>
+      </w:r>
+      <w:proofErr w:type="gramEnd"/>
+      <w:r>
+        <w:t>"%d", &amp;</w:t>
       </w:r>
       <w:proofErr w:type="spellStart"/>
       <w:r>
@@ -1583,9 +1729,14 @@
     </w:p>
     <w:p>
       <w:r>
-        <w:t xml:space="preserve">    for(</w:t>
-      </w:r>
-      <w:proofErr w:type="spellStart"/>
+        <w:t xml:space="preserve">    </w:t>
+      </w:r>
+      <w:proofErr w:type="gramStart"/>
+      <w:r>
+        <w:t>for(</w:t>
+      </w:r>
+      <w:proofErr w:type="spellStart"/>
+      <w:proofErr w:type="gramEnd"/>
       <w:r>
         <w:t>i</w:t>
       </w:r>
@@ -1659,12 +1810,28 @@
     <w:p/>
     <w:p>
       <w:r>
-        <w:t xml:space="preserve">    while(completed &lt; n){</w:t>
-      </w:r>
-    </w:p>
-    <w:p>
-      <w:r>
-        <w:t xml:space="preserve">        if(front == rear){</w:t>
+        <w:t xml:space="preserve">    </w:t>
+      </w:r>
+      <w:proofErr w:type="gramStart"/>
+      <w:r>
+        <w:t>while(</w:t>
+      </w:r>
+      <w:proofErr w:type="gramEnd"/>
+      <w:r>
+        <w:t>completed &lt; n){</w:t>
+      </w:r>
+    </w:p>
+    <w:p>
+      <w:r>
+        <w:t xml:space="preserve">        </w:t>
+      </w:r>
+      <w:proofErr w:type="gramStart"/>
+      <w:r>
+        <w:t>if(</w:t>
+      </w:r>
+      <w:proofErr w:type="gramEnd"/>
+      <w:r>
+        <w:t>front == rear){</w:t>
       </w:r>
     </w:p>
     <w:p>
@@ -1675,9 +1842,14 @@
     <w:p>
       <w:r>
         <w:lastRenderedPageBreak/>
-        <w:t xml:space="preserve">            for(</w:t>
-      </w:r>
-      <w:proofErr w:type="spellStart"/>
+        <w:t xml:space="preserve">            </w:t>
+      </w:r>
+      <w:proofErr w:type="gramStart"/>
+      <w:r>
+        <w:t>for(</w:t>
+      </w:r>
+      <w:proofErr w:type="spellStart"/>
+      <w:proofErr w:type="gramEnd"/>
       <w:r>
         <w:t>i</w:t>
       </w:r>
@@ -1720,8 +1892,13 @@
       </w:r>
       <w:proofErr w:type="spellEnd"/>
       <w:r>
-        <w:t>] == 0){</w:t>
-      </w:r>
+        <w:t xml:space="preserve">] == </w:t>
+      </w:r>
+      <w:proofErr w:type="gramStart"/>
+      <w:r>
+        <w:t>0){</w:t>
+      </w:r>
+      <w:proofErr w:type="gramEnd"/>
     </w:p>
     <w:p>
       <w:r>
@@ -1920,9 +2097,14 @@
     <w:p/>
     <w:p>
       <w:r>
-        <w:t xml:space="preserve">        for(</w:t>
-      </w:r>
-      <w:proofErr w:type="spellStart"/>
+        <w:t xml:space="preserve">        </w:t>
+      </w:r>
+      <w:proofErr w:type="gramStart"/>
+      <w:r>
+        <w:t>for(</w:t>
+      </w:r>
+      <w:proofErr w:type="spellStart"/>
+      <w:proofErr w:type="gramEnd"/>
       <w:r>
         <w:t>i</w:t>
       </w:r>
@@ -2122,9 +2304,14 @@
     <w:p/>
     <w:p>
       <w:r>
-        <w:t xml:space="preserve">    for(</w:t>
-      </w:r>
-      <w:proofErr w:type="spellStart"/>
+        <w:t xml:space="preserve">    </w:t>
+      </w:r>
+      <w:proofErr w:type="gramStart"/>
+      <w:r>
+        <w:t>for(</w:t>
+      </w:r>
+      <w:proofErr w:type="spellStart"/>
+      <w:proofErr w:type="gramEnd"/>
       <w:r>
         <w:t>i</w:t>
       </w:r>
@@ -2301,12 +2488,17 @@
         <w:t xml:space="preserve">        </w:t>
       </w:r>
       <w:proofErr w:type="spellStart"/>
+      <w:proofErr w:type="gramStart"/>
       <w:r>
         <w:t>printf</w:t>
       </w:r>
       <w:proofErr w:type="spellEnd"/>
       <w:r>
-        <w:t>("</w:t>
+        <w:t>(</w:t>
+      </w:r>
+      <w:proofErr w:type="gramEnd"/>
+      <w:r>
+        <w:t>"</w:t>
       </w:r>
       <w:proofErr w:type="spellStart"/>
       <w:r>
@@ -2464,12 +2656,17 @@
         <w:t xml:space="preserve">    </w:t>
       </w:r>
       <w:proofErr w:type="spellStart"/>
+      <w:proofErr w:type="gramStart"/>
       <w:r>
         <w:t>printf</w:t>
       </w:r>
       <w:proofErr w:type="spellEnd"/>
       <w:r>
-        <w:t>("\</w:t>
+        <w:t>(</w:t>
+      </w:r>
+      <w:proofErr w:type="gramEnd"/>
+      <w:r>
+        <w:t>"\</w:t>
       </w:r>
       <w:proofErr w:type="spellStart"/>
       <w:r>
@@ -2494,12 +2691,17 @@
         <w:t xml:space="preserve">    </w:t>
       </w:r>
       <w:proofErr w:type="spellStart"/>
+      <w:proofErr w:type="gramStart"/>
       <w:r>
         <w:t>printf</w:t>
       </w:r>
       <w:proofErr w:type="spellEnd"/>
       <w:r>
-        <w:t>("\</w:t>
+        <w:t>(</w:t>
+      </w:r>
+      <w:proofErr w:type="gramEnd"/>
+      <w:r>
+        <w:t>"\</w:t>
       </w:r>
       <w:proofErr w:type="spellStart"/>
       <w:r>
@@ -2837,7 +3039,23 @@
           <w:sz w:val="24"/>
           <w:szCs w:val="24"/>
         </w:rPr>
-        <w:t>int main() {</w:t>
+        <w:t xml:space="preserve">int </w:t>
+      </w:r>
+      <w:proofErr w:type="gramStart"/>
+      <w:r>
+        <w:rPr>
+          <w:sz w:val="24"/>
+          <w:szCs w:val="24"/>
+        </w:rPr>
+        <w:t>main(</w:t>
+      </w:r>
+      <w:proofErr w:type="gramEnd"/>
+      <w:r>
+        <w:rPr>
+          <w:sz w:val="24"/>
+          <w:szCs w:val="24"/>
+        </w:rPr>
+        <w:t>) {</w:t>
       </w:r>
     </w:p>
     <w:p>
@@ -2910,6 +3128,7 @@
         <w:t xml:space="preserve">    </w:t>
       </w:r>
       <w:proofErr w:type="spellStart"/>
+      <w:proofErr w:type="gramStart"/>
       <w:r>
         <w:rPr>
           <w:sz w:val="24"/>
@@ -2923,7 +3142,15 @@
           <w:sz w:val="24"/>
           <w:szCs w:val="24"/>
         </w:rPr>
-        <w:t>("Enter number of processes: ");</w:t>
+        <w:t>(</w:t>
+      </w:r>
+      <w:proofErr w:type="gramEnd"/>
+      <w:r>
+        <w:rPr>
+          <w:sz w:val="24"/>
+          <w:szCs w:val="24"/>
+        </w:rPr>
+        <w:t>"Enter number of processes: ");</w:t>
       </w:r>
     </w:p>
     <w:p>
@@ -2941,6 +3168,7 @@
         <w:t xml:space="preserve">    </w:t>
       </w:r>
       <w:proofErr w:type="spellStart"/>
+      <w:proofErr w:type="gramStart"/>
       <w:r>
         <w:rPr>
           <w:sz w:val="24"/>
@@ -2954,7 +3182,15 @@
           <w:sz w:val="24"/>
           <w:szCs w:val="24"/>
         </w:rPr>
-        <w:t>("%d", &amp;n);</w:t>
+        <w:t>(</w:t>
+      </w:r>
+      <w:proofErr w:type="gramEnd"/>
+      <w:r>
+        <w:rPr>
+          <w:sz w:val="24"/>
+          <w:szCs w:val="24"/>
+        </w:rPr>
+        <w:t>"%d", &amp;n);</w:t>
       </w:r>
     </w:p>
     <w:p>
@@ -3000,9 +3236,18 @@
           <w:sz w:val="24"/>
           <w:szCs w:val="24"/>
         </w:rPr>
-        <w:t xml:space="preserve">    for(</w:t>
-      </w:r>
-      <w:proofErr w:type="spellStart"/>
+        <w:t xml:space="preserve">    </w:t>
+      </w:r>
+      <w:proofErr w:type="gramStart"/>
+      <w:r>
+        <w:rPr>
+          <w:sz w:val="24"/>
+          <w:szCs w:val="24"/>
+        </w:rPr>
+        <w:t>for(</w:t>
+      </w:r>
+      <w:proofErr w:type="spellStart"/>
+      <w:proofErr w:type="gramEnd"/>
       <w:r>
         <w:rPr>
           <w:sz w:val="24"/>
@@ -3074,6 +3319,7 @@
         <w:t>i</w:t>
       </w:r>
       <w:proofErr w:type="spellEnd"/>
+      <w:proofErr w:type="gramStart"/>
       <w:r>
         <w:rPr>
           <w:sz w:val="24"/>
@@ -3090,6 +3336,7 @@
         <w:t>pid</w:t>
       </w:r>
       <w:proofErr w:type="spellEnd"/>
+      <w:proofErr w:type="gramEnd"/>
       <w:r>
         <w:rPr>
           <w:sz w:val="24"/>
@@ -3129,6 +3376,7 @@
         <w:t xml:space="preserve">        </w:t>
       </w:r>
       <w:proofErr w:type="spellStart"/>
+      <w:proofErr w:type="gramStart"/>
       <w:r>
         <w:rPr>
           <w:sz w:val="24"/>
@@ -3142,7 +3390,15 @@
           <w:sz w:val="24"/>
           <w:szCs w:val="24"/>
         </w:rPr>
-        <w:t>("Enter Arrival Time and Burst Time for Process %d: ", p[</w:t>
+        <w:t>(</w:t>
+      </w:r>
+      <w:proofErr w:type="gramEnd"/>
+      <w:r>
+        <w:rPr>
+          <w:sz w:val="24"/>
+          <w:szCs w:val="24"/>
+        </w:rPr>
+        <w:t>"Enter Arrival Time and Burst Time for Process %d: ", p[</w:t>
       </w:r>
       <w:proofErr w:type="spellStart"/>
       <w:r>
@@ -3192,6 +3448,7 @@
         <w:t xml:space="preserve">        </w:t>
       </w:r>
       <w:proofErr w:type="spellStart"/>
+      <w:proofErr w:type="gramStart"/>
       <w:r>
         <w:rPr>
           <w:sz w:val="24"/>
@@ -3205,7 +3462,15 @@
           <w:sz w:val="24"/>
           <w:szCs w:val="24"/>
         </w:rPr>
-        <w:t>("%d %d", &amp;p[</w:t>
+        <w:t>(</w:t>
+      </w:r>
+      <w:proofErr w:type="gramEnd"/>
+      <w:r>
+        <w:rPr>
+          <w:sz w:val="24"/>
+          <w:szCs w:val="24"/>
+        </w:rPr>
+        <w:t>"%d %d", &amp;p[</w:t>
       </w:r>
       <w:proofErr w:type="spellStart"/>
       <w:r>
@@ -3279,12 +3544,21 @@
         <w:t>i</w:t>
       </w:r>
       <w:proofErr w:type="spellEnd"/>
-      <w:r>
-        <w:rPr>
-          <w:sz w:val="24"/>
-          <w:szCs w:val="24"/>
-        </w:rPr>
-        <w:t>].completed = 0;</w:t>
+      <w:proofErr w:type="gramStart"/>
+      <w:r>
+        <w:rPr>
+          <w:sz w:val="24"/>
+          <w:szCs w:val="24"/>
+        </w:rPr>
+        <w:t>].completed</w:t>
+      </w:r>
+      <w:proofErr w:type="gramEnd"/>
+      <w:r>
+        <w:rPr>
+          <w:sz w:val="24"/>
+          <w:szCs w:val="24"/>
+        </w:rPr>
+        <w:t xml:space="preserve"> = 0;</w:t>
       </w:r>
     </w:p>
     <w:p>
@@ -3377,7 +3651,23 @@
           <w:sz w:val="24"/>
           <w:szCs w:val="24"/>
         </w:rPr>
-        <w:t xml:space="preserve">    while(completed &lt; n) {</w:t>
+        <w:t xml:space="preserve">    </w:t>
+      </w:r>
+      <w:proofErr w:type="gramStart"/>
+      <w:r>
+        <w:rPr>
+          <w:sz w:val="24"/>
+          <w:szCs w:val="24"/>
+        </w:rPr>
+        <w:t>while(</w:t>
+      </w:r>
+      <w:proofErr w:type="gramEnd"/>
+      <w:r>
+        <w:rPr>
+          <w:sz w:val="24"/>
+          <w:szCs w:val="24"/>
+        </w:rPr>
+        <w:t>completed &lt; n) {</w:t>
       </w:r>
     </w:p>
     <w:p>
@@ -3446,9 +3736,18 @@
           <w:sz w:val="24"/>
           <w:szCs w:val="24"/>
         </w:rPr>
-        <w:t xml:space="preserve">        for(</w:t>
-      </w:r>
-      <w:proofErr w:type="spellStart"/>
+        <w:t xml:space="preserve">        </w:t>
+      </w:r>
+      <w:proofErr w:type="gramStart"/>
+      <w:r>
+        <w:rPr>
+          <w:sz w:val="24"/>
+          <w:szCs w:val="24"/>
+        </w:rPr>
+        <w:t>for(</w:t>
+      </w:r>
+      <w:proofErr w:type="spellStart"/>
+      <w:proofErr w:type="gramEnd"/>
       <w:r>
         <w:rPr>
           <w:sz w:val="24"/>
@@ -3536,12 +3835,21 @@
         <w:t>i</w:t>
       </w:r>
       <w:proofErr w:type="spellEnd"/>
-      <w:r>
-        <w:rPr>
-          <w:sz w:val="24"/>
-          <w:szCs w:val="24"/>
-        </w:rPr>
-        <w:t>].completed == 0) {</w:t>
+      <w:proofErr w:type="gramStart"/>
+      <w:r>
+        <w:rPr>
+          <w:sz w:val="24"/>
+          <w:szCs w:val="24"/>
+        </w:rPr>
+        <w:t>].completed</w:t>
+      </w:r>
+      <w:proofErr w:type="gramEnd"/>
+      <w:r>
+        <w:rPr>
+          <w:sz w:val="24"/>
+          <w:szCs w:val="24"/>
+        </w:rPr>
+        <w:t xml:space="preserve"> == 0) {</w:t>
       </w:r>
     </w:p>
     <w:p>
@@ -3767,7 +4075,23 @@
           <w:sz w:val="24"/>
           <w:szCs w:val="24"/>
         </w:rPr>
-        <w:t xml:space="preserve">        if(shortest == -1) {</w:t>
+        <w:t xml:space="preserve">        </w:t>
+      </w:r>
+      <w:proofErr w:type="gramStart"/>
+      <w:r>
+        <w:rPr>
+          <w:sz w:val="24"/>
+          <w:szCs w:val="24"/>
+        </w:rPr>
+        <w:t>if(</w:t>
+      </w:r>
+      <w:proofErr w:type="gramEnd"/>
+      <w:r>
+        <w:rPr>
+          <w:sz w:val="24"/>
+          <w:szCs w:val="24"/>
+        </w:rPr>
+        <w:t>shortest == -1) {</w:t>
       </w:r>
     </w:p>
     <w:p>
@@ -3812,7 +4136,15 @@
           <w:sz w:val="24"/>
           <w:szCs w:val="24"/>
         </w:rPr>
-        <w:t xml:space="preserve">            p[shortest].</w:t>
+        <w:t xml:space="preserve">            p[shortest</w:t>
+      </w:r>
+      <w:proofErr w:type="gramStart"/>
+      <w:r>
+        <w:rPr>
+          <w:sz w:val="24"/>
+          <w:szCs w:val="24"/>
+        </w:rPr>
+        <w:t>].</w:t>
       </w:r>
       <w:proofErr w:type="spellStart"/>
       <w:r>
@@ -3823,6 +4155,7 @@
         <w:t>wt</w:t>
       </w:r>
       <w:proofErr w:type="spellEnd"/>
+      <w:proofErr w:type="gramEnd"/>
       <w:r>
         <w:rPr>
           <w:sz w:val="24"/>
@@ -3874,7 +4207,23 @@
           <w:sz w:val="24"/>
           <w:szCs w:val="24"/>
         </w:rPr>
-        <w:t xml:space="preserve">            p[shortest].tat = p[shortest].</w:t>
+        <w:t xml:space="preserve">            p[shortest</w:t>
+      </w:r>
+      <w:proofErr w:type="gramStart"/>
+      <w:r>
+        <w:rPr>
+          <w:sz w:val="24"/>
+          <w:szCs w:val="24"/>
+        </w:rPr>
+        <w:t>].tat</w:t>
+      </w:r>
+      <w:proofErr w:type="gramEnd"/>
+      <w:r>
+        <w:rPr>
+          <w:sz w:val="24"/>
+          <w:szCs w:val="24"/>
+        </w:rPr>
+        <w:t xml:space="preserve"> = p[shortest].</w:t>
       </w:r>
       <w:proofErr w:type="spellStart"/>
       <w:r>
@@ -3921,7 +4270,23 @@
           <w:sz w:val="24"/>
           <w:szCs w:val="24"/>
         </w:rPr>
-        <w:t xml:space="preserve">            p[shortest].completed = 1;</w:t>
+        <w:t xml:space="preserve">            p[shortest</w:t>
+      </w:r>
+      <w:proofErr w:type="gramStart"/>
+      <w:r>
+        <w:rPr>
+          <w:sz w:val="24"/>
+          <w:szCs w:val="24"/>
+        </w:rPr>
+        <w:t>].completed</w:t>
+      </w:r>
+      <w:proofErr w:type="gramEnd"/>
+      <w:r>
+        <w:rPr>
+          <w:sz w:val="24"/>
+          <w:szCs w:val="24"/>
+        </w:rPr>
+        <w:t xml:space="preserve"> = 1;</w:t>
       </w:r>
     </w:p>
     <w:p>
@@ -3960,7 +4325,15 @@
           <w:sz w:val="24"/>
           <w:szCs w:val="24"/>
         </w:rPr>
-        <w:t xml:space="preserve"> += p[shortest].</w:t>
+        <w:t xml:space="preserve"> += p[shortest</w:t>
+      </w:r>
+      <w:proofErr w:type="gramStart"/>
+      <w:r>
+        <w:rPr>
+          <w:sz w:val="24"/>
+          <w:szCs w:val="24"/>
+        </w:rPr>
+        <w:t>].</w:t>
       </w:r>
       <w:proofErr w:type="spellStart"/>
       <w:r>
@@ -3971,6 +4344,7 @@
         <w:t>wt</w:t>
       </w:r>
       <w:proofErr w:type="spellEnd"/>
+      <w:proofErr w:type="gramEnd"/>
       <w:r>
         <w:rPr>
           <w:sz w:val="24"/>
@@ -4007,7 +4381,23 @@
           <w:sz w:val="24"/>
           <w:szCs w:val="24"/>
         </w:rPr>
-        <w:t xml:space="preserve"> += p[shortest].tat;</w:t>
+        <w:t xml:space="preserve"> += p[shortest</w:t>
+      </w:r>
+      <w:proofErr w:type="gramStart"/>
+      <w:r>
+        <w:rPr>
+          <w:sz w:val="24"/>
+          <w:szCs w:val="24"/>
+        </w:rPr>
+        <w:t>].tat</w:t>
+      </w:r>
+      <w:proofErr w:type="gramEnd"/>
+      <w:r>
+        <w:rPr>
+          <w:sz w:val="24"/>
+          <w:szCs w:val="24"/>
+        </w:rPr>
+        <w:t>;</w:t>
       </w:r>
     </w:p>
     <w:p>
@@ -4186,9 +4576,18 @@
           <w:sz w:val="24"/>
           <w:szCs w:val="24"/>
         </w:rPr>
-        <w:t xml:space="preserve">    for(</w:t>
-      </w:r>
-      <w:proofErr w:type="spellStart"/>
+        <w:t xml:space="preserve">    </w:t>
+      </w:r>
+      <w:proofErr w:type="gramStart"/>
+      <w:r>
+        <w:rPr>
+          <w:sz w:val="24"/>
+          <w:szCs w:val="24"/>
+        </w:rPr>
+        <w:t>for(</w:t>
+      </w:r>
+      <w:proofErr w:type="spellStart"/>
+      <w:proofErr w:type="gramEnd"/>
       <w:r>
         <w:rPr>
           <w:sz w:val="24"/>
@@ -4252,6 +4651,7 @@
         <w:t xml:space="preserve">        </w:t>
       </w:r>
       <w:proofErr w:type="spellStart"/>
+      <w:proofErr w:type="gramStart"/>
       <w:r>
         <w:rPr>
           <w:sz w:val="24"/>
@@ -4265,7 +4665,15 @@
           <w:sz w:val="24"/>
           <w:szCs w:val="24"/>
         </w:rPr>
-        <w:t>("</w:t>
+        <w:t>(</w:t>
+      </w:r>
+      <w:proofErr w:type="gramEnd"/>
+      <w:r>
+        <w:rPr>
+          <w:sz w:val="24"/>
+          <w:szCs w:val="24"/>
+        </w:rPr>
+        <w:t>"</w:t>
       </w:r>
       <w:proofErr w:type="spellStart"/>
       <w:r>
@@ -4371,6 +4779,7 @@
         <w:t>i</w:t>
       </w:r>
       <w:proofErr w:type="spellEnd"/>
+      <w:proofErr w:type="gramStart"/>
       <w:r>
         <w:rPr>
           <w:sz w:val="24"/>
@@ -4387,6 +4796,7 @@
         <w:t>pid</w:t>
       </w:r>
       <w:proofErr w:type="spellEnd"/>
+      <w:proofErr w:type="gramEnd"/>
       <w:r>
         <w:rPr>
           <w:sz w:val="24"/>
@@ -4530,6 +4940,7 @@
         <w:t xml:space="preserve">    </w:t>
       </w:r>
       <w:proofErr w:type="spellStart"/>
+      <w:proofErr w:type="gramStart"/>
       <w:r>
         <w:rPr>
           <w:sz w:val="24"/>
@@ -4543,7 +4954,15 @@
           <w:sz w:val="24"/>
           <w:szCs w:val="24"/>
         </w:rPr>
-        <w:t>("\</w:t>
+        <w:t>(</w:t>
+      </w:r>
+      <w:proofErr w:type="gramEnd"/>
+      <w:r>
+        <w:rPr>
+          <w:sz w:val="24"/>
+          <w:szCs w:val="24"/>
+        </w:rPr>
+        <w:t>"\</w:t>
       </w:r>
       <w:proofErr w:type="spellStart"/>
       <w:r>
@@ -4593,6 +5012,7 @@
         <w:t xml:space="preserve">    </w:t>
       </w:r>
       <w:proofErr w:type="spellStart"/>
+      <w:proofErr w:type="gramStart"/>
       <w:r>
         <w:rPr>
           <w:sz w:val="24"/>
@@ -4606,7 +5026,15 @@
           <w:sz w:val="24"/>
           <w:szCs w:val="24"/>
         </w:rPr>
-        <w:t>("\</w:t>
+        <w:t>(</w:t>
+      </w:r>
+      <w:proofErr w:type="gramEnd"/>
+      <w:r>
+        <w:rPr>
+          <w:sz w:val="24"/>
+          <w:szCs w:val="24"/>
+        </w:rPr>
+        <w:t>"\</w:t>
       </w:r>
       <w:proofErr w:type="spellStart"/>
       <w:r>
@@ -4681,6 +5109,9 @@
     </w:p>
     <w:p>
       <w:r>
+        <w:rPr>
+          <w:noProof/>
+        </w:rPr>
         <w:drawing>
           <wp:inline distT="0" distB="0" distL="0" distR="0" wp14:anchorId="51CF28F2" wp14:editId="4808358F">
             <wp:extent cx="5943600" cy="3627120"/>
@@ -4768,7 +5199,15 @@
     <w:p/>
     <w:p>
       <w:r>
-        <w:t>int main() {</w:t>
+        <w:t xml:space="preserve">int </w:t>
+      </w:r>
+      <w:proofErr w:type="gramStart"/>
+      <w:r>
+        <w:t>main(</w:t>
+      </w:r>
+      <w:proofErr w:type="gramEnd"/>
+      <w:r>
+        <w:t>) {</w:t>
       </w:r>
     </w:p>
     <w:p>
@@ -4786,7 +5225,15 @@
     </w:p>
     <w:p>
       <w:r>
-        <w:t xml:space="preserve">    int at[20], </w:t>
+        <w:t xml:space="preserve">    int </w:t>
+      </w:r>
+      <w:proofErr w:type="gramStart"/>
+      <w:r>
+        <w:t>at[</w:t>
+      </w:r>
+      <w:proofErr w:type="gramEnd"/>
+      <w:r>
+        <w:t xml:space="preserve">20], </w:t>
       </w:r>
       <w:proofErr w:type="spellStart"/>
       <w:r>
@@ -4799,7 +5246,15 @@
     </w:p>
     <w:p>
       <w:r>
-        <w:t xml:space="preserve">    int rt[20], </w:t>
+        <w:t xml:space="preserve">    int </w:t>
+      </w:r>
+      <w:proofErr w:type="gramStart"/>
+      <w:r>
+        <w:t>rt[</w:t>
+      </w:r>
+      <w:proofErr w:type="gramEnd"/>
+      <w:r>
+        <w:t xml:space="preserve">20], </w:t>
       </w:r>
       <w:proofErr w:type="spellStart"/>
       <w:r>
@@ -4858,12 +5313,17 @@
         <w:t xml:space="preserve">    </w:t>
       </w:r>
       <w:proofErr w:type="spellStart"/>
+      <w:proofErr w:type="gramStart"/>
       <w:r>
         <w:t>printf</w:t>
       </w:r>
       <w:proofErr w:type="spellEnd"/>
       <w:r>
-        <w:t>("Enter number of processes: ");</w:t>
+        <w:t>(</w:t>
+      </w:r>
+      <w:proofErr w:type="gramEnd"/>
+      <w:r>
+        <w:t>"Enter number of processes: ");</w:t>
       </w:r>
     </w:p>
     <w:p>
@@ -4871,20 +5331,30 @@
         <w:t xml:space="preserve">    </w:t>
       </w:r>
       <w:proofErr w:type="spellStart"/>
+      <w:proofErr w:type="gramStart"/>
       <w:r>
         <w:t>scanf</w:t>
       </w:r>
       <w:proofErr w:type="spellEnd"/>
       <w:r>
-        <w:t>("%d", &amp;n);</w:t>
+        <w:t>(</w:t>
+      </w:r>
+      <w:proofErr w:type="gramEnd"/>
+      <w:r>
+        <w:t>"%d", &amp;n);</w:t>
       </w:r>
     </w:p>
     <w:p/>
     <w:p>
       <w:r>
-        <w:t xml:space="preserve">    for(</w:t>
-      </w:r>
-      <w:proofErr w:type="spellStart"/>
+        <w:t xml:space="preserve">    </w:t>
+      </w:r>
+      <w:proofErr w:type="gramStart"/>
+      <w:r>
+        <w:t>for(</w:t>
+      </w:r>
+      <w:proofErr w:type="spellStart"/>
+      <w:proofErr w:type="gramEnd"/>
       <w:r>
         <w:t>i</w:t>
       </w:r>
@@ -4914,12 +5384,17 @@
         <w:t xml:space="preserve">        </w:t>
       </w:r>
       <w:proofErr w:type="spellStart"/>
+      <w:proofErr w:type="gramStart"/>
       <w:r>
         <w:t>printf</w:t>
       </w:r>
       <w:proofErr w:type="spellEnd"/>
       <w:r>
-        <w:t>("\</w:t>
+        <w:t>(</w:t>
+      </w:r>
+      <w:proofErr w:type="gramEnd"/>
+      <w:r>
+        <w:t>"\</w:t>
       </w:r>
       <w:proofErr w:type="spellStart"/>
       <w:r>
@@ -4936,12 +5411,17 @@
         <w:t xml:space="preserve">        </w:t>
       </w:r>
       <w:proofErr w:type="spellStart"/>
+      <w:proofErr w:type="gramStart"/>
       <w:r>
         <w:t>printf</w:t>
       </w:r>
       <w:proofErr w:type="spellEnd"/>
       <w:r>
-        <w:t>("Arrival Time: ");</w:t>
+        <w:t>(</w:t>
+      </w:r>
+      <w:proofErr w:type="gramEnd"/>
+      <w:r>
+        <w:t>"Arrival Time: ");</w:t>
       </w:r>
     </w:p>
     <w:p>
@@ -4949,12 +5429,17 @@
         <w:t xml:space="preserve">        </w:t>
       </w:r>
       <w:proofErr w:type="spellStart"/>
+      <w:proofErr w:type="gramStart"/>
       <w:r>
         <w:t>scanf</w:t>
       </w:r>
       <w:proofErr w:type="spellEnd"/>
       <w:r>
-        <w:t>("%d", &amp;at[</w:t>
+        <w:t>(</w:t>
+      </w:r>
+      <w:proofErr w:type="gramEnd"/>
+      <w:r>
+        <w:t>"%d", &amp;at[</w:t>
       </w:r>
       <w:proofErr w:type="spellStart"/>
       <w:r>
@@ -4971,12 +5456,17 @@
         <w:t xml:space="preserve">        </w:t>
       </w:r>
       <w:proofErr w:type="spellStart"/>
+      <w:proofErr w:type="gramStart"/>
       <w:r>
         <w:t>printf</w:t>
       </w:r>
       <w:proofErr w:type="spellEnd"/>
       <w:r>
-        <w:t>("Burst Time: ");</w:t>
+        <w:t>(</w:t>
+      </w:r>
+      <w:proofErr w:type="gramEnd"/>
+      <w:r>
+        <w:t>"Burst Time: ");</w:t>
       </w:r>
     </w:p>
     <w:p>
@@ -4984,12 +5474,17 @@
         <w:t xml:space="preserve">        </w:t>
       </w:r>
       <w:proofErr w:type="spellStart"/>
+      <w:proofErr w:type="gramStart"/>
       <w:r>
         <w:t>scanf</w:t>
       </w:r>
       <w:proofErr w:type="spellEnd"/>
       <w:r>
-        <w:t>("%d", &amp;</w:t>
+        <w:t>(</w:t>
+      </w:r>
+      <w:proofErr w:type="gramEnd"/>
+      <w:r>
+        <w:t>"%d", &amp;</w:t>
       </w:r>
       <w:proofErr w:type="spellStart"/>
       <w:r>
@@ -5014,12 +5509,17 @@
         <w:t xml:space="preserve">        </w:t>
       </w:r>
       <w:proofErr w:type="spellStart"/>
+      <w:proofErr w:type="gramStart"/>
       <w:r>
         <w:t>printf</w:t>
       </w:r>
       <w:proofErr w:type="spellEnd"/>
       <w:r>
-        <w:t>("Priority: ");</w:t>
+        <w:t>(</w:t>
+      </w:r>
+      <w:proofErr w:type="gramEnd"/>
+      <w:r>
+        <w:t>"Priority: ");</w:t>
       </w:r>
     </w:p>
     <w:p>
@@ -5027,12 +5527,17 @@
         <w:t xml:space="preserve">        </w:t>
       </w:r>
       <w:proofErr w:type="spellStart"/>
+      <w:proofErr w:type="gramStart"/>
       <w:r>
         <w:t>scanf</w:t>
       </w:r>
       <w:proofErr w:type="spellEnd"/>
       <w:r>
-        <w:t>("%d", &amp;pr[</w:t>
+        <w:t>(</w:t>
+      </w:r>
+      <w:proofErr w:type="gramEnd"/>
+      <w:r>
+        <w:t>"%d", &amp;pr[</w:t>
       </w:r>
       <w:proofErr w:type="spellStart"/>
       <w:r>
@@ -5084,12 +5589,17 @@
         <w:t xml:space="preserve">    </w:t>
       </w:r>
       <w:proofErr w:type="spellStart"/>
+      <w:proofErr w:type="gramStart"/>
       <w:r>
         <w:t>printf</w:t>
       </w:r>
       <w:proofErr w:type="spellEnd"/>
       <w:r>
-        <w:t>("\</w:t>
+        <w:t>(</w:t>
+      </w:r>
+      <w:proofErr w:type="gramEnd"/>
+      <w:r>
+        <w:t>"\</w:t>
       </w:r>
       <w:proofErr w:type="spellStart"/>
       <w:r>
@@ -5105,12 +5615,17 @@
         <w:t xml:space="preserve">    </w:t>
       </w:r>
       <w:proofErr w:type="spellStart"/>
+      <w:proofErr w:type="gramStart"/>
       <w:r>
         <w:t>printf</w:t>
       </w:r>
       <w:proofErr w:type="spellEnd"/>
       <w:r>
-        <w:t>("1. Lowest value = Highest priority\n");</w:t>
+        <w:t>(</w:t>
+      </w:r>
+      <w:proofErr w:type="gramEnd"/>
+      <w:r>
+        <w:t>"1. Lowest value = Highest priority\n");</w:t>
       </w:r>
     </w:p>
     <w:p>
@@ -5118,12 +5633,17 @@
         <w:t xml:space="preserve">    </w:t>
       </w:r>
       <w:proofErr w:type="spellStart"/>
+      <w:proofErr w:type="gramStart"/>
       <w:r>
         <w:t>printf</w:t>
       </w:r>
       <w:proofErr w:type="spellEnd"/>
       <w:r>
-        <w:t>("2. Highest value = Highest priority\n");</w:t>
+        <w:t>(</w:t>
+      </w:r>
+      <w:proofErr w:type="gramEnd"/>
+      <w:r>
+        <w:t>"2. Highest value = Highest priority\n");</w:t>
       </w:r>
     </w:p>
     <w:p>
@@ -5131,12 +5651,17 @@
         <w:t xml:space="preserve">    </w:t>
       </w:r>
       <w:proofErr w:type="spellStart"/>
+      <w:proofErr w:type="gramStart"/>
       <w:r>
         <w:t>printf</w:t>
       </w:r>
       <w:proofErr w:type="spellEnd"/>
       <w:r>
-        <w:t>("Enter choice: ");</w:t>
+        <w:t>(</w:t>
+      </w:r>
+      <w:proofErr w:type="gramEnd"/>
+      <w:r>
+        <w:t>"Enter choice: ");</w:t>
       </w:r>
     </w:p>
     <w:p>
@@ -5144,18 +5669,31 @@
         <w:t xml:space="preserve">    </w:t>
       </w:r>
       <w:proofErr w:type="spellStart"/>
+      <w:proofErr w:type="gramStart"/>
       <w:r>
         <w:t>scanf</w:t>
       </w:r>
       <w:proofErr w:type="spellEnd"/>
       <w:r>
-        <w:t>("%d", &amp;choice);</w:t>
+        <w:t>(</w:t>
+      </w:r>
+      <w:proofErr w:type="gramEnd"/>
+      <w:r>
+        <w:t>"%d", &amp;choice);</w:t>
       </w:r>
     </w:p>
     <w:p/>
     <w:p>
       <w:r>
-        <w:t xml:space="preserve">    while(completed &lt; n) {</w:t>
+        <w:t xml:space="preserve">    </w:t>
+      </w:r>
+      <w:proofErr w:type="gramStart"/>
+      <w:r>
+        <w:t>while(</w:t>
+      </w:r>
+      <w:proofErr w:type="gramEnd"/>
+      <w:r>
+        <w:t>completed &lt; n) {</w:t>
       </w:r>
     </w:p>
     <w:p>
@@ -5174,7 +5712,15 @@
     <w:p/>
     <w:p>
       <w:r>
-        <w:t xml:space="preserve">        if(choice == 1) {</w:t>
+        <w:t xml:space="preserve">        </w:t>
+      </w:r>
+      <w:proofErr w:type="gramStart"/>
+      <w:r>
+        <w:t>if(</w:t>
+      </w:r>
+      <w:proofErr w:type="gramEnd"/>
+      <w:r>
+        <w:t>choice == 1) {</w:t>
       </w:r>
     </w:p>
     <w:p>
@@ -5185,9 +5731,14 @@
     </w:p>
     <w:p>
       <w:r>
-        <w:t xml:space="preserve">            for(</w:t>
-      </w:r>
-      <w:proofErr w:type="spellStart"/>
+        <w:t xml:space="preserve">            </w:t>
+      </w:r>
+      <w:proofErr w:type="gramStart"/>
+      <w:r>
+        <w:t>for(</w:t>
+      </w:r>
+      <w:proofErr w:type="spellStart"/>
+      <w:proofErr w:type="gramEnd"/>
       <w:r>
         <w:t>i</w:t>
       </w:r>
@@ -5302,9 +5853,14 @@
     </w:p>
     <w:p>
       <w:r>
-        <w:t xml:space="preserve">            for(</w:t>
-      </w:r>
-      <w:proofErr w:type="spellStart"/>
+        <w:t xml:space="preserve">            </w:t>
+      </w:r>
+      <w:proofErr w:type="gramStart"/>
+      <w:r>
+        <w:t>for(</w:t>
+      </w:r>
+      <w:proofErr w:type="spellStart"/>
+      <w:proofErr w:type="gramEnd"/>
       <w:r>
         <w:t>i</w:t>
       </w:r>
@@ -5410,9 +5966,14 @@
     <w:p/>
     <w:p>
       <w:r>
-        <w:t xml:space="preserve">        if(</w:t>
-      </w:r>
-      <w:proofErr w:type="spellStart"/>
+        <w:t xml:space="preserve">        </w:t>
+      </w:r>
+      <w:proofErr w:type="gramStart"/>
+      <w:r>
+        <w:t>if(</w:t>
+      </w:r>
+      <w:proofErr w:type="spellStart"/>
+      <w:proofErr w:type="gramEnd"/>
       <w:r>
         <w:t>idx</w:t>
       </w:r>
@@ -5724,9 +6285,14 @@
     <w:p/>
     <w:p>
       <w:r>
-        <w:t xml:space="preserve">    for(</w:t>
-      </w:r>
-      <w:proofErr w:type="spellStart"/>
+        <w:t xml:space="preserve">    </w:t>
+      </w:r>
+      <w:proofErr w:type="gramStart"/>
+      <w:r>
+        <w:t>for(</w:t>
+      </w:r>
+      <w:proofErr w:type="spellStart"/>
+      <w:proofErr w:type="gramEnd"/>
       <w:r>
         <w:t>i</w:t>
       </w:r>
@@ -5756,12 +6322,17 @@
         <w:t xml:space="preserve">        </w:t>
       </w:r>
       <w:proofErr w:type="spellStart"/>
+      <w:proofErr w:type="gramStart"/>
       <w:r>
         <w:t>printf</w:t>
       </w:r>
       <w:proofErr w:type="spellEnd"/>
       <w:r>
-        <w:t>("%d\</w:t>
+        <w:t>(</w:t>
+      </w:r>
+      <w:proofErr w:type="gramEnd"/>
+      <w:r>
+        <w:t>"%d\</w:t>
       </w:r>
       <w:proofErr w:type="spellStart"/>
       <w:r>
@@ -5905,12 +6476,17 @@
         <w:t xml:space="preserve">    </w:t>
       </w:r>
       <w:proofErr w:type="spellStart"/>
+      <w:proofErr w:type="gramStart"/>
       <w:r>
         <w:t>printf</w:t>
       </w:r>
       <w:proofErr w:type="spellEnd"/>
       <w:r>
-        <w:t>("\</w:t>
+        <w:t>(</w:t>
+      </w:r>
+      <w:proofErr w:type="gramEnd"/>
+      <w:r>
+        <w:t>"\</w:t>
       </w:r>
       <w:proofErr w:type="spellStart"/>
       <w:r>
@@ -5934,12 +6510,17 @@
         <w:t xml:space="preserve">    </w:t>
       </w:r>
       <w:proofErr w:type="spellStart"/>
+      <w:proofErr w:type="gramStart"/>
       <w:r>
         <w:t>printf</w:t>
       </w:r>
       <w:proofErr w:type="spellEnd"/>
       <w:r>
-        <w:t>("\</w:t>
+        <w:t>(</w:t>
+      </w:r>
+      <w:proofErr w:type="gramEnd"/>
+      <w:r>
+        <w:t>"\</w:t>
       </w:r>
       <w:proofErr w:type="spellStart"/>
       <w:r>
@@ -6152,6 +6733,7792 @@
                     <a:xfrm>
                       <a:off x="0" y="0"/>
                       <a:ext cx="5677692" cy="2152950"/>
+                    </a:xfrm>
+                    <a:prstGeom prst="rect">
+                      <a:avLst/>
+                    </a:prstGeom>
+                  </pic:spPr>
+                </pic:pic>
+              </a:graphicData>
+            </a:graphic>
+          </wp:inline>
+        </w:drawing>
+      </w:r>
+    </w:p>
+    <w:p/>
+    <w:p/>
+    <w:p>
+      <w:r>
+        <w:t>MULTILEVEL</w:t>
+      </w:r>
+    </w:p>
+    <w:p/>
+    <w:p>
+      <w:r>
+        <w:t>#include &lt;</w:t>
+      </w:r>
+      <w:proofErr w:type="spellStart"/>
+      <w:r>
+        <w:t>stdio.h</w:t>
+      </w:r>
+      <w:proofErr w:type="spellEnd"/>
+      <w:r>
+        <w:t>&gt;</w:t>
+      </w:r>
+    </w:p>
+    <w:p/>
+    <w:p>
+      <w:r>
+        <w:t xml:space="preserve">int </w:t>
+      </w:r>
+      <w:proofErr w:type="gramStart"/>
+      <w:r>
+        <w:t>main(</w:t>
+      </w:r>
+      <w:proofErr w:type="gramEnd"/>
+      <w:r>
+        <w:t>) {</w:t>
+      </w:r>
+    </w:p>
+    <w:p>
+      <w:r>
+        <w:t xml:space="preserve">    int n, </w:t>
+      </w:r>
+      <w:proofErr w:type="spellStart"/>
+      <w:r>
+        <w:t>i</w:t>
+      </w:r>
+      <w:proofErr w:type="spellEnd"/>
+      <w:r>
+        <w:t xml:space="preserve">, time = 0, </w:t>
+      </w:r>
+      <w:proofErr w:type="spellStart"/>
+      <w:r>
+        <w:t>tq</w:t>
+      </w:r>
+      <w:proofErr w:type="spellEnd"/>
+      <w:r>
+        <w:t>;</w:t>
+      </w:r>
+    </w:p>
+    <w:p/>
+    <w:p>
+      <w:r>
+        <w:t xml:space="preserve">    </w:t>
+      </w:r>
+      <w:proofErr w:type="spellStart"/>
+      <w:proofErr w:type="gramStart"/>
+      <w:r>
+        <w:t>printf</w:t>
+      </w:r>
+      <w:proofErr w:type="spellEnd"/>
+      <w:r>
+        <w:t>(</w:t>
+      </w:r>
+      <w:proofErr w:type="gramEnd"/>
+      <w:r>
+        <w:t>"Enter number of processes: ");</w:t>
+      </w:r>
+    </w:p>
+    <w:p>
+      <w:r>
+        <w:t xml:space="preserve">    </w:t>
+      </w:r>
+      <w:proofErr w:type="spellStart"/>
+      <w:proofErr w:type="gramStart"/>
+      <w:r>
+        <w:t>scanf</w:t>
+      </w:r>
+      <w:proofErr w:type="spellEnd"/>
+      <w:r>
+        <w:t>(</w:t>
+      </w:r>
+      <w:proofErr w:type="gramEnd"/>
+      <w:r>
+        <w:t>"%d", &amp;n);</w:t>
+      </w:r>
+    </w:p>
+    <w:p/>
+    <w:p>
+      <w:r>
+        <w:t xml:space="preserve">    int at[n], </w:t>
+      </w:r>
+      <w:proofErr w:type="spellStart"/>
+      <w:r>
+        <w:t>bt</w:t>
+      </w:r>
+      <w:proofErr w:type="spellEnd"/>
+      <w:r>
+        <w:t xml:space="preserve">[n], </w:t>
+      </w:r>
+      <w:proofErr w:type="spellStart"/>
+      <w:r>
+        <w:t>wt</w:t>
+      </w:r>
+      <w:proofErr w:type="spellEnd"/>
+      <w:r>
+        <w:t>[n], tat[n], rt[n], queue[n], completed[n];</w:t>
+      </w:r>
+    </w:p>
+    <w:p/>
+    <w:p>
+      <w:r>
+        <w:t xml:space="preserve">  </w:t>
+      </w:r>
+    </w:p>
+    <w:p>
+      <w:r>
+        <w:t xml:space="preserve">    </w:t>
+      </w:r>
+      <w:proofErr w:type="gramStart"/>
+      <w:r>
+        <w:t>for(</w:t>
+      </w:r>
+      <w:proofErr w:type="spellStart"/>
+      <w:proofErr w:type="gramEnd"/>
+      <w:r>
+        <w:t>i</w:t>
+      </w:r>
+      <w:proofErr w:type="spellEnd"/>
+      <w:r>
+        <w:t xml:space="preserve"> = 0; </w:t>
+      </w:r>
+      <w:proofErr w:type="spellStart"/>
+      <w:r>
+        <w:t>i</w:t>
+      </w:r>
+      <w:proofErr w:type="spellEnd"/>
+      <w:r>
+        <w:t xml:space="preserve"> &lt; n; </w:t>
+      </w:r>
+      <w:proofErr w:type="spellStart"/>
+      <w:r>
+        <w:t>i</w:t>
+      </w:r>
+      <w:proofErr w:type="spellEnd"/>
+      <w:r>
+        <w:t>++) {</w:t>
+      </w:r>
+    </w:p>
+    <w:p>
+      <w:r>
+        <w:t xml:space="preserve">        </w:t>
+      </w:r>
+      <w:proofErr w:type="spellStart"/>
+      <w:proofErr w:type="gramStart"/>
+      <w:r>
+        <w:t>printf</w:t>
+      </w:r>
+      <w:proofErr w:type="spellEnd"/>
+      <w:r>
+        <w:t>(</w:t>
+      </w:r>
+      <w:proofErr w:type="gramEnd"/>
+      <w:r>
+        <w:t xml:space="preserve">"Enter Arrival Time for </w:t>
+      </w:r>
+      <w:proofErr w:type="spellStart"/>
+      <w:r>
+        <w:t>P%d</w:t>
+      </w:r>
+      <w:proofErr w:type="spellEnd"/>
+      <w:r>
+        <w:t>: ", i+1);</w:t>
+      </w:r>
+    </w:p>
+    <w:p>
+      <w:r>
+        <w:t xml:space="preserve">        </w:t>
+      </w:r>
+      <w:proofErr w:type="spellStart"/>
+      <w:proofErr w:type="gramStart"/>
+      <w:r>
+        <w:t>scanf</w:t>
+      </w:r>
+      <w:proofErr w:type="spellEnd"/>
+      <w:r>
+        <w:t>(</w:t>
+      </w:r>
+      <w:proofErr w:type="gramEnd"/>
+      <w:r>
+        <w:t>"%d", &amp;at[</w:t>
+      </w:r>
+      <w:proofErr w:type="spellStart"/>
+      <w:r>
+        <w:t>i</w:t>
+      </w:r>
+      <w:proofErr w:type="spellEnd"/>
+      <w:r>
+        <w:t>]);</w:t>
+      </w:r>
+    </w:p>
+    <w:p/>
+    <w:p>
+      <w:r>
+        <w:t xml:space="preserve">        </w:t>
+      </w:r>
+      <w:proofErr w:type="spellStart"/>
+      <w:proofErr w:type="gramStart"/>
+      <w:r>
+        <w:t>printf</w:t>
+      </w:r>
+      <w:proofErr w:type="spellEnd"/>
+      <w:r>
+        <w:t>(</w:t>
+      </w:r>
+      <w:proofErr w:type="gramEnd"/>
+      <w:r>
+        <w:t xml:space="preserve">"Enter Burst Time for </w:t>
+      </w:r>
+      <w:proofErr w:type="spellStart"/>
+      <w:r>
+        <w:t>P%d</w:t>
+      </w:r>
+      <w:proofErr w:type="spellEnd"/>
+      <w:r>
+        <w:t>: ", i+1);</w:t>
+      </w:r>
+    </w:p>
+    <w:p>
+      <w:r>
+        <w:t xml:space="preserve">        </w:t>
+      </w:r>
+      <w:proofErr w:type="spellStart"/>
+      <w:proofErr w:type="gramStart"/>
+      <w:r>
+        <w:t>scanf</w:t>
+      </w:r>
+      <w:proofErr w:type="spellEnd"/>
+      <w:r>
+        <w:t>(</w:t>
+      </w:r>
+      <w:proofErr w:type="gramEnd"/>
+      <w:r>
+        <w:t>"%d", &amp;</w:t>
+      </w:r>
+      <w:proofErr w:type="spellStart"/>
+      <w:r>
+        <w:t>bt</w:t>
+      </w:r>
+      <w:proofErr w:type="spellEnd"/>
+      <w:r>
+        <w:t>[</w:t>
+      </w:r>
+      <w:proofErr w:type="spellStart"/>
+      <w:r>
+        <w:t>i</w:t>
+      </w:r>
+      <w:proofErr w:type="spellEnd"/>
+      <w:r>
+        <w:t>]);</w:t>
+      </w:r>
+    </w:p>
+    <w:p/>
+    <w:p>
+      <w:r>
+        <w:t xml:space="preserve">        rt[</w:t>
+      </w:r>
+      <w:proofErr w:type="spellStart"/>
+      <w:r>
+        <w:t>i</w:t>
+      </w:r>
+      <w:proofErr w:type="spellEnd"/>
+      <w:r>
+        <w:t xml:space="preserve">] = </w:t>
+      </w:r>
+      <w:proofErr w:type="spellStart"/>
+      <w:r>
+        <w:t>bt</w:t>
+      </w:r>
+      <w:proofErr w:type="spellEnd"/>
+      <w:r>
+        <w:t>[</w:t>
+      </w:r>
+      <w:proofErr w:type="spellStart"/>
+      <w:r>
+        <w:t>i</w:t>
+      </w:r>
+      <w:proofErr w:type="spellEnd"/>
+      <w:r>
+        <w:t>];</w:t>
+      </w:r>
+    </w:p>
+    <w:p>
+      <w:r>
+        <w:t xml:space="preserve">        completed[</w:t>
+      </w:r>
+      <w:proofErr w:type="spellStart"/>
+      <w:r>
+        <w:t>i</w:t>
+      </w:r>
+      <w:proofErr w:type="spellEnd"/>
+      <w:r>
+        <w:t>] = 0;</w:t>
+      </w:r>
+    </w:p>
+    <w:p/>
+    <w:p>
+      <w:r>
+        <w:t xml:space="preserve">        </w:t>
+      </w:r>
+      <w:proofErr w:type="spellStart"/>
+      <w:proofErr w:type="gramStart"/>
+      <w:r>
+        <w:t>printf</w:t>
+      </w:r>
+      <w:proofErr w:type="spellEnd"/>
+      <w:r>
+        <w:t>(</w:t>
+      </w:r>
+      <w:proofErr w:type="gramEnd"/>
+      <w:r>
+        <w:t xml:space="preserve">"Enter Queue (1: RR, 2: FCFS) for </w:t>
+      </w:r>
+      <w:proofErr w:type="spellStart"/>
+      <w:r>
+        <w:t>P%d</w:t>
+      </w:r>
+      <w:proofErr w:type="spellEnd"/>
+      <w:r>
+        <w:t>: ", i+1);</w:t>
+      </w:r>
+    </w:p>
+    <w:p>
+      <w:r>
+        <w:t xml:space="preserve">        </w:t>
+      </w:r>
+      <w:proofErr w:type="spellStart"/>
+      <w:proofErr w:type="gramStart"/>
+      <w:r>
+        <w:t>scanf</w:t>
+      </w:r>
+      <w:proofErr w:type="spellEnd"/>
+      <w:r>
+        <w:t>(</w:t>
+      </w:r>
+      <w:proofErr w:type="gramEnd"/>
+      <w:r>
+        <w:t>"%d", &amp;queue[</w:t>
+      </w:r>
+      <w:proofErr w:type="spellStart"/>
+      <w:r>
+        <w:t>i</w:t>
+      </w:r>
+      <w:proofErr w:type="spellEnd"/>
+      <w:r>
+        <w:t>]);</w:t>
+      </w:r>
+    </w:p>
+    <w:p>
+      <w:r>
+        <w:t xml:space="preserve">    }</w:t>
+      </w:r>
+    </w:p>
+    <w:p/>
+    <w:p>
+      <w:r>
+        <w:t xml:space="preserve">    </w:t>
+      </w:r>
+      <w:proofErr w:type="spellStart"/>
+      <w:proofErr w:type="gramStart"/>
+      <w:r>
+        <w:t>printf</w:t>
+      </w:r>
+      <w:proofErr w:type="spellEnd"/>
+      <w:r>
+        <w:t>(</w:t>
+      </w:r>
+      <w:proofErr w:type="gramEnd"/>
+      <w:r>
+        <w:t>"Enter Time Quantum for Queue 1 (RR): ");</w:t>
+      </w:r>
+    </w:p>
+    <w:p>
+      <w:r>
+        <w:lastRenderedPageBreak/>
+        <w:t xml:space="preserve">    </w:t>
+      </w:r>
+      <w:proofErr w:type="spellStart"/>
+      <w:proofErr w:type="gramStart"/>
+      <w:r>
+        <w:t>scanf</w:t>
+      </w:r>
+      <w:proofErr w:type="spellEnd"/>
+      <w:r>
+        <w:t>(</w:t>
+      </w:r>
+      <w:proofErr w:type="gramEnd"/>
+      <w:r>
+        <w:t>"%d", &amp;</w:t>
+      </w:r>
+      <w:proofErr w:type="spellStart"/>
+      <w:r>
+        <w:t>tq</w:t>
+      </w:r>
+      <w:proofErr w:type="spellEnd"/>
+      <w:r>
+        <w:t>);</w:t>
+      </w:r>
+    </w:p>
+    <w:p/>
+    <w:p>
+      <w:r>
+        <w:t xml:space="preserve">    </w:t>
+      </w:r>
+      <w:proofErr w:type="spellStart"/>
+      <w:proofErr w:type="gramStart"/>
+      <w:r>
+        <w:t>printf</w:t>
+      </w:r>
+      <w:proofErr w:type="spellEnd"/>
+      <w:r>
+        <w:t>(</w:t>
+      </w:r>
+      <w:proofErr w:type="gramEnd"/>
+      <w:r>
+        <w:t>"\</w:t>
+      </w:r>
+      <w:proofErr w:type="spellStart"/>
+      <w:r>
+        <w:t>nExecution</w:t>
+      </w:r>
+      <w:proofErr w:type="spellEnd"/>
+      <w:r>
+        <w:t xml:space="preserve"> Order (Queue 1 - RR):\n");</w:t>
+      </w:r>
+    </w:p>
+    <w:p/>
+    <w:p>
+      <w:r>
+        <w:t xml:space="preserve">    int done;</w:t>
+      </w:r>
+    </w:p>
+    <w:p>
+      <w:r>
+        <w:t xml:space="preserve">    do {</w:t>
+      </w:r>
+    </w:p>
+    <w:p>
+      <w:r>
+        <w:t xml:space="preserve">        done = 1;</w:t>
+      </w:r>
+    </w:p>
+    <w:p/>
+    <w:p>
+      <w:r>
+        <w:t xml:space="preserve">        </w:t>
+      </w:r>
+      <w:proofErr w:type="gramStart"/>
+      <w:r>
+        <w:t>for(</w:t>
+      </w:r>
+      <w:proofErr w:type="spellStart"/>
+      <w:proofErr w:type="gramEnd"/>
+      <w:r>
+        <w:t>i</w:t>
+      </w:r>
+      <w:proofErr w:type="spellEnd"/>
+      <w:r>
+        <w:t xml:space="preserve"> = 0; </w:t>
+      </w:r>
+      <w:proofErr w:type="spellStart"/>
+      <w:r>
+        <w:t>i</w:t>
+      </w:r>
+      <w:proofErr w:type="spellEnd"/>
+      <w:r>
+        <w:t xml:space="preserve"> &lt; n; </w:t>
+      </w:r>
+      <w:proofErr w:type="spellStart"/>
+      <w:r>
+        <w:t>i</w:t>
+      </w:r>
+      <w:proofErr w:type="spellEnd"/>
+      <w:r>
+        <w:t>++) {</w:t>
+      </w:r>
+    </w:p>
+    <w:p>
+      <w:r>
+        <w:t xml:space="preserve">            if(queue[</w:t>
+      </w:r>
+      <w:proofErr w:type="spellStart"/>
+      <w:r>
+        <w:t>i</w:t>
+      </w:r>
+      <w:proofErr w:type="spellEnd"/>
+      <w:r>
+        <w:t>] == 1 &amp;&amp; rt[</w:t>
+      </w:r>
+      <w:proofErr w:type="spellStart"/>
+      <w:r>
+        <w:t>i</w:t>
+      </w:r>
+      <w:proofErr w:type="spellEnd"/>
+      <w:r>
+        <w:t>] &gt; 0 &amp;&amp; at[</w:t>
+      </w:r>
+      <w:proofErr w:type="spellStart"/>
+      <w:r>
+        <w:t>i</w:t>
+      </w:r>
+      <w:proofErr w:type="spellEnd"/>
+      <w:r>
+        <w:t>] &lt;= time) {</w:t>
+      </w:r>
+    </w:p>
+    <w:p>
+      <w:r>
+        <w:t xml:space="preserve">                done = 0;</w:t>
+      </w:r>
+    </w:p>
+    <w:p/>
+    <w:p>
+      <w:r>
+        <w:t xml:space="preserve">                if(rt[</w:t>
+      </w:r>
+      <w:proofErr w:type="spellStart"/>
+      <w:r>
+        <w:t>i</w:t>
+      </w:r>
+      <w:proofErr w:type="spellEnd"/>
+      <w:r>
+        <w:t xml:space="preserve">] &lt;= </w:t>
+      </w:r>
+      <w:proofErr w:type="spellStart"/>
+      <w:r>
+        <w:t>tq</w:t>
+      </w:r>
+      <w:proofErr w:type="spellEnd"/>
+      <w:r>
+        <w:t>) {</w:t>
+      </w:r>
+    </w:p>
+    <w:p>
+      <w:r>
+        <w:t xml:space="preserve">                    time += rt[</w:t>
+      </w:r>
+      <w:proofErr w:type="spellStart"/>
+      <w:r>
+        <w:t>i</w:t>
+      </w:r>
+      <w:proofErr w:type="spellEnd"/>
+      <w:r>
+        <w:t>];</w:t>
+      </w:r>
+    </w:p>
+    <w:p>
+      <w:r>
+        <w:t xml:space="preserve">                    rt[</w:t>
+      </w:r>
+      <w:proofErr w:type="spellStart"/>
+      <w:r>
+        <w:t>i</w:t>
+      </w:r>
+      <w:proofErr w:type="spellEnd"/>
+      <w:r>
+        <w:t>] = 0;</w:t>
+      </w:r>
+    </w:p>
+    <w:p/>
+    <w:p>
+      <w:r>
+        <w:t xml:space="preserve">                    </w:t>
+      </w:r>
+      <w:proofErr w:type="spellStart"/>
+      <w:r>
+        <w:t>tat</w:t>
+      </w:r>
+      <w:proofErr w:type="spellEnd"/>
+      <w:r>
+        <w:t>[</w:t>
+      </w:r>
+      <w:proofErr w:type="spellStart"/>
+      <w:r>
+        <w:t>i</w:t>
+      </w:r>
+      <w:proofErr w:type="spellEnd"/>
+      <w:r>
+        <w:t>] = time - at[</w:t>
+      </w:r>
+      <w:proofErr w:type="spellStart"/>
+      <w:r>
+        <w:t>i</w:t>
+      </w:r>
+      <w:proofErr w:type="spellEnd"/>
+      <w:r>
+        <w:t>];</w:t>
+      </w:r>
+    </w:p>
+    <w:p>
+      <w:r>
+        <w:t xml:space="preserve">                    </w:t>
+      </w:r>
+      <w:proofErr w:type="spellStart"/>
+      <w:r>
+        <w:t>wt</w:t>
+      </w:r>
+      <w:proofErr w:type="spellEnd"/>
+      <w:r>
+        <w:t>[</w:t>
+      </w:r>
+      <w:proofErr w:type="spellStart"/>
+      <w:r>
+        <w:t>i</w:t>
+      </w:r>
+      <w:proofErr w:type="spellEnd"/>
+      <w:r>
+        <w:t>] = tat[</w:t>
+      </w:r>
+      <w:proofErr w:type="spellStart"/>
+      <w:r>
+        <w:t>i</w:t>
+      </w:r>
+      <w:proofErr w:type="spellEnd"/>
+      <w:r>
+        <w:t xml:space="preserve">] - </w:t>
+      </w:r>
+      <w:proofErr w:type="spellStart"/>
+      <w:r>
+        <w:t>bt</w:t>
+      </w:r>
+      <w:proofErr w:type="spellEnd"/>
+      <w:r>
+        <w:t>[</w:t>
+      </w:r>
+      <w:proofErr w:type="spellStart"/>
+      <w:r>
+        <w:t>i</w:t>
+      </w:r>
+      <w:proofErr w:type="spellEnd"/>
+      <w:r>
+        <w:t>];</w:t>
+      </w:r>
+    </w:p>
+    <w:p/>
+    <w:p>
+      <w:r>
+        <w:t xml:space="preserve">                    completed[</w:t>
+      </w:r>
+      <w:proofErr w:type="spellStart"/>
+      <w:r>
+        <w:t>i</w:t>
+      </w:r>
+      <w:proofErr w:type="spellEnd"/>
+      <w:r>
+        <w:t>] = 1;</w:t>
+      </w:r>
+    </w:p>
+    <w:p/>
+    <w:p>
+      <w:r>
+        <w:t xml:space="preserve">                    </w:t>
+      </w:r>
+      <w:proofErr w:type="spellStart"/>
+      <w:proofErr w:type="gramStart"/>
+      <w:r>
+        <w:t>printf</w:t>
+      </w:r>
+      <w:proofErr w:type="spellEnd"/>
+      <w:r>
+        <w:t>(</w:t>
+      </w:r>
+      <w:proofErr w:type="gramEnd"/>
+      <w:r>
+        <w:t>"</w:t>
+      </w:r>
+      <w:proofErr w:type="spellStart"/>
+      <w:r>
+        <w:t>P%d</w:t>
+      </w:r>
+      <w:proofErr w:type="spellEnd"/>
+      <w:r>
+        <w:t xml:space="preserve"> ", i+1);</w:t>
+      </w:r>
+    </w:p>
+    <w:p>
+      <w:r>
+        <w:t xml:space="preserve">                } else {</w:t>
+      </w:r>
+    </w:p>
+    <w:p>
+      <w:r>
+        <w:t xml:space="preserve">                    time += </w:t>
+      </w:r>
+      <w:proofErr w:type="spellStart"/>
+      <w:r>
+        <w:t>tq</w:t>
+      </w:r>
+      <w:proofErr w:type="spellEnd"/>
+      <w:r>
+        <w:t>;</w:t>
+      </w:r>
+    </w:p>
+    <w:p>
+      <w:r>
+        <w:t xml:space="preserve">                    rt[</w:t>
+      </w:r>
+      <w:proofErr w:type="spellStart"/>
+      <w:r>
+        <w:t>i</w:t>
+      </w:r>
+      <w:proofErr w:type="spellEnd"/>
+      <w:r>
+        <w:t xml:space="preserve">] -= </w:t>
+      </w:r>
+      <w:proofErr w:type="spellStart"/>
+      <w:r>
+        <w:t>tq</w:t>
+      </w:r>
+      <w:proofErr w:type="spellEnd"/>
+      <w:r>
+        <w:t>;</w:t>
+      </w:r>
+    </w:p>
+    <w:p/>
+    <w:p>
+      <w:r>
+        <w:t xml:space="preserve">                    </w:t>
+      </w:r>
+      <w:proofErr w:type="spellStart"/>
+      <w:proofErr w:type="gramStart"/>
+      <w:r>
+        <w:t>printf</w:t>
+      </w:r>
+      <w:proofErr w:type="spellEnd"/>
+      <w:r>
+        <w:t>(</w:t>
+      </w:r>
+      <w:proofErr w:type="gramEnd"/>
+      <w:r>
+        <w:t>"</w:t>
+      </w:r>
+      <w:proofErr w:type="spellStart"/>
+      <w:r>
+        <w:t>P%d</w:t>
+      </w:r>
+      <w:proofErr w:type="spellEnd"/>
+      <w:r>
+        <w:t xml:space="preserve"> ", i+1);</w:t>
+      </w:r>
+    </w:p>
+    <w:p>
+      <w:r>
+        <w:t xml:space="preserve">                }</w:t>
+      </w:r>
+    </w:p>
+    <w:p>
+      <w:r>
+        <w:t xml:space="preserve">            }</w:t>
+      </w:r>
+    </w:p>
+    <w:p>
+      <w:r>
+        <w:lastRenderedPageBreak/>
+        <w:t xml:space="preserve">        }</w:t>
+      </w:r>
+    </w:p>
+    <w:p/>
+    <w:p>
+      <w:r>
+        <w:t xml:space="preserve">        int </w:t>
+      </w:r>
+      <w:proofErr w:type="spellStart"/>
+      <w:r>
+        <w:t>anyReady</w:t>
+      </w:r>
+      <w:proofErr w:type="spellEnd"/>
+      <w:r>
+        <w:t xml:space="preserve"> = 0;</w:t>
+      </w:r>
+    </w:p>
+    <w:p>
+      <w:r>
+        <w:t xml:space="preserve">        </w:t>
+      </w:r>
+      <w:proofErr w:type="gramStart"/>
+      <w:r>
+        <w:t>for(</w:t>
+      </w:r>
+      <w:proofErr w:type="spellStart"/>
+      <w:proofErr w:type="gramEnd"/>
+      <w:r>
+        <w:t>i</w:t>
+      </w:r>
+      <w:proofErr w:type="spellEnd"/>
+      <w:r>
+        <w:t xml:space="preserve"> = 0; </w:t>
+      </w:r>
+      <w:proofErr w:type="spellStart"/>
+      <w:r>
+        <w:t>i</w:t>
+      </w:r>
+      <w:proofErr w:type="spellEnd"/>
+      <w:r>
+        <w:t xml:space="preserve"> &lt; n; </w:t>
+      </w:r>
+      <w:proofErr w:type="spellStart"/>
+      <w:r>
+        <w:t>i</w:t>
+      </w:r>
+      <w:proofErr w:type="spellEnd"/>
+      <w:r>
+        <w:t>++) {</w:t>
+      </w:r>
+    </w:p>
+    <w:p>
+      <w:r>
+        <w:t xml:space="preserve">            if(queue[</w:t>
+      </w:r>
+      <w:proofErr w:type="spellStart"/>
+      <w:r>
+        <w:t>i</w:t>
+      </w:r>
+      <w:proofErr w:type="spellEnd"/>
+      <w:r>
+        <w:t>] == 1 &amp;&amp; rt[</w:t>
+      </w:r>
+      <w:proofErr w:type="spellStart"/>
+      <w:r>
+        <w:t>i</w:t>
+      </w:r>
+      <w:proofErr w:type="spellEnd"/>
+      <w:r>
+        <w:t>] &gt; 0 &amp;&amp; at[</w:t>
+      </w:r>
+      <w:proofErr w:type="spellStart"/>
+      <w:r>
+        <w:t>i</w:t>
+      </w:r>
+      <w:proofErr w:type="spellEnd"/>
+      <w:r>
+        <w:t>] &lt;= time) {</w:t>
+      </w:r>
+    </w:p>
+    <w:p>
+      <w:r>
+        <w:t xml:space="preserve">                </w:t>
+      </w:r>
+      <w:proofErr w:type="spellStart"/>
+      <w:r>
+        <w:t>anyReady</w:t>
+      </w:r>
+      <w:proofErr w:type="spellEnd"/>
+      <w:r>
+        <w:t xml:space="preserve"> = 1;</w:t>
+      </w:r>
+    </w:p>
+    <w:p>
+      <w:r>
+        <w:t xml:space="preserve">                break;</w:t>
+      </w:r>
+    </w:p>
+    <w:p>
+      <w:r>
+        <w:t xml:space="preserve">            }</w:t>
+      </w:r>
+    </w:p>
+    <w:p>
+      <w:r>
+        <w:t xml:space="preserve">        }</w:t>
+      </w:r>
+    </w:p>
+    <w:p>
+      <w:r>
+        <w:t xml:space="preserve">        if</w:t>
+      </w:r>
+      <w:proofErr w:type="gramStart"/>
+      <w:r>
+        <w:t>(!</w:t>
+      </w:r>
+      <w:proofErr w:type="spellStart"/>
+      <w:r>
+        <w:t>anyReady</w:t>
+      </w:r>
+      <w:proofErr w:type="spellEnd"/>
+      <w:proofErr w:type="gramEnd"/>
+      <w:r>
+        <w:t>) time++;</w:t>
+      </w:r>
+    </w:p>
+    <w:p/>
+    <w:p>
+      <w:r>
+        <w:t xml:space="preserve">        done = 1;</w:t>
+      </w:r>
+    </w:p>
+    <w:p>
+      <w:r>
+        <w:t xml:space="preserve">        </w:t>
+      </w:r>
+      <w:proofErr w:type="gramStart"/>
+      <w:r>
+        <w:t>for(</w:t>
+      </w:r>
+      <w:proofErr w:type="spellStart"/>
+      <w:proofErr w:type="gramEnd"/>
+      <w:r>
+        <w:t>i</w:t>
+      </w:r>
+      <w:proofErr w:type="spellEnd"/>
+      <w:r>
+        <w:t xml:space="preserve"> = 0; </w:t>
+      </w:r>
+      <w:proofErr w:type="spellStart"/>
+      <w:r>
+        <w:t>i</w:t>
+      </w:r>
+      <w:proofErr w:type="spellEnd"/>
+      <w:r>
+        <w:t xml:space="preserve"> &lt; n; </w:t>
+      </w:r>
+      <w:proofErr w:type="spellStart"/>
+      <w:r>
+        <w:t>i</w:t>
+      </w:r>
+      <w:proofErr w:type="spellEnd"/>
+      <w:r>
+        <w:t>++) {</w:t>
+      </w:r>
+    </w:p>
+    <w:p>
+      <w:r>
+        <w:t xml:space="preserve">            if(queue[</w:t>
+      </w:r>
+      <w:proofErr w:type="spellStart"/>
+      <w:r>
+        <w:t>i</w:t>
+      </w:r>
+      <w:proofErr w:type="spellEnd"/>
+      <w:r>
+        <w:t>] == 1 &amp;&amp; rt[</w:t>
+      </w:r>
+      <w:proofErr w:type="spellStart"/>
+      <w:r>
+        <w:t>i</w:t>
+      </w:r>
+      <w:proofErr w:type="spellEnd"/>
+      <w:r>
+        <w:t>] &gt; 0) {</w:t>
+      </w:r>
+    </w:p>
+    <w:p>
+      <w:r>
+        <w:t xml:space="preserve">                done = 0;</w:t>
+      </w:r>
+    </w:p>
+    <w:p>
+      <w:r>
+        <w:t xml:space="preserve">                break;</w:t>
+      </w:r>
+    </w:p>
+    <w:p>
+      <w:r>
+        <w:t xml:space="preserve">            }</w:t>
+      </w:r>
+    </w:p>
+    <w:p>
+      <w:r>
+        <w:t xml:space="preserve">        }</w:t>
+      </w:r>
+    </w:p>
+    <w:p/>
+    <w:p>
+      <w:r>
+        <w:t xml:space="preserve">    } while</w:t>
+      </w:r>
+      <w:proofErr w:type="gramStart"/>
+      <w:r>
+        <w:t>(!done</w:t>
+      </w:r>
+      <w:proofErr w:type="gramEnd"/>
+      <w:r>
+        <w:t>);</w:t>
+      </w:r>
+    </w:p>
+    <w:p/>
+    <w:p>
+      <w:r>
+        <w:t xml:space="preserve">    </w:t>
+      </w:r>
+      <w:proofErr w:type="spellStart"/>
+      <w:proofErr w:type="gramStart"/>
+      <w:r>
+        <w:t>printf</w:t>
+      </w:r>
+      <w:proofErr w:type="spellEnd"/>
+      <w:r>
+        <w:t>(</w:t>
+      </w:r>
+      <w:proofErr w:type="gramEnd"/>
+      <w:r>
+        <w:t>"\</w:t>
+      </w:r>
+      <w:proofErr w:type="spellStart"/>
+      <w:r>
+        <w:t>nExecution</w:t>
+      </w:r>
+      <w:proofErr w:type="spellEnd"/>
+      <w:r>
+        <w:t xml:space="preserve"> Order (Queue 2 - FCFS):\n");</w:t>
+      </w:r>
+    </w:p>
+    <w:p/>
+    <w:p>
+      <w:r>
+        <w:t xml:space="preserve">    </w:t>
+      </w:r>
+      <w:proofErr w:type="gramStart"/>
+      <w:r>
+        <w:t>for(</w:t>
+      </w:r>
+      <w:proofErr w:type="spellStart"/>
+      <w:proofErr w:type="gramEnd"/>
+      <w:r>
+        <w:t>i</w:t>
+      </w:r>
+      <w:proofErr w:type="spellEnd"/>
+      <w:r>
+        <w:t xml:space="preserve"> = 0; </w:t>
+      </w:r>
+      <w:proofErr w:type="spellStart"/>
+      <w:r>
+        <w:t>i</w:t>
+      </w:r>
+      <w:proofErr w:type="spellEnd"/>
+      <w:r>
+        <w:t xml:space="preserve"> &lt; n; </w:t>
+      </w:r>
+      <w:proofErr w:type="spellStart"/>
+      <w:r>
+        <w:t>i</w:t>
+      </w:r>
+      <w:proofErr w:type="spellEnd"/>
+      <w:r>
+        <w:t>++) {</w:t>
+      </w:r>
+    </w:p>
+    <w:p>
+      <w:r>
+        <w:t xml:space="preserve">        if(queue[</w:t>
+      </w:r>
+      <w:proofErr w:type="spellStart"/>
+      <w:r>
+        <w:t>i</w:t>
+      </w:r>
+      <w:proofErr w:type="spellEnd"/>
+      <w:r>
+        <w:t>] == 2) {</w:t>
+      </w:r>
+    </w:p>
+    <w:p>
+      <w:r>
+        <w:t xml:space="preserve">            </w:t>
+      </w:r>
+      <w:proofErr w:type="gramStart"/>
+      <w:r>
+        <w:t>if(</w:t>
+      </w:r>
+      <w:proofErr w:type="gramEnd"/>
+      <w:r>
+        <w:t>time &lt; at[</w:t>
+      </w:r>
+      <w:proofErr w:type="spellStart"/>
+      <w:r>
+        <w:t>i</w:t>
+      </w:r>
+      <w:proofErr w:type="spellEnd"/>
+      <w:r>
+        <w:t>])</w:t>
+      </w:r>
+    </w:p>
+    <w:p>
+      <w:r>
+        <w:t xml:space="preserve">                time = at[</w:t>
+      </w:r>
+      <w:proofErr w:type="spellStart"/>
+      <w:r>
+        <w:t>i</w:t>
+      </w:r>
+      <w:proofErr w:type="spellEnd"/>
+      <w:r>
+        <w:t>];</w:t>
+      </w:r>
+    </w:p>
+    <w:p/>
+    <w:p>
+      <w:r>
+        <w:t xml:space="preserve">            time += rt[</w:t>
+      </w:r>
+      <w:proofErr w:type="spellStart"/>
+      <w:r>
+        <w:t>i</w:t>
+      </w:r>
+      <w:proofErr w:type="spellEnd"/>
+      <w:r>
+        <w:t>];</w:t>
+      </w:r>
+    </w:p>
+    <w:p/>
+    <w:p>
+      <w:r>
+        <w:t xml:space="preserve">            </w:t>
+      </w:r>
+      <w:proofErr w:type="spellStart"/>
+      <w:r>
+        <w:t>tat</w:t>
+      </w:r>
+      <w:proofErr w:type="spellEnd"/>
+      <w:r>
+        <w:t>[</w:t>
+      </w:r>
+      <w:proofErr w:type="spellStart"/>
+      <w:r>
+        <w:t>i</w:t>
+      </w:r>
+      <w:proofErr w:type="spellEnd"/>
+      <w:r>
+        <w:t>] = time - at[</w:t>
+      </w:r>
+      <w:proofErr w:type="spellStart"/>
+      <w:r>
+        <w:t>i</w:t>
+      </w:r>
+      <w:proofErr w:type="spellEnd"/>
+      <w:r>
+        <w:t>];</w:t>
+      </w:r>
+    </w:p>
+    <w:p>
+      <w:r>
+        <w:t xml:space="preserve">            </w:t>
+      </w:r>
+      <w:proofErr w:type="spellStart"/>
+      <w:r>
+        <w:t>wt</w:t>
+      </w:r>
+      <w:proofErr w:type="spellEnd"/>
+      <w:r>
+        <w:t>[</w:t>
+      </w:r>
+      <w:proofErr w:type="spellStart"/>
+      <w:r>
+        <w:t>i</w:t>
+      </w:r>
+      <w:proofErr w:type="spellEnd"/>
+      <w:r>
+        <w:t>] = tat[</w:t>
+      </w:r>
+      <w:proofErr w:type="spellStart"/>
+      <w:r>
+        <w:t>i</w:t>
+      </w:r>
+      <w:proofErr w:type="spellEnd"/>
+      <w:r>
+        <w:t xml:space="preserve">] - </w:t>
+      </w:r>
+      <w:proofErr w:type="spellStart"/>
+      <w:r>
+        <w:t>bt</w:t>
+      </w:r>
+      <w:proofErr w:type="spellEnd"/>
+      <w:r>
+        <w:t>[</w:t>
+      </w:r>
+      <w:proofErr w:type="spellStart"/>
+      <w:r>
+        <w:t>i</w:t>
+      </w:r>
+      <w:proofErr w:type="spellEnd"/>
+      <w:r>
+        <w:t>];</w:t>
+      </w:r>
+    </w:p>
+    <w:p/>
+    <w:p>
+      <w:r>
+        <w:t xml:space="preserve">            rt[</w:t>
+      </w:r>
+      <w:proofErr w:type="spellStart"/>
+      <w:r>
+        <w:t>i</w:t>
+      </w:r>
+      <w:proofErr w:type="spellEnd"/>
+      <w:r>
+        <w:t>] = 0;</w:t>
+      </w:r>
+    </w:p>
+    <w:p/>
+    <w:p>
+      <w:r>
+        <w:t xml:space="preserve">            </w:t>
+      </w:r>
+      <w:proofErr w:type="spellStart"/>
+      <w:proofErr w:type="gramStart"/>
+      <w:r>
+        <w:t>printf</w:t>
+      </w:r>
+      <w:proofErr w:type="spellEnd"/>
+      <w:r>
+        <w:t>(</w:t>
+      </w:r>
+      <w:proofErr w:type="gramEnd"/>
+      <w:r>
+        <w:t>"</w:t>
+      </w:r>
+      <w:proofErr w:type="spellStart"/>
+      <w:r>
+        <w:t>P%d</w:t>
+      </w:r>
+      <w:proofErr w:type="spellEnd"/>
+      <w:r>
+        <w:t xml:space="preserve"> ", i+1);</w:t>
+      </w:r>
+    </w:p>
+    <w:p>
+      <w:r>
+        <w:t xml:space="preserve">        }</w:t>
+      </w:r>
+    </w:p>
+    <w:p>
+      <w:r>
+        <w:t xml:space="preserve">    }</w:t>
+      </w:r>
+    </w:p>
+    <w:p/>
+    <w:p>
+      <w:r>
+        <w:t xml:space="preserve">    </w:t>
+      </w:r>
+      <w:proofErr w:type="spellStart"/>
+      <w:r>
+        <w:t>printf</w:t>
+      </w:r>
+      <w:proofErr w:type="spellEnd"/>
+      <w:r>
+        <w:t>("\n\</w:t>
+      </w:r>
+      <w:proofErr w:type="spellStart"/>
+      <w:r>
+        <w:t>nProcess</w:t>
+      </w:r>
+      <w:proofErr w:type="spellEnd"/>
+      <w:r>
+        <w:t>\</w:t>
+      </w:r>
+      <w:proofErr w:type="spellStart"/>
+      <w:r>
+        <w:t>tAT</w:t>
+      </w:r>
+      <w:proofErr w:type="spellEnd"/>
+      <w:r>
+        <w:t>\</w:t>
+      </w:r>
+      <w:proofErr w:type="spellStart"/>
+      <w:r>
+        <w:t>tBT</w:t>
+      </w:r>
+      <w:proofErr w:type="spellEnd"/>
+      <w:r>
+        <w:t>\</w:t>
+      </w:r>
+      <w:proofErr w:type="spellStart"/>
+      <w:r>
+        <w:t>tWT</w:t>
+      </w:r>
+      <w:proofErr w:type="spellEnd"/>
+      <w:r>
+        <w:t>\</w:t>
+      </w:r>
+      <w:proofErr w:type="spellStart"/>
+      <w:r>
+        <w:t>tTAT</w:t>
+      </w:r>
+      <w:proofErr w:type="spellEnd"/>
+      <w:r>
+        <w:t>\n");</w:t>
+      </w:r>
+    </w:p>
+    <w:p/>
+    <w:p>
+      <w:r>
+        <w:t xml:space="preserve">    </w:t>
+      </w:r>
+      <w:proofErr w:type="gramStart"/>
+      <w:r>
+        <w:t>for(</w:t>
+      </w:r>
+      <w:proofErr w:type="spellStart"/>
+      <w:proofErr w:type="gramEnd"/>
+      <w:r>
+        <w:t>i</w:t>
+      </w:r>
+      <w:proofErr w:type="spellEnd"/>
+      <w:r>
+        <w:t xml:space="preserve"> = 0; </w:t>
+      </w:r>
+      <w:proofErr w:type="spellStart"/>
+      <w:r>
+        <w:t>i</w:t>
+      </w:r>
+      <w:proofErr w:type="spellEnd"/>
+      <w:r>
+        <w:t xml:space="preserve"> &lt; n; </w:t>
+      </w:r>
+      <w:proofErr w:type="spellStart"/>
+      <w:r>
+        <w:t>i</w:t>
+      </w:r>
+      <w:proofErr w:type="spellEnd"/>
+      <w:r>
+        <w:t>++) {</w:t>
+      </w:r>
+    </w:p>
+    <w:p>
+      <w:r>
+        <w:t xml:space="preserve">        </w:t>
+      </w:r>
+      <w:proofErr w:type="spellStart"/>
+      <w:proofErr w:type="gramStart"/>
+      <w:r>
+        <w:t>printf</w:t>
+      </w:r>
+      <w:proofErr w:type="spellEnd"/>
+      <w:r>
+        <w:t>(</w:t>
+      </w:r>
+      <w:proofErr w:type="gramEnd"/>
+      <w:r>
+        <w:t>"</w:t>
+      </w:r>
+      <w:proofErr w:type="spellStart"/>
+      <w:r>
+        <w:t>P%d</w:t>
+      </w:r>
+      <w:proofErr w:type="spellEnd"/>
+      <w:r>
+        <w:t>\</w:t>
+      </w:r>
+      <w:proofErr w:type="spellStart"/>
+      <w:r>
+        <w:t>t%d</w:t>
+      </w:r>
+      <w:proofErr w:type="spellEnd"/>
+      <w:r>
+        <w:t>\</w:t>
+      </w:r>
+      <w:proofErr w:type="spellStart"/>
+      <w:r>
+        <w:t>t%d</w:t>
+      </w:r>
+      <w:proofErr w:type="spellEnd"/>
+      <w:r>
+        <w:t>\</w:t>
+      </w:r>
+      <w:proofErr w:type="spellStart"/>
+      <w:r>
+        <w:t>t%d</w:t>
+      </w:r>
+      <w:proofErr w:type="spellEnd"/>
+      <w:r>
+        <w:t>\</w:t>
+      </w:r>
+      <w:proofErr w:type="spellStart"/>
+      <w:r>
+        <w:t>t%d</w:t>
+      </w:r>
+      <w:proofErr w:type="spellEnd"/>
+      <w:r>
+        <w:t>\n", i+1, at[</w:t>
+      </w:r>
+      <w:proofErr w:type="spellStart"/>
+      <w:r>
+        <w:t>i</w:t>
+      </w:r>
+      <w:proofErr w:type="spellEnd"/>
+      <w:r>
+        <w:t xml:space="preserve">], </w:t>
+      </w:r>
+      <w:proofErr w:type="spellStart"/>
+      <w:r>
+        <w:t>bt</w:t>
+      </w:r>
+      <w:proofErr w:type="spellEnd"/>
+      <w:r>
+        <w:t>[</w:t>
+      </w:r>
+      <w:proofErr w:type="spellStart"/>
+      <w:r>
+        <w:t>i</w:t>
+      </w:r>
+      <w:proofErr w:type="spellEnd"/>
+      <w:r>
+        <w:t xml:space="preserve">], </w:t>
+      </w:r>
+      <w:proofErr w:type="spellStart"/>
+      <w:r>
+        <w:t>wt</w:t>
+      </w:r>
+      <w:proofErr w:type="spellEnd"/>
+      <w:r>
+        <w:t>[</w:t>
+      </w:r>
+      <w:proofErr w:type="spellStart"/>
+      <w:r>
+        <w:t>i</w:t>
+      </w:r>
+      <w:proofErr w:type="spellEnd"/>
+      <w:r>
+        <w:t>], tat[</w:t>
+      </w:r>
+      <w:proofErr w:type="spellStart"/>
+      <w:r>
+        <w:t>i</w:t>
+      </w:r>
+      <w:proofErr w:type="spellEnd"/>
+      <w:r>
+        <w:t>]);</w:t>
+      </w:r>
+    </w:p>
+    <w:p>
+      <w:r>
+        <w:t xml:space="preserve">    }</w:t>
+      </w:r>
+    </w:p>
+    <w:p/>
+    <w:p>
+      <w:r>
+        <w:t xml:space="preserve">    return 0;</w:t>
+      </w:r>
+    </w:p>
+    <w:p>
+      <w:r>
+        <w:t>}</w:t>
+      </w:r>
+    </w:p>
+    <w:p/>
+    <w:p/>
+    <w:p>
+      <w:r>
+        <w:rPr>
+          <w:noProof/>
+        </w:rPr>
+        <w:lastRenderedPageBreak/>
+        <w:drawing>
+          <wp:inline distT="0" distB="0" distL="0" distR="0" wp14:anchorId="5603F2EF" wp14:editId="6E9B8603">
+            <wp:extent cx="5943600" cy="5223510"/>
+            <wp:effectExtent l="0" t="0" r="0" b="0"/>
+            <wp:docPr id="4" name="Picture 4"/>
+            <wp:cNvGraphicFramePr>
+              <a:graphicFrameLocks xmlns:a="http://schemas.openxmlformats.org/drawingml/2006/main" noChangeAspect="1"/>
+            </wp:cNvGraphicFramePr>
+            <a:graphic xmlns:a="http://schemas.openxmlformats.org/drawingml/2006/main">
+              <a:graphicData uri="http://schemas.openxmlformats.org/drawingml/2006/picture">
+                <pic:pic xmlns:pic="http://schemas.openxmlformats.org/drawingml/2006/picture">
+                  <pic:nvPicPr>
+                    <pic:cNvPr id="4" name="Picture 4"/>
+                    <pic:cNvPicPr/>
+                  </pic:nvPicPr>
+                  <pic:blipFill>
+                    <a:blip r:embed="rId12">
+                      <a:extLst>
+                        <a:ext uri="{28A0092B-C50C-407E-A947-70E740481C1C}">
+                          <a14:useLocalDpi xmlns:a14="http://schemas.microsoft.com/office/drawing/2010/main" val="0"/>
+                        </a:ext>
+                      </a:extLst>
+                    </a:blip>
+                    <a:stretch>
+                      <a:fillRect/>
+                    </a:stretch>
+                  </pic:blipFill>
+                  <pic:spPr>
+                    <a:xfrm>
+                      <a:off x="0" y="0"/>
+                      <a:ext cx="5943600" cy="5223510"/>
+                    </a:xfrm>
+                    <a:prstGeom prst="rect">
+                      <a:avLst/>
+                    </a:prstGeom>
+                  </pic:spPr>
+                </pic:pic>
+              </a:graphicData>
+            </a:graphic>
+          </wp:inline>
+        </w:drawing>
+      </w:r>
+    </w:p>
+    <w:p/>
+    <w:p/>
+    <w:p/>
+    <w:p/>
+    <w:p/>
+    <w:p/>
+    <w:p/>
+    <w:p/>
+    <w:p/>
+    <w:p/>
+    <w:p>
+      <w:pPr>
+        <w:rPr>
+          <w:b/>
+          <w:bCs/>
+          <w:sz w:val="24"/>
+          <w:szCs w:val="24"/>
+          <w:u w:val="single"/>
+        </w:rPr>
+      </w:pPr>
+      <w:r>
+        <w:rPr>
+          <w:b/>
+          <w:bCs/>
+          <w:sz w:val="24"/>
+          <w:szCs w:val="24"/>
+          <w:u w:val="single"/>
+        </w:rPr>
+        <w:lastRenderedPageBreak/>
+        <w:t xml:space="preserve">3a) </w:t>
+      </w:r>
+      <w:r>
+        <w:rPr>
+          <w:b/>
+          <w:bCs/>
+          <w:sz w:val="24"/>
+          <w:szCs w:val="24"/>
+          <w:u w:val="single"/>
+        </w:rPr>
+        <w:t>RATE MONOTONIC</w:t>
+      </w:r>
+    </w:p>
+    <w:p>
+      <w:pPr>
+        <w:rPr>
+          <w:b/>
+          <w:bCs/>
+          <w:sz w:val="24"/>
+          <w:szCs w:val="24"/>
+          <w:u w:val="single"/>
+        </w:rPr>
+      </w:pPr>
+    </w:p>
+    <w:p>
+      <w:pPr>
+        <w:rPr>
+          <w:sz w:val="24"/>
+          <w:szCs w:val="24"/>
+        </w:rPr>
+      </w:pPr>
+      <w:r>
+        <w:rPr>
+          <w:sz w:val="24"/>
+          <w:szCs w:val="24"/>
+        </w:rPr>
+        <w:t>#include &lt;</w:t>
+      </w:r>
+      <w:proofErr w:type="spellStart"/>
+      <w:r>
+        <w:rPr>
+          <w:sz w:val="24"/>
+          <w:szCs w:val="24"/>
+        </w:rPr>
+        <w:t>stdio.h</w:t>
+      </w:r>
+      <w:proofErr w:type="spellEnd"/>
+      <w:r>
+        <w:rPr>
+          <w:sz w:val="24"/>
+          <w:szCs w:val="24"/>
+        </w:rPr>
+        <w:t>&gt;</w:t>
+      </w:r>
+    </w:p>
+    <w:p>
+      <w:pPr>
+        <w:rPr>
+          <w:sz w:val="24"/>
+          <w:szCs w:val="24"/>
+        </w:rPr>
+      </w:pPr>
+      <w:r>
+        <w:rPr>
+          <w:sz w:val="24"/>
+          <w:szCs w:val="24"/>
+        </w:rPr>
+        <w:t>#include &lt;</w:t>
+      </w:r>
+      <w:proofErr w:type="spellStart"/>
+      <w:r>
+        <w:rPr>
+          <w:sz w:val="24"/>
+          <w:szCs w:val="24"/>
+        </w:rPr>
+        <w:t>math.h</w:t>
+      </w:r>
+      <w:proofErr w:type="spellEnd"/>
+      <w:r>
+        <w:rPr>
+          <w:sz w:val="24"/>
+          <w:szCs w:val="24"/>
+        </w:rPr>
+        <w:t>&gt;</w:t>
+      </w:r>
+    </w:p>
+    <w:p>
+      <w:pPr>
+        <w:rPr>
+          <w:sz w:val="24"/>
+          <w:szCs w:val="24"/>
+        </w:rPr>
+      </w:pPr>
+    </w:p>
+    <w:p>
+      <w:pPr>
+        <w:rPr>
+          <w:sz w:val="24"/>
+          <w:szCs w:val="24"/>
+        </w:rPr>
+      </w:pPr>
+      <w:r>
+        <w:rPr>
+          <w:sz w:val="24"/>
+          <w:szCs w:val="24"/>
+        </w:rPr>
+        <w:t>typedef struct {</w:t>
+      </w:r>
+    </w:p>
+    <w:p>
+      <w:pPr>
+        <w:rPr>
+          <w:sz w:val="24"/>
+          <w:szCs w:val="24"/>
+        </w:rPr>
+      </w:pPr>
+      <w:r>
+        <w:rPr>
+          <w:sz w:val="24"/>
+          <w:szCs w:val="24"/>
+        </w:rPr>
+        <w:t xml:space="preserve">    int id;</w:t>
+      </w:r>
+    </w:p>
+    <w:p>
+      <w:pPr>
+        <w:rPr>
+          <w:sz w:val="24"/>
+          <w:szCs w:val="24"/>
+        </w:rPr>
+      </w:pPr>
+      <w:r>
+        <w:rPr>
+          <w:sz w:val="24"/>
+          <w:szCs w:val="24"/>
+        </w:rPr>
+        <w:t xml:space="preserve">    float </w:t>
+      </w:r>
+      <w:proofErr w:type="spellStart"/>
+      <w:r>
+        <w:rPr>
+          <w:sz w:val="24"/>
+          <w:szCs w:val="24"/>
+        </w:rPr>
+        <w:t>burst_time</w:t>
+      </w:r>
+      <w:proofErr w:type="spellEnd"/>
+      <w:r>
+        <w:rPr>
+          <w:sz w:val="24"/>
+          <w:szCs w:val="24"/>
+        </w:rPr>
+        <w:t xml:space="preserve">;     </w:t>
+      </w:r>
+    </w:p>
+    <w:p>
+      <w:pPr>
+        <w:rPr>
+          <w:sz w:val="24"/>
+          <w:szCs w:val="24"/>
+        </w:rPr>
+      </w:pPr>
+      <w:r>
+        <w:rPr>
+          <w:sz w:val="24"/>
+          <w:szCs w:val="24"/>
+        </w:rPr>
+        <w:t xml:space="preserve">    float period;         </w:t>
+      </w:r>
+    </w:p>
+    <w:p>
+      <w:pPr>
+        <w:rPr>
+          <w:sz w:val="24"/>
+          <w:szCs w:val="24"/>
+        </w:rPr>
+      </w:pPr>
+      <w:r>
+        <w:rPr>
+          <w:sz w:val="24"/>
+          <w:szCs w:val="24"/>
+        </w:rPr>
+        <w:t xml:space="preserve">    float utilization;    </w:t>
+      </w:r>
+    </w:p>
+    <w:p>
+      <w:pPr>
+        <w:rPr>
+          <w:sz w:val="24"/>
+          <w:szCs w:val="24"/>
+        </w:rPr>
+      </w:pPr>
+      <w:r>
+        <w:rPr>
+          <w:sz w:val="24"/>
+          <w:szCs w:val="24"/>
+        </w:rPr>
+        <w:t>} Task;</w:t>
+      </w:r>
+    </w:p>
+    <w:p>
+      <w:pPr>
+        <w:rPr>
+          <w:sz w:val="24"/>
+          <w:szCs w:val="24"/>
+        </w:rPr>
+      </w:pPr>
+    </w:p>
+    <w:p>
+      <w:pPr>
+        <w:rPr>
+          <w:sz w:val="24"/>
+          <w:szCs w:val="24"/>
+        </w:rPr>
+      </w:pPr>
+      <w:r>
+        <w:rPr>
+          <w:sz w:val="24"/>
+          <w:szCs w:val="24"/>
+        </w:rPr>
+        <w:t xml:space="preserve">int </w:t>
+      </w:r>
+      <w:proofErr w:type="gramStart"/>
+      <w:r>
+        <w:rPr>
+          <w:sz w:val="24"/>
+          <w:szCs w:val="24"/>
+        </w:rPr>
+        <w:t>main(</w:t>
+      </w:r>
+      <w:proofErr w:type="gramEnd"/>
+      <w:r>
+        <w:rPr>
+          <w:sz w:val="24"/>
+          <w:szCs w:val="24"/>
+        </w:rPr>
+        <w:t>) {</w:t>
+      </w:r>
+    </w:p>
+    <w:p>
+      <w:pPr>
+        <w:rPr>
+          <w:sz w:val="24"/>
+          <w:szCs w:val="24"/>
+        </w:rPr>
+      </w:pPr>
+    </w:p>
+    <w:p>
+      <w:pPr>
+        <w:rPr>
+          <w:sz w:val="24"/>
+          <w:szCs w:val="24"/>
+        </w:rPr>
+      </w:pPr>
+      <w:r>
+        <w:rPr>
+          <w:sz w:val="24"/>
+          <w:szCs w:val="24"/>
+        </w:rPr>
+        <w:t xml:space="preserve">    int n;</w:t>
+      </w:r>
+    </w:p>
+    <w:p>
+      <w:pPr>
+        <w:rPr>
+          <w:sz w:val="24"/>
+          <w:szCs w:val="24"/>
+        </w:rPr>
+      </w:pPr>
+      <w:r>
+        <w:rPr>
+          <w:sz w:val="24"/>
+          <w:szCs w:val="24"/>
+        </w:rPr>
+        <w:t xml:space="preserve">    float </w:t>
+      </w:r>
+      <w:proofErr w:type="spellStart"/>
+      <w:r>
+        <w:rPr>
+          <w:sz w:val="24"/>
+          <w:szCs w:val="24"/>
+        </w:rPr>
+        <w:t>total_utilization</w:t>
+      </w:r>
+      <w:proofErr w:type="spellEnd"/>
+      <w:r>
+        <w:rPr>
+          <w:sz w:val="24"/>
+          <w:szCs w:val="24"/>
+        </w:rPr>
+        <w:t xml:space="preserve"> = 0.0;</w:t>
+      </w:r>
+    </w:p>
+    <w:p>
+      <w:pPr>
+        <w:rPr>
+          <w:sz w:val="24"/>
+          <w:szCs w:val="24"/>
+        </w:rPr>
+      </w:pPr>
+      <w:r>
+        <w:rPr>
+          <w:sz w:val="24"/>
+          <w:szCs w:val="24"/>
+        </w:rPr>
+        <w:t xml:space="preserve">    float bound = 0.0;</w:t>
+      </w:r>
+    </w:p>
+    <w:p>
+      <w:pPr>
+        <w:rPr>
+          <w:sz w:val="24"/>
+          <w:szCs w:val="24"/>
+        </w:rPr>
+      </w:pPr>
+    </w:p>
+    <w:p>
+      <w:pPr>
+        <w:rPr>
+          <w:sz w:val="24"/>
+          <w:szCs w:val="24"/>
+        </w:rPr>
+      </w:pPr>
+      <w:r>
+        <w:rPr>
+          <w:sz w:val="24"/>
+          <w:szCs w:val="24"/>
+        </w:rPr>
+        <w:t xml:space="preserve">    </w:t>
+      </w:r>
+      <w:proofErr w:type="spellStart"/>
+      <w:proofErr w:type="gramStart"/>
+      <w:r>
+        <w:rPr>
+          <w:sz w:val="24"/>
+          <w:szCs w:val="24"/>
+        </w:rPr>
+        <w:t>printf</w:t>
+      </w:r>
+      <w:proofErr w:type="spellEnd"/>
+      <w:r>
+        <w:rPr>
+          <w:sz w:val="24"/>
+          <w:szCs w:val="24"/>
+        </w:rPr>
+        <w:t>(</w:t>
+      </w:r>
+      <w:proofErr w:type="gramEnd"/>
+      <w:r>
+        <w:rPr>
+          <w:sz w:val="24"/>
+          <w:szCs w:val="24"/>
+        </w:rPr>
+        <w:t>"=== Rate Monotonic Scheduling (RMS) ===\n");</w:t>
+      </w:r>
+    </w:p>
+    <w:p>
+      <w:pPr>
+        <w:rPr>
+          <w:sz w:val="24"/>
+          <w:szCs w:val="24"/>
+        </w:rPr>
+      </w:pPr>
+    </w:p>
+    <w:p>
+      <w:pPr>
+        <w:rPr>
+          <w:sz w:val="24"/>
+          <w:szCs w:val="24"/>
+        </w:rPr>
+      </w:pPr>
+      <w:r>
+        <w:rPr>
+          <w:sz w:val="24"/>
+          <w:szCs w:val="24"/>
+        </w:rPr>
+        <w:t xml:space="preserve">  </w:t>
+      </w:r>
+    </w:p>
+    <w:p>
+      <w:pPr>
+        <w:rPr>
+          <w:sz w:val="24"/>
+          <w:szCs w:val="24"/>
+        </w:rPr>
+      </w:pPr>
+      <w:r>
+        <w:rPr>
+          <w:sz w:val="24"/>
+          <w:szCs w:val="24"/>
+        </w:rPr>
+        <w:t xml:space="preserve">    </w:t>
+      </w:r>
+      <w:proofErr w:type="spellStart"/>
+      <w:proofErr w:type="gramStart"/>
+      <w:r>
+        <w:rPr>
+          <w:sz w:val="24"/>
+          <w:szCs w:val="24"/>
+        </w:rPr>
+        <w:t>printf</w:t>
+      </w:r>
+      <w:proofErr w:type="spellEnd"/>
+      <w:r>
+        <w:rPr>
+          <w:sz w:val="24"/>
+          <w:szCs w:val="24"/>
+        </w:rPr>
+        <w:t>(</w:t>
+      </w:r>
+      <w:proofErr w:type="gramEnd"/>
+      <w:r>
+        <w:rPr>
+          <w:sz w:val="24"/>
+          <w:szCs w:val="24"/>
+        </w:rPr>
+        <w:t>"Enter number of tasks: ");</w:t>
+      </w:r>
+    </w:p>
+    <w:p>
+      <w:pPr>
+        <w:rPr>
+          <w:sz w:val="24"/>
+          <w:szCs w:val="24"/>
+        </w:rPr>
+      </w:pPr>
+      <w:r>
+        <w:rPr>
+          <w:sz w:val="24"/>
+          <w:szCs w:val="24"/>
+        </w:rPr>
+        <w:t xml:space="preserve">    </w:t>
+      </w:r>
+      <w:proofErr w:type="spellStart"/>
+      <w:proofErr w:type="gramStart"/>
+      <w:r>
+        <w:rPr>
+          <w:sz w:val="24"/>
+          <w:szCs w:val="24"/>
+        </w:rPr>
+        <w:t>scanf</w:t>
+      </w:r>
+      <w:proofErr w:type="spellEnd"/>
+      <w:r>
+        <w:rPr>
+          <w:sz w:val="24"/>
+          <w:szCs w:val="24"/>
+        </w:rPr>
+        <w:t>(</w:t>
+      </w:r>
+      <w:proofErr w:type="gramEnd"/>
+      <w:r>
+        <w:rPr>
+          <w:sz w:val="24"/>
+          <w:szCs w:val="24"/>
+        </w:rPr>
+        <w:t>"%d", &amp;n);</w:t>
+      </w:r>
+    </w:p>
+    <w:p>
+      <w:pPr>
+        <w:rPr>
+          <w:sz w:val="24"/>
+          <w:szCs w:val="24"/>
+        </w:rPr>
+      </w:pPr>
+    </w:p>
+    <w:p>
+      <w:pPr>
+        <w:rPr>
+          <w:sz w:val="24"/>
+          <w:szCs w:val="24"/>
+        </w:rPr>
+      </w:pPr>
+      <w:r>
+        <w:rPr>
+          <w:sz w:val="24"/>
+          <w:szCs w:val="24"/>
+        </w:rPr>
+        <w:t xml:space="preserve">    Task tasks[n];</w:t>
+      </w:r>
+    </w:p>
+    <w:p>
+      <w:pPr>
+        <w:rPr>
+          <w:sz w:val="24"/>
+          <w:szCs w:val="24"/>
+        </w:rPr>
+      </w:pPr>
+    </w:p>
+    <w:p>
+      <w:pPr>
+        <w:rPr>
+          <w:sz w:val="24"/>
+          <w:szCs w:val="24"/>
+        </w:rPr>
+      </w:pPr>
+      <w:r>
+        <w:rPr>
+          <w:sz w:val="24"/>
+          <w:szCs w:val="24"/>
+        </w:rPr>
+        <w:t xml:space="preserve">  </w:t>
+      </w:r>
+    </w:p>
+    <w:p>
+      <w:pPr>
+        <w:rPr>
+          <w:sz w:val="24"/>
+          <w:szCs w:val="24"/>
+        </w:rPr>
+      </w:pPr>
+      <w:r>
+        <w:rPr>
+          <w:sz w:val="24"/>
+          <w:szCs w:val="24"/>
+        </w:rPr>
+        <w:lastRenderedPageBreak/>
+        <w:t xml:space="preserve">    </w:t>
+      </w:r>
+      <w:proofErr w:type="gramStart"/>
+      <w:r>
+        <w:rPr>
+          <w:sz w:val="24"/>
+          <w:szCs w:val="24"/>
+        </w:rPr>
+        <w:t>for(</w:t>
+      </w:r>
+      <w:proofErr w:type="gramEnd"/>
+      <w:r>
+        <w:rPr>
+          <w:sz w:val="24"/>
+          <w:szCs w:val="24"/>
+        </w:rPr>
+        <w:t xml:space="preserve">int </w:t>
+      </w:r>
+      <w:proofErr w:type="spellStart"/>
+      <w:r>
+        <w:rPr>
+          <w:sz w:val="24"/>
+          <w:szCs w:val="24"/>
+        </w:rPr>
+        <w:t>i</w:t>
+      </w:r>
+      <w:proofErr w:type="spellEnd"/>
+      <w:r>
+        <w:rPr>
+          <w:sz w:val="24"/>
+          <w:szCs w:val="24"/>
+        </w:rPr>
+        <w:t xml:space="preserve"> = 0; </w:t>
+      </w:r>
+      <w:proofErr w:type="spellStart"/>
+      <w:r>
+        <w:rPr>
+          <w:sz w:val="24"/>
+          <w:szCs w:val="24"/>
+        </w:rPr>
+        <w:t>i</w:t>
+      </w:r>
+      <w:proofErr w:type="spellEnd"/>
+      <w:r>
+        <w:rPr>
+          <w:sz w:val="24"/>
+          <w:szCs w:val="24"/>
+        </w:rPr>
+        <w:t xml:space="preserve"> &lt; n; </w:t>
+      </w:r>
+      <w:proofErr w:type="spellStart"/>
+      <w:r>
+        <w:rPr>
+          <w:sz w:val="24"/>
+          <w:szCs w:val="24"/>
+        </w:rPr>
+        <w:t>i</w:t>
+      </w:r>
+      <w:proofErr w:type="spellEnd"/>
+      <w:r>
+        <w:rPr>
+          <w:sz w:val="24"/>
+          <w:szCs w:val="24"/>
+        </w:rPr>
+        <w:t>++) {</w:t>
+      </w:r>
+    </w:p>
+    <w:p>
+      <w:pPr>
+        <w:rPr>
+          <w:sz w:val="24"/>
+          <w:szCs w:val="24"/>
+        </w:rPr>
+      </w:pPr>
+    </w:p>
+    <w:p>
+      <w:pPr>
+        <w:rPr>
+          <w:sz w:val="24"/>
+          <w:szCs w:val="24"/>
+        </w:rPr>
+      </w:pPr>
+      <w:r>
+        <w:rPr>
+          <w:sz w:val="24"/>
+          <w:szCs w:val="24"/>
+        </w:rPr>
+        <w:t xml:space="preserve">        tasks[</w:t>
+      </w:r>
+      <w:proofErr w:type="spellStart"/>
+      <w:r>
+        <w:rPr>
+          <w:sz w:val="24"/>
+          <w:szCs w:val="24"/>
+        </w:rPr>
+        <w:t>i</w:t>
+      </w:r>
+      <w:proofErr w:type="spellEnd"/>
+      <w:r>
+        <w:rPr>
+          <w:sz w:val="24"/>
+          <w:szCs w:val="24"/>
+        </w:rPr>
+        <w:t xml:space="preserve">].id = </w:t>
+      </w:r>
+      <w:proofErr w:type="spellStart"/>
+      <w:r>
+        <w:rPr>
+          <w:sz w:val="24"/>
+          <w:szCs w:val="24"/>
+        </w:rPr>
+        <w:t>i</w:t>
+      </w:r>
+      <w:proofErr w:type="spellEnd"/>
+      <w:r>
+        <w:rPr>
+          <w:sz w:val="24"/>
+          <w:szCs w:val="24"/>
+        </w:rPr>
+        <w:t xml:space="preserve"> + 1;</w:t>
+      </w:r>
+    </w:p>
+    <w:p>
+      <w:pPr>
+        <w:rPr>
+          <w:sz w:val="24"/>
+          <w:szCs w:val="24"/>
+        </w:rPr>
+      </w:pPr>
+    </w:p>
+    <w:p>
+      <w:pPr>
+        <w:rPr>
+          <w:sz w:val="24"/>
+          <w:szCs w:val="24"/>
+        </w:rPr>
+      </w:pPr>
+      <w:r>
+        <w:rPr>
+          <w:sz w:val="24"/>
+          <w:szCs w:val="24"/>
+        </w:rPr>
+        <w:t xml:space="preserve">        </w:t>
+      </w:r>
+      <w:proofErr w:type="spellStart"/>
+      <w:proofErr w:type="gramStart"/>
+      <w:r>
+        <w:rPr>
+          <w:sz w:val="24"/>
+          <w:szCs w:val="24"/>
+        </w:rPr>
+        <w:t>printf</w:t>
+      </w:r>
+      <w:proofErr w:type="spellEnd"/>
+      <w:r>
+        <w:rPr>
+          <w:sz w:val="24"/>
+          <w:szCs w:val="24"/>
+        </w:rPr>
+        <w:t>(</w:t>
+      </w:r>
+      <w:proofErr w:type="gramEnd"/>
+      <w:r>
+        <w:rPr>
+          <w:sz w:val="24"/>
+          <w:szCs w:val="24"/>
+        </w:rPr>
+        <w:t>"\</w:t>
+      </w:r>
+      <w:proofErr w:type="spellStart"/>
+      <w:r>
+        <w:rPr>
+          <w:sz w:val="24"/>
+          <w:szCs w:val="24"/>
+        </w:rPr>
+        <w:t>nTask</w:t>
+      </w:r>
+      <w:proofErr w:type="spellEnd"/>
+      <w:r>
+        <w:rPr>
+          <w:sz w:val="24"/>
+          <w:szCs w:val="24"/>
+        </w:rPr>
+        <w:t xml:space="preserve"> </w:t>
+      </w:r>
+      <w:proofErr w:type="spellStart"/>
+      <w:r>
+        <w:rPr>
+          <w:sz w:val="24"/>
+          <w:szCs w:val="24"/>
+        </w:rPr>
+        <w:t>P%d</w:t>
+      </w:r>
+      <w:proofErr w:type="spellEnd"/>
+      <w:r>
+        <w:rPr>
+          <w:sz w:val="24"/>
+          <w:szCs w:val="24"/>
+        </w:rPr>
+        <w:t>\n", tasks[</w:t>
+      </w:r>
+      <w:proofErr w:type="spellStart"/>
+      <w:r>
+        <w:rPr>
+          <w:sz w:val="24"/>
+          <w:szCs w:val="24"/>
+        </w:rPr>
+        <w:t>i</w:t>
+      </w:r>
+      <w:proofErr w:type="spellEnd"/>
+      <w:r>
+        <w:rPr>
+          <w:sz w:val="24"/>
+          <w:szCs w:val="24"/>
+        </w:rPr>
+        <w:t>].id);</w:t>
+      </w:r>
+    </w:p>
+    <w:p>
+      <w:pPr>
+        <w:rPr>
+          <w:sz w:val="24"/>
+          <w:szCs w:val="24"/>
+        </w:rPr>
+      </w:pPr>
+    </w:p>
+    <w:p>
+      <w:pPr>
+        <w:rPr>
+          <w:sz w:val="24"/>
+          <w:szCs w:val="24"/>
+        </w:rPr>
+      </w:pPr>
+      <w:r>
+        <w:rPr>
+          <w:sz w:val="24"/>
+          <w:szCs w:val="24"/>
+        </w:rPr>
+        <w:t xml:space="preserve">        </w:t>
+      </w:r>
+      <w:proofErr w:type="spellStart"/>
+      <w:proofErr w:type="gramStart"/>
+      <w:r>
+        <w:rPr>
+          <w:sz w:val="24"/>
+          <w:szCs w:val="24"/>
+        </w:rPr>
+        <w:t>printf</w:t>
+      </w:r>
+      <w:proofErr w:type="spellEnd"/>
+      <w:r>
+        <w:rPr>
+          <w:sz w:val="24"/>
+          <w:szCs w:val="24"/>
+        </w:rPr>
+        <w:t>(</w:t>
+      </w:r>
+      <w:proofErr w:type="gramEnd"/>
+      <w:r>
+        <w:rPr>
+          <w:sz w:val="24"/>
+          <w:szCs w:val="24"/>
+        </w:rPr>
+        <w:t>"Enter Burst Time (Ci): ");</w:t>
+      </w:r>
+    </w:p>
+    <w:p>
+      <w:pPr>
+        <w:rPr>
+          <w:sz w:val="24"/>
+          <w:szCs w:val="24"/>
+        </w:rPr>
+      </w:pPr>
+      <w:r>
+        <w:rPr>
+          <w:sz w:val="24"/>
+          <w:szCs w:val="24"/>
+        </w:rPr>
+        <w:t xml:space="preserve">        </w:t>
+      </w:r>
+      <w:proofErr w:type="spellStart"/>
+      <w:proofErr w:type="gramStart"/>
+      <w:r>
+        <w:rPr>
+          <w:sz w:val="24"/>
+          <w:szCs w:val="24"/>
+        </w:rPr>
+        <w:t>scanf</w:t>
+      </w:r>
+      <w:proofErr w:type="spellEnd"/>
+      <w:r>
+        <w:rPr>
+          <w:sz w:val="24"/>
+          <w:szCs w:val="24"/>
+        </w:rPr>
+        <w:t>(</w:t>
+      </w:r>
+      <w:proofErr w:type="gramEnd"/>
+      <w:r>
+        <w:rPr>
+          <w:sz w:val="24"/>
+          <w:szCs w:val="24"/>
+        </w:rPr>
+        <w:t>"%f", &amp;tasks[</w:t>
+      </w:r>
+      <w:proofErr w:type="spellStart"/>
+      <w:r>
+        <w:rPr>
+          <w:sz w:val="24"/>
+          <w:szCs w:val="24"/>
+        </w:rPr>
+        <w:t>i</w:t>
+      </w:r>
+      <w:proofErr w:type="spellEnd"/>
+      <w:r>
+        <w:rPr>
+          <w:sz w:val="24"/>
+          <w:szCs w:val="24"/>
+        </w:rPr>
+        <w:t>].</w:t>
+      </w:r>
+      <w:proofErr w:type="spellStart"/>
+      <w:r>
+        <w:rPr>
+          <w:sz w:val="24"/>
+          <w:szCs w:val="24"/>
+        </w:rPr>
+        <w:t>burst_time</w:t>
+      </w:r>
+      <w:proofErr w:type="spellEnd"/>
+      <w:r>
+        <w:rPr>
+          <w:sz w:val="24"/>
+          <w:szCs w:val="24"/>
+        </w:rPr>
+        <w:t>);</w:t>
+      </w:r>
+    </w:p>
+    <w:p>
+      <w:pPr>
+        <w:rPr>
+          <w:sz w:val="24"/>
+          <w:szCs w:val="24"/>
+        </w:rPr>
+      </w:pPr>
+    </w:p>
+    <w:p>
+      <w:pPr>
+        <w:rPr>
+          <w:sz w:val="24"/>
+          <w:szCs w:val="24"/>
+        </w:rPr>
+      </w:pPr>
+      <w:r>
+        <w:rPr>
+          <w:sz w:val="24"/>
+          <w:szCs w:val="24"/>
+        </w:rPr>
+        <w:t xml:space="preserve">        </w:t>
+      </w:r>
+      <w:proofErr w:type="spellStart"/>
+      <w:proofErr w:type="gramStart"/>
+      <w:r>
+        <w:rPr>
+          <w:sz w:val="24"/>
+          <w:szCs w:val="24"/>
+        </w:rPr>
+        <w:t>printf</w:t>
+      </w:r>
+      <w:proofErr w:type="spellEnd"/>
+      <w:r>
+        <w:rPr>
+          <w:sz w:val="24"/>
+          <w:szCs w:val="24"/>
+        </w:rPr>
+        <w:t>(</w:t>
+      </w:r>
+      <w:proofErr w:type="gramEnd"/>
+      <w:r>
+        <w:rPr>
+          <w:sz w:val="24"/>
+          <w:szCs w:val="24"/>
+        </w:rPr>
+        <w:t>"Enter Period (</w:t>
+      </w:r>
+      <w:proofErr w:type="spellStart"/>
+      <w:r>
+        <w:rPr>
+          <w:sz w:val="24"/>
+          <w:szCs w:val="24"/>
+        </w:rPr>
+        <w:t>Ti</w:t>
+      </w:r>
+      <w:proofErr w:type="spellEnd"/>
+      <w:r>
+        <w:rPr>
+          <w:sz w:val="24"/>
+          <w:szCs w:val="24"/>
+        </w:rPr>
+        <w:t>): ");</w:t>
+      </w:r>
+    </w:p>
+    <w:p>
+      <w:pPr>
+        <w:rPr>
+          <w:sz w:val="24"/>
+          <w:szCs w:val="24"/>
+        </w:rPr>
+      </w:pPr>
+      <w:r>
+        <w:rPr>
+          <w:sz w:val="24"/>
+          <w:szCs w:val="24"/>
+        </w:rPr>
+        <w:t xml:space="preserve">        </w:t>
+      </w:r>
+      <w:proofErr w:type="spellStart"/>
+      <w:proofErr w:type="gramStart"/>
+      <w:r>
+        <w:rPr>
+          <w:sz w:val="24"/>
+          <w:szCs w:val="24"/>
+        </w:rPr>
+        <w:t>scanf</w:t>
+      </w:r>
+      <w:proofErr w:type="spellEnd"/>
+      <w:r>
+        <w:rPr>
+          <w:sz w:val="24"/>
+          <w:szCs w:val="24"/>
+        </w:rPr>
+        <w:t>(</w:t>
+      </w:r>
+      <w:proofErr w:type="gramEnd"/>
+      <w:r>
+        <w:rPr>
+          <w:sz w:val="24"/>
+          <w:szCs w:val="24"/>
+        </w:rPr>
+        <w:t>"%f", &amp;tasks[</w:t>
+      </w:r>
+      <w:proofErr w:type="spellStart"/>
+      <w:r>
+        <w:rPr>
+          <w:sz w:val="24"/>
+          <w:szCs w:val="24"/>
+        </w:rPr>
+        <w:t>i</w:t>
+      </w:r>
+      <w:proofErr w:type="spellEnd"/>
+      <w:r>
+        <w:rPr>
+          <w:sz w:val="24"/>
+          <w:szCs w:val="24"/>
+        </w:rPr>
+        <w:t>].period);</w:t>
+      </w:r>
+    </w:p>
+    <w:p>
+      <w:pPr>
+        <w:rPr>
+          <w:sz w:val="24"/>
+          <w:szCs w:val="24"/>
+        </w:rPr>
+      </w:pPr>
+    </w:p>
+    <w:p>
+      <w:pPr>
+        <w:rPr>
+          <w:sz w:val="24"/>
+          <w:szCs w:val="24"/>
+        </w:rPr>
+      </w:pPr>
+      <w:r>
+        <w:rPr>
+          <w:sz w:val="24"/>
+          <w:szCs w:val="24"/>
+        </w:rPr>
+        <w:t xml:space="preserve">        tasks[</w:t>
+      </w:r>
+      <w:proofErr w:type="spellStart"/>
+      <w:r>
+        <w:rPr>
+          <w:sz w:val="24"/>
+          <w:szCs w:val="24"/>
+        </w:rPr>
+        <w:t>i</w:t>
+      </w:r>
+      <w:proofErr w:type="spellEnd"/>
+      <w:proofErr w:type="gramStart"/>
+      <w:r>
+        <w:rPr>
+          <w:sz w:val="24"/>
+          <w:szCs w:val="24"/>
+        </w:rPr>
+        <w:t>].utilization</w:t>
+      </w:r>
+      <w:proofErr w:type="gramEnd"/>
+      <w:r>
+        <w:rPr>
+          <w:sz w:val="24"/>
+          <w:szCs w:val="24"/>
+        </w:rPr>
+        <w:t xml:space="preserve"> =</w:t>
+      </w:r>
+    </w:p>
+    <w:p>
+      <w:pPr>
+        <w:rPr>
+          <w:sz w:val="24"/>
+          <w:szCs w:val="24"/>
+        </w:rPr>
+      </w:pPr>
+      <w:r>
+        <w:rPr>
+          <w:sz w:val="24"/>
+          <w:szCs w:val="24"/>
+        </w:rPr>
+        <w:t xml:space="preserve">            tasks[</w:t>
+      </w:r>
+      <w:proofErr w:type="spellStart"/>
+      <w:r>
+        <w:rPr>
+          <w:sz w:val="24"/>
+          <w:szCs w:val="24"/>
+        </w:rPr>
+        <w:t>i</w:t>
+      </w:r>
+      <w:proofErr w:type="spellEnd"/>
+      <w:proofErr w:type="gramStart"/>
+      <w:r>
+        <w:rPr>
+          <w:sz w:val="24"/>
+          <w:szCs w:val="24"/>
+        </w:rPr>
+        <w:t>].</w:t>
+      </w:r>
+      <w:proofErr w:type="spellStart"/>
+      <w:r>
+        <w:rPr>
+          <w:sz w:val="24"/>
+          <w:szCs w:val="24"/>
+        </w:rPr>
+        <w:t>burst</w:t>
+      </w:r>
+      <w:proofErr w:type="gramEnd"/>
+      <w:r>
+        <w:rPr>
+          <w:sz w:val="24"/>
+          <w:szCs w:val="24"/>
+        </w:rPr>
+        <w:t>_time</w:t>
+      </w:r>
+      <w:proofErr w:type="spellEnd"/>
+      <w:r>
+        <w:rPr>
+          <w:sz w:val="24"/>
+          <w:szCs w:val="24"/>
+        </w:rPr>
+        <w:t xml:space="preserve"> / tasks[</w:t>
+      </w:r>
+      <w:proofErr w:type="spellStart"/>
+      <w:r>
+        <w:rPr>
+          <w:sz w:val="24"/>
+          <w:szCs w:val="24"/>
+        </w:rPr>
+        <w:t>i</w:t>
+      </w:r>
+      <w:proofErr w:type="spellEnd"/>
+      <w:r>
+        <w:rPr>
+          <w:sz w:val="24"/>
+          <w:szCs w:val="24"/>
+        </w:rPr>
+        <w:t>].period;</w:t>
+      </w:r>
+    </w:p>
+    <w:p>
+      <w:pPr>
+        <w:rPr>
+          <w:sz w:val="24"/>
+          <w:szCs w:val="24"/>
+        </w:rPr>
+      </w:pPr>
+    </w:p>
+    <w:p>
+      <w:pPr>
+        <w:rPr>
+          <w:sz w:val="24"/>
+          <w:szCs w:val="24"/>
+        </w:rPr>
+      </w:pPr>
+      <w:r>
+        <w:rPr>
+          <w:sz w:val="24"/>
+          <w:szCs w:val="24"/>
+        </w:rPr>
+        <w:t xml:space="preserve">        </w:t>
+      </w:r>
+      <w:proofErr w:type="spellStart"/>
+      <w:r>
+        <w:rPr>
+          <w:sz w:val="24"/>
+          <w:szCs w:val="24"/>
+        </w:rPr>
+        <w:t>total_utilization</w:t>
+      </w:r>
+      <w:proofErr w:type="spellEnd"/>
+      <w:r>
+        <w:rPr>
+          <w:sz w:val="24"/>
+          <w:szCs w:val="24"/>
+        </w:rPr>
+        <w:t xml:space="preserve"> += tasks[</w:t>
+      </w:r>
+      <w:proofErr w:type="spellStart"/>
+      <w:r>
+        <w:rPr>
+          <w:sz w:val="24"/>
+          <w:szCs w:val="24"/>
+        </w:rPr>
+        <w:t>i</w:t>
+      </w:r>
+      <w:proofErr w:type="spellEnd"/>
+      <w:proofErr w:type="gramStart"/>
+      <w:r>
+        <w:rPr>
+          <w:sz w:val="24"/>
+          <w:szCs w:val="24"/>
+        </w:rPr>
+        <w:t>].utilization</w:t>
+      </w:r>
+      <w:proofErr w:type="gramEnd"/>
+      <w:r>
+        <w:rPr>
+          <w:sz w:val="24"/>
+          <w:szCs w:val="24"/>
+        </w:rPr>
+        <w:t>;</w:t>
+      </w:r>
+    </w:p>
+    <w:p>
+      <w:pPr>
+        <w:rPr>
+          <w:sz w:val="24"/>
+          <w:szCs w:val="24"/>
+        </w:rPr>
+      </w:pPr>
+      <w:r>
+        <w:rPr>
+          <w:sz w:val="24"/>
+          <w:szCs w:val="24"/>
+        </w:rPr>
+        <w:t xml:space="preserve">    }</w:t>
+      </w:r>
+    </w:p>
+    <w:p>
+      <w:pPr>
+        <w:rPr>
+          <w:sz w:val="24"/>
+          <w:szCs w:val="24"/>
+        </w:rPr>
+      </w:pPr>
+    </w:p>
+    <w:p>
+      <w:pPr>
+        <w:rPr>
+          <w:sz w:val="24"/>
+          <w:szCs w:val="24"/>
+        </w:rPr>
+      </w:pPr>
+      <w:r>
+        <w:rPr>
+          <w:sz w:val="24"/>
+          <w:szCs w:val="24"/>
+        </w:rPr>
+        <w:t xml:space="preserve"> </w:t>
+      </w:r>
+    </w:p>
+    <w:p>
+      <w:pPr>
+        <w:rPr>
+          <w:sz w:val="24"/>
+          <w:szCs w:val="24"/>
+        </w:rPr>
+      </w:pPr>
+      <w:r>
+        <w:rPr>
+          <w:sz w:val="24"/>
+          <w:szCs w:val="24"/>
+        </w:rPr>
+        <w:t xml:space="preserve">    bound = n * (</w:t>
+      </w:r>
+      <w:proofErr w:type="gramStart"/>
+      <w:r>
+        <w:rPr>
+          <w:sz w:val="24"/>
+          <w:szCs w:val="24"/>
+        </w:rPr>
+        <w:t>pow(</w:t>
+      </w:r>
+      <w:proofErr w:type="gramEnd"/>
+      <w:r>
+        <w:rPr>
+          <w:sz w:val="24"/>
+          <w:szCs w:val="24"/>
+        </w:rPr>
+        <w:t>2.0, 1.0 / n) - 1.0);</w:t>
+      </w:r>
+    </w:p>
+    <w:p>
+      <w:pPr>
+        <w:rPr>
+          <w:sz w:val="24"/>
+          <w:szCs w:val="24"/>
+        </w:rPr>
+      </w:pPr>
+    </w:p>
+    <w:p>
+      <w:pPr>
+        <w:rPr>
+          <w:sz w:val="24"/>
+          <w:szCs w:val="24"/>
+        </w:rPr>
+      </w:pPr>
+      <w:r>
+        <w:rPr>
+          <w:sz w:val="24"/>
+          <w:szCs w:val="24"/>
+        </w:rPr>
+        <w:t xml:space="preserve">   </w:t>
+      </w:r>
+    </w:p>
+    <w:p>
+      <w:pPr>
+        <w:rPr>
+          <w:sz w:val="24"/>
+          <w:szCs w:val="24"/>
+        </w:rPr>
+      </w:pPr>
+      <w:r>
+        <w:rPr>
+          <w:sz w:val="24"/>
+          <w:szCs w:val="24"/>
+        </w:rPr>
+        <w:t xml:space="preserve">    </w:t>
+      </w:r>
+      <w:proofErr w:type="spellStart"/>
+      <w:proofErr w:type="gramStart"/>
+      <w:r>
+        <w:rPr>
+          <w:sz w:val="24"/>
+          <w:szCs w:val="24"/>
+        </w:rPr>
+        <w:t>printf</w:t>
+      </w:r>
+      <w:proofErr w:type="spellEnd"/>
+      <w:r>
+        <w:rPr>
+          <w:sz w:val="24"/>
+          <w:szCs w:val="24"/>
+        </w:rPr>
+        <w:t>(</w:t>
+      </w:r>
+      <w:proofErr w:type="gramEnd"/>
+      <w:r>
+        <w:rPr>
+          <w:sz w:val="24"/>
+          <w:szCs w:val="24"/>
+        </w:rPr>
+        <w:t>"\n--- Task Details ---\n");</w:t>
+      </w:r>
+    </w:p>
+    <w:p>
+      <w:pPr>
+        <w:rPr>
+          <w:sz w:val="24"/>
+          <w:szCs w:val="24"/>
+        </w:rPr>
+      </w:pPr>
+    </w:p>
+    <w:p>
+      <w:pPr>
+        <w:rPr>
+          <w:sz w:val="24"/>
+          <w:szCs w:val="24"/>
+        </w:rPr>
+      </w:pPr>
+      <w:r>
+        <w:rPr>
+          <w:sz w:val="24"/>
+          <w:szCs w:val="24"/>
+        </w:rPr>
+        <w:t xml:space="preserve">    </w:t>
+      </w:r>
+      <w:proofErr w:type="gramStart"/>
+      <w:r>
+        <w:rPr>
+          <w:sz w:val="24"/>
+          <w:szCs w:val="24"/>
+        </w:rPr>
+        <w:t>for(</w:t>
+      </w:r>
+      <w:proofErr w:type="gramEnd"/>
+      <w:r>
+        <w:rPr>
+          <w:sz w:val="24"/>
+          <w:szCs w:val="24"/>
+        </w:rPr>
+        <w:t xml:space="preserve">int </w:t>
+      </w:r>
+      <w:proofErr w:type="spellStart"/>
+      <w:r>
+        <w:rPr>
+          <w:sz w:val="24"/>
+          <w:szCs w:val="24"/>
+        </w:rPr>
+        <w:t>i</w:t>
+      </w:r>
+      <w:proofErr w:type="spellEnd"/>
+      <w:r>
+        <w:rPr>
+          <w:sz w:val="24"/>
+          <w:szCs w:val="24"/>
+        </w:rPr>
+        <w:t xml:space="preserve"> = 0; </w:t>
+      </w:r>
+      <w:proofErr w:type="spellStart"/>
+      <w:r>
+        <w:rPr>
+          <w:sz w:val="24"/>
+          <w:szCs w:val="24"/>
+        </w:rPr>
+        <w:t>i</w:t>
+      </w:r>
+      <w:proofErr w:type="spellEnd"/>
+      <w:r>
+        <w:rPr>
+          <w:sz w:val="24"/>
+          <w:szCs w:val="24"/>
+        </w:rPr>
+        <w:t xml:space="preserve"> &lt; n; </w:t>
+      </w:r>
+      <w:proofErr w:type="spellStart"/>
+      <w:r>
+        <w:rPr>
+          <w:sz w:val="24"/>
+          <w:szCs w:val="24"/>
+        </w:rPr>
+        <w:t>i</w:t>
+      </w:r>
+      <w:proofErr w:type="spellEnd"/>
+      <w:r>
+        <w:rPr>
+          <w:sz w:val="24"/>
+          <w:szCs w:val="24"/>
+        </w:rPr>
+        <w:t>++) {</w:t>
+      </w:r>
+    </w:p>
+    <w:p>
+      <w:pPr>
+        <w:rPr>
+          <w:sz w:val="24"/>
+          <w:szCs w:val="24"/>
+        </w:rPr>
+      </w:pPr>
+    </w:p>
+    <w:p>
+      <w:pPr>
+        <w:rPr>
+          <w:sz w:val="24"/>
+          <w:szCs w:val="24"/>
+        </w:rPr>
+      </w:pPr>
+      <w:r>
+        <w:rPr>
+          <w:sz w:val="24"/>
+          <w:szCs w:val="24"/>
+        </w:rPr>
+        <w:t xml:space="preserve">        </w:t>
+      </w:r>
+      <w:proofErr w:type="spellStart"/>
+      <w:proofErr w:type="gramStart"/>
+      <w:r>
+        <w:rPr>
+          <w:sz w:val="24"/>
+          <w:szCs w:val="24"/>
+        </w:rPr>
+        <w:t>printf</w:t>
+      </w:r>
+      <w:proofErr w:type="spellEnd"/>
+      <w:r>
+        <w:rPr>
+          <w:sz w:val="24"/>
+          <w:szCs w:val="24"/>
+        </w:rPr>
+        <w:t>(</w:t>
+      </w:r>
+      <w:proofErr w:type="gramEnd"/>
+      <w:r>
+        <w:rPr>
+          <w:sz w:val="24"/>
+          <w:szCs w:val="24"/>
+        </w:rPr>
+        <w:t xml:space="preserve">"Task </w:t>
+      </w:r>
+      <w:proofErr w:type="spellStart"/>
+      <w:r>
+        <w:rPr>
+          <w:sz w:val="24"/>
+          <w:szCs w:val="24"/>
+        </w:rPr>
+        <w:t>P%d</w:t>
+      </w:r>
+      <w:proofErr w:type="spellEnd"/>
+      <w:r>
+        <w:rPr>
+          <w:sz w:val="24"/>
+          <w:szCs w:val="24"/>
+        </w:rPr>
+        <w:t xml:space="preserve"> : Ui = %.4f\n",</w:t>
+      </w:r>
+    </w:p>
+    <w:p>
+      <w:pPr>
+        <w:rPr>
+          <w:sz w:val="24"/>
+          <w:szCs w:val="24"/>
+        </w:rPr>
+      </w:pPr>
+      <w:r>
+        <w:rPr>
+          <w:sz w:val="24"/>
+          <w:szCs w:val="24"/>
+        </w:rPr>
+        <w:lastRenderedPageBreak/>
+        <w:t xml:space="preserve">               tasks[</w:t>
+      </w:r>
+      <w:proofErr w:type="spellStart"/>
+      <w:r>
+        <w:rPr>
+          <w:sz w:val="24"/>
+          <w:szCs w:val="24"/>
+        </w:rPr>
+        <w:t>i</w:t>
+      </w:r>
+      <w:proofErr w:type="spellEnd"/>
+      <w:r>
+        <w:rPr>
+          <w:sz w:val="24"/>
+          <w:szCs w:val="24"/>
+        </w:rPr>
+        <w:t>].id,</w:t>
+      </w:r>
+    </w:p>
+    <w:p>
+      <w:pPr>
+        <w:rPr>
+          <w:sz w:val="24"/>
+          <w:szCs w:val="24"/>
+        </w:rPr>
+      </w:pPr>
+      <w:r>
+        <w:rPr>
+          <w:sz w:val="24"/>
+          <w:szCs w:val="24"/>
+        </w:rPr>
+        <w:t xml:space="preserve">               tasks[</w:t>
+      </w:r>
+      <w:proofErr w:type="spellStart"/>
+      <w:r>
+        <w:rPr>
+          <w:sz w:val="24"/>
+          <w:szCs w:val="24"/>
+        </w:rPr>
+        <w:t>i</w:t>
+      </w:r>
+      <w:proofErr w:type="spellEnd"/>
+      <w:proofErr w:type="gramStart"/>
+      <w:r>
+        <w:rPr>
+          <w:sz w:val="24"/>
+          <w:szCs w:val="24"/>
+        </w:rPr>
+        <w:t>].utilization</w:t>
+      </w:r>
+      <w:proofErr w:type="gramEnd"/>
+      <w:r>
+        <w:rPr>
+          <w:sz w:val="24"/>
+          <w:szCs w:val="24"/>
+        </w:rPr>
+        <w:t>);</w:t>
+      </w:r>
+    </w:p>
+    <w:p>
+      <w:pPr>
+        <w:rPr>
+          <w:sz w:val="24"/>
+          <w:szCs w:val="24"/>
+        </w:rPr>
+      </w:pPr>
+      <w:r>
+        <w:rPr>
+          <w:sz w:val="24"/>
+          <w:szCs w:val="24"/>
+        </w:rPr>
+        <w:t xml:space="preserve">    }</w:t>
+      </w:r>
+    </w:p>
+    <w:p>
+      <w:pPr>
+        <w:rPr>
+          <w:sz w:val="24"/>
+          <w:szCs w:val="24"/>
+        </w:rPr>
+      </w:pPr>
+    </w:p>
+    <w:p>
+      <w:pPr>
+        <w:rPr>
+          <w:sz w:val="24"/>
+          <w:szCs w:val="24"/>
+        </w:rPr>
+      </w:pPr>
+      <w:r>
+        <w:rPr>
+          <w:sz w:val="24"/>
+          <w:szCs w:val="24"/>
+        </w:rPr>
+        <w:t xml:space="preserve"> </w:t>
+      </w:r>
+    </w:p>
+    <w:p>
+      <w:pPr>
+        <w:rPr>
+          <w:sz w:val="24"/>
+          <w:szCs w:val="24"/>
+        </w:rPr>
+      </w:pPr>
+      <w:r>
+        <w:rPr>
+          <w:sz w:val="24"/>
+          <w:szCs w:val="24"/>
+        </w:rPr>
+        <w:t xml:space="preserve">    </w:t>
+      </w:r>
+      <w:proofErr w:type="spellStart"/>
+      <w:proofErr w:type="gramStart"/>
+      <w:r>
+        <w:rPr>
+          <w:sz w:val="24"/>
+          <w:szCs w:val="24"/>
+        </w:rPr>
+        <w:t>printf</w:t>
+      </w:r>
+      <w:proofErr w:type="spellEnd"/>
+      <w:r>
+        <w:rPr>
+          <w:sz w:val="24"/>
+          <w:szCs w:val="24"/>
+        </w:rPr>
+        <w:t>(</w:t>
+      </w:r>
+      <w:proofErr w:type="gramEnd"/>
+      <w:r>
+        <w:rPr>
+          <w:sz w:val="24"/>
+          <w:szCs w:val="24"/>
+        </w:rPr>
+        <w:t>"\n--- RMS Analysis ---\n");</w:t>
+      </w:r>
+    </w:p>
+    <w:p>
+      <w:pPr>
+        <w:rPr>
+          <w:sz w:val="24"/>
+          <w:szCs w:val="24"/>
+        </w:rPr>
+      </w:pPr>
+    </w:p>
+    <w:p>
+      <w:pPr>
+        <w:rPr>
+          <w:sz w:val="24"/>
+          <w:szCs w:val="24"/>
+        </w:rPr>
+      </w:pPr>
+      <w:r>
+        <w:rPr>
+          <w:sz w:val="24"/>
+          <w:szCs w:val="24"/>
+        </w:rPr>
+        <w:t xml:space="preserve">    </w:t>
+      </w:r>
+      <w:proofErr w:type="spellStart"/>
+      <w:proofErr w:type="gramStart"/>
+      <w:r>
+        <w:rPr>
+          <w:sz w:val="24"/>
+          <w:szCs w:val="24"/>
+        </w:rPr>
+        <w:t>printf</w:t>
+      </w:r>
+      <w:proofErr w:type="spellEnd"/>
+      <w:r>
+        <w:rPr>
+          <w:sz w:val="24"/>
+          <w:szCs w:val="24"/>
+        </w:rPr>
+        <w:t>(</w:t>
+      </w:r>
+      <w:proofErr w:type="gramEnd"/>
+      <w:r>
+        <w:rPr>
+          <w:sz w:val="24"/>
+          <w:szCs w:val="24"/>
+        </w:rPr>
+        <w:t>"Total CPU Utilization = %.4f\n",</w:t>
+      </w:r>
+    </w:p>
+    <w:p>
+      <w:pPr>
+        <w:rPr>
+          <w:sz w:val="24"/>
+          <w:szCs w:val="24"/>
+        </w:rPr>
+      </w:pPr>
+      <w:r>
+        <w:rPr>
+          <w:sz w:val="24"/>
+          <w:szCs w:val="24"/>
+        </w:rPr>
+        <w:t xml:space="preserve">           </w:t>
+      </w:r>
+      <w:proofErr w:type="spellStart"/>
+      <w:r>
+        <w:rPr>
+          <w:sz w:val="24"/>
+          <w:szCs w:val="24"/>
+        </w:rPr>
+        <w:t>total_utilization</w:t>
+      </w:r>
+      <w:proofErr w:type="spellEnd"/>
+      <w:r>
+        <w:rPr>
+          <w:sz w:val="24"/>
+          <w:szCs w:val="24"/>
+        </w:rPr>
+        <w:t>);</w:t>
+      </w:r>
+    </w:p>
+    <w:p>
+      <w:pPr>
+        <w:rPr>
+          <w:sz w:val="24"/>
+          <w:szCs w:val="24"/>
+        </w:rPr>
+      </w:pPr>
+    </w:p>
+    <w:p>
+      <w:pPr>
+        <w:rPr>
+          <w:sz w:val="24"/>
+          <w:szCs w:val="24"/>
+        </w:rPr>
+      </w:pPr>
+      <w:r>
+        <w:rPr>
+          <w:sz w:val="24"/>
+          <w:szCs w:val="24"/>
+        </w:rPr>
+        <w:t xml:space="preserve">    </w:t>
+      </w:r>
+      <w:proofErr w:type="spellStart"/>
+      <w:proofErr w:type="gramStart"/>
+      <w:r>
+        <w:rPr>
+          <w:sz w:val="24"/>
+          <w:szCs w:val="24"/>
+        </w:rPr>
+        <w:t>printf</w:t>
+      </w:r>
+      <w:proofErr w:type="spellEnd"/>
+      <w:r>
+        <w:rPr>
+          <w:sz w:val="24"/>
+          <w:szCs w:val="24"/>
+        </w:rPr>
+        <w:t>(</w:t>
+      </w:r>
+      <w:proofErr w:type="gramEnd"/>
+      <w:r>
+        <w:rPr>
+          <w:sz w:val="24"/>
+          <w:szCs w:val="24"/>
+        </w:rPr>
+        <w:t>"RMS Bound = %.4f\n", bound);</w:t>
+      </w:r>
+    </w:p>
+    <w:p>
+      <w:pPr>
+        <w:rPr>
+          <w:sz w:val="24"/>
+          <w:szCs w:val="24"/>
+        </w:rPr>
+      </w:pPr>
+    </w:p>
+    <w:p>
+      <w:pPr>
+        <w:rPr>
+          <w:sz w:val="24"/>
+          <w:szCs w:val="24"/>
+        </w:rPr>
+      </w:pPr>
+      <w:r>
+        <w:rPr>
+          <w:sz w:val="24"/>
+          <w:szCs w:val="24"/>
+        </w:rPr>
+        <w:t xml:space="preserve">  </w:t>
+      </w:r>
+    </w:p>
+    <w:p>
+      <w:pPr>
+        <w:rPr>
+          <w:sz w:val="24"/>
+          <w:szCs w:val="24"/>
+        </w:rPr>
+      </w:pPr>
+      <w:r>
+        <w:rPr>
+          <w:sz w:val="24"/>
+          <w:szCs w:val="24"/>
+        </w:rPr>
+        <w:t xml:space="preserve">    </w:t>
+      </w:r>
+      <w:proofErr w:type="gramStart"/>
+      <w:r>
+        <w:rPr>
+          <w:sz w:val="24"/>
+          <w:szCs w:val="24"/>
+        </w:rPr>
+        <w:t>if(</w:t>
+      </w:r>
+      <w:proofErr w:type="spellStart"/>
+      <w:proofErr w:type="gramEnd"/>
+      <w:r>
+        <w:rPr>
+          <w:sz w:val="24"/>
+          <w:szCs w:val="24"/>
+        </w:rPr>
+        <w:t>total_utilization</w:t>
+      </w:r>
+      <w:proofErr w:type="spellEnd"/>
+      <w:r>
+        <w:rPr>
+          <w:sz w:val="24"/>
+          <w:szCs w:val="24"/>
+        </w:rPr>
+        <w:t xml:space="preserve"> &lt;= bound) {</w:t>
+      </w:r>
+    </w:p>
+    <w:p>
+      <w:pPr>
+        <w:rPr>
+          <w:sz w:val="24"/>
+          <w:szCs w:val="24"/>
+        </w:rPr>
+      </w:pPr>
+    </w:p>
+    <w:p>
+      <w:pPr>
+        <w:rPr>
+          <w:sz w:val="24"/>
+          <w:szCs w:val="24"/>
+        </w:rPr>
+      </w:pPr>
+      <w:r>
+        <w:rPr>
+          <w:sz w:val="24"/>
+          <w:szCs w:val="24"/>
+        </w:rPr>
+        <w:t xml:space="preserve">        </w:t>
+      </w:r>
+      <w:proofErr w:type="spellStart"/>
+      <w:proofErr w:type="gramStart"/>
+      <w:r>
+        <w:rPr>
+          <w:sz w:val="24"/>
+          <w:szCs w:val="24"/>
+        </w:rPr>
+        <w:t>printf</w:t>
+      </w:r>
+      <w:proofErr w:type="spellEnd"/>
+      <w:r>
+        <w:rPr>
+          <w:sz w:val="24"/>
+          <w:szCs w:val="24"/>
+        </w:rPr>
+        <w:t>(</w:t>
+      </w:r>
+      <w:proofErr w:type="gramEnd"/>
+      <w:r>
+        <w:rPr>
+          <w:sz w:val="24"/>
+          <w:szCs w:val="24"/>
+        </w:rPr>
+        <w:t>"\</w:t>
+      </w:r>
+      <w:proofErr w:type="spellStart"/>
+      <w:r>
+        <w:rPr>
+          <w:sz w:val="24"/>
+          <w:szCs w:val="24"/>
+        </w:rPr>
+        <w:t>nSCHEDULABLE</w:t>
+      </w:r>
+      <w:proofErr w:type="spellEnd"/>
+      <w:r>
+        <w:rPr>
+          <w:sz w:val="24"/>
+          <w:szCs w:val="24"/>
+        </w:rPr>
+        <w:t xml:space="preserve"> under RMS\n");</w:t>
+      </w:r>
+    </w:p>
+    <w:p>
+      <w:pPr>
+        <w:rPr>
+          <w:sz w:val="24"/>
+          <w:szCs w:val="24"/>
+        </w:rPr>
+      </w:pPr>
+    </w:p>
+    <w:p>
+      <w:pPr>
+        <w:rPr>
+          <w:sz w:val="24"/>
+          <w:szCs w:val="24"/>
+        </w:rPr>
+      </w:pPr>
+      <w:r>
+        <w:rPr>
+          <w:sz w:val="24"/>
+          <w:szCs w:val="24"/>
+        </w:rPr>
+        <w:t xml:space="preserve">    }</w:t>
+      </w:r>
+    </w:p>
+    <w:p>
+      <w:pPr>
+        <w:rPr>
+          <w:sz w:val="24"/>
+          <w:szCs w:val="24"/>
+        </w:rPr>
+      </w:pPr>
+      <w:r>
+        <w:rPr>
+          <w:sz w:val="24"/>
+          <w:szCs w:val="24"/>
+        </w:rPr>
+        <w:t xml:space="preserve">    else </w:t>
+      </w:r>
+      <w:proofErr w:type="gramStart"/>
+      <w:r>
+        <w:rPr>
+          <w:sz w:val="24"/>
+          <w:szCs w:val="24"/>
+        </w:rPr>
+        <w:t>if(</w:t>
+      </w:r>
+      <w:proofErr w:type="spellStart"/>
+      <w:proofErr w:type="gramEnd"/>
+      <w:r>
+        <w:rPr>
+          <w:sz w:val="24"/>
+          <w:szCs w:val="24"/>
+        </w:rPr>
+        <w:t>total_utilization</w:t>
+      </w:r>
+      <w:proofErr w:type="spellEnd"/>
+      <w:r>
+        <w:rPr>
+          <w:sz w:val="24"/>
+          <w:szCs w:val="24"/>
+        </w:rPr>
+        <w:t xml:space="preserve"> &lt;= 1.0) {</w:t>
+      </w:r>
+    </w:p>
+    <w:p>
+      <w:pPr>
+        <w:rPr>
+          <w:sz w:val="24"/>
+          <w:szCs w:val="24"/>
+        </w:rPr>
+      </w:pPr>
+    </w:p>
+    <w:p>
+      <w:pPr>
+        <w:rPr>
+          <w:sz w:val="24"/>
+          <w:szCs w:val="24"/>
+        </w:rPr>
+      </w:pPr>
+      <w:r>
+        <w:rPr>
+          <w:sz w:val="24"/>
+          <w:szCs w:val="24"/>
+        </w:rPr>
+        <w:t xml:space="preserve">        </w:t>
+      </w:r>
+      <w:proofErr w:type="spellStart"/>
+      <w:proofErr w:type="gramStart"/>
+      <w:r>
+        <w:rPr>
+          <w:sz w:val="24"/>
+          <w:szCs w:val="24"/>
+        </w:rPr>
+        <w:t>printf</w:t>
+      </w:r>
+      <w:proofErr w:type="spellEnd"/>
+      <w:r>
+        <w:rPr>
+          <w:sz w:val="24"/>
+          <w:szCs w:val="24"/>
+        </w:rPr>
+        <w:t>(</w:t>
+      </w:r>
+      <w:proofErr w:type="gramEnd"/>
+      <w:r>
+        <w:rPr>
+          <w:sz w:val="24"/>
+          <w:szCs w:val="24"/>
+        </w:rPr>
+        <w:t>"\</w:t>
+      </w:r>
+      <w:proofErr w:type="spellStart"/>
+      <w:r>
+        <w:rPr>
+          <w:sz w:val="24"/>
+          <w:szCs w:val="24"/>
+        </w:rPr>
+        <w:t>nMAY</w:t>
+      </w:r>
+      <w:proofErr w:type="spellEnd"/>
+      <w:r>
+        <w:rPr>
+          <w:sz w:val="24"/>
+          <w:szCs w:val="24"/>
+        </w:rPr>
+        <w:t xml:space="preserve"> BE SCHEDULABLE\n");</w:t>
+      </w:r>
+    </w:p>
+    <w:p>
+      <w:pPr>
+        <w:rPr>
+          <w:sz w:val="24"/>
+          <w:szCs w:val="24"/>
+        </w:rPr>
+      </w:pPr>
+      <w:r>
+        <w:rPr>
+          <w:sz w:val="24"/>
+          <w:szCs w:val="24"/>
+        </w:rPr>
+        <w:t xml:space="preserve">        </w:t>
+      </w:r>
+      <w:proofErr w:type="spellStart"/>
+      <w:proofErr w:type="gramStart"/>
+      <w:r>
+        <w:rPr>
+          <w:sz w:val="24"/>
+          <w:szCs w:val="24"/>
+        </w:rPr>
+        <w:t>printf</w:t>
+      </w:r>
+      <w:proofErr w:type="spellEnd"/>
+      <w:r>
+        <w:rPr>
+          <w:sz w:val="24"/>
+          <w:szCs w:val="24"/>
+        </w:rPr>
+        <w:t>(</w:t>
+      </w:r>
+      <w:proofErr w:type="gramEnd"/>
+      <w:r>
+        <w:rPr>
+          <w:sz w:val="24"/>
+          <w:szCs w:val="24"/>
+        </w:rPr>
+        <w:t>"(Utilization exceeds RMS bound but &lt;= 1)\n");</w:t>
+      </w:r>
+    </w:p>
+    <w:p>
+      <w:pPr>
+        <w:rPr>
+          <w:sz w:val="24"/>
+          <w:szCs w:val="24"/>
+        </w:rPr>
+      </w:pPr>
+    </w:p>
+    <w:p>
+      <w:pPr>
+        <w:rPr>
+          <w:sz w:val="24"/>
+          <w:szCs w:val="24"/>
+        </w:rPr>
+      </w:pPr>
+      <w:r>
+        <w:rPr>
+          <w:sz w:val="24"/>
+          <w:szCs w:val="24"/>
+        </w:rPr>
+        <w:t xml:space="preserve">    }</w:t>
+      </w:r>
+    </w:p>
+    <w:p>
+      <w:pPr>
+        <w:rPr>
+          <w:sz w:val="24"/>
+          <w:szCs w:val="24"/>
+        </w:rPr>
+      </w:pPr>
+      <w:r>
+        <w:rPr>
+          <w:sz w:val="24"/>
+          <w:szCs w:val="24"/>
+        </w:rPr>
+        <w:t xml:space="preserve">    else {</w:t>
+      </w:r>
+    </w:p>
+    <w:p>
+      <w:pPr>
+        <w:rPr>
+          <w:sz w:val="24"/>
+          <w:szCs w:val="24"/>
+        </w:rPr>
+      </w:pPr>
+    </w:p>
+    <w:p>
+      <w:pPr>
+        <w:rPr>
+          <w:sz w:val="24"/>
+          <w:szCs w:val="24"/>
+        </w:rPr>
+      </w:pPr>
+      <w:r>
+        <w:rPr>
+          <w:sz w:val="24"/>
+          <w:szCs w:val="24"/>
+        </w:rPr>
+        <w:t xml:space="preserve">        </w:t>
+      </w:r>
+      <w:proofErr w:type="spellStart"/>
+      <w:proofErr w:type="gramStart"/>
+      <w:r>
+        <w:rPr>
+          <w:sz w:val="24"/>
+          <w:szCs w:val="24"/>
+        </w:rPr>
+        <w:t>printf</w:t>
+      </w:r>
+      <w:proofErr w:type="spellEnd"/>
+      <w:r>
+        <w:rPr>
+          <w:sz w:val="24"/>
+          <w:szCs w:val="24"/>
+        </w:rPr>
+        <w:t>(</w:t>
+      </w:r>
+      <w:proofErr w:type="gramEnd"/>
+      <w:r>
+        <w:rPr>
+          <w:sz w:val="24"/>
+          <w:szCs w:val="24"/>
+        </w:rPr>
+        <w:t>"\</w:t>
+      </w:r>
+      <w:proofErr w:type="spellStart"/>
+      <w:r>
+        <w:rPr>
+          <w:sz w:val="24"/>
+          <w:szCs w:val="24"/>
+        </w:rPr>
+        <w:t>nNOT</w:t>
+      </w:r>
+      <w:proofErr w:type="spellEnd"/>
+      <w:r>
+        <w:rPr>
+          <w:sz w:val="24"/>
+          <w:szCs w:val="24"/>
+        </w:rPr>
+        <w:t xml:space="preserve"> SCHEDULABLE\n");</w:t>
+      </w:r>
+    </w:p>
+    <w:p>
+      <w:pPr>
+        <w:rPr>
+          <w:sz w:val="24"/>
+          <w:szCs w:val="24"/>
+        </w:rPr>
+      </w:pPr>
+      <w:r>
+        <w:rPr>
+          <w:sz w:val="24"/>
+          <w:szCs w:val="24"/>
+        </w:rPr>
+        <w:lastRenderedPageBreak/>
+        <w:t xml:space="preserve">        </w:t>
+      </w:r>
+      <w:proofErr w:type="spellStart"/>
+      <w:proofErr w:type="gramStart"/>
+      <w:r>
+        <w:rPr>
+          <w:sz w:val="24"/>
+          <w:szCs w:val="24"/>
+        </w:rPr>
+        <w:t>printf</w:t>
+      </w:r>
+      <w:proofErr w:type="spellEnd"/>
+      <w:r>
+        <w:rPr>
+          <w:sz w:val="24"/>
+          <w:szCs w:val="24"/>
+        </w:rPr>
+        <w:t>(</w:t>
+      </w:r>
+      <w:proofErr w:type="gramEnd"/>
+      <w:r>
+        <w:rPr>
+          <w:sz w:val="24"/>
+          <w:szCs w:val="24"/>
+        </w:rPr>
+        <w:t>"CPU Utilization exceeds 100%%\n");</w:t>
+      </w:r>
+    </w:p>
+    <w:p>
+      <w:pPr>
+        <w:rPr>
+          <w:sz w:val="24"/>
+          <w:szCs w:val="24"/>
+        </w:rPr>
+      </w:pPr>
+      <w:r>
+        <w:rPr>
+          <w:sz w:val="24"/>
+          <w:szCs w:val="24"/>
+        </w:rPr>
+        <w:t xml:space="preserve">    }</w:t>
+      </w:r>
+    </w:p>
+    <w:p>
+      <w:pPr>
+        <w:rPr>
+          <w:sz w:val="24"/>
+          <w:szCs w:val="24"/>
+        </w:rPr>
+      </w:pPr>
+    </w:p>
+    <w:p>
+      <w:pPr>
+        <w:rPr>
+          <w:sz w:val="24"/>
+          <w:szCs w:val="24"/>
+        </w:rPr>
+      </w:pPr>
+      <w:r>
+        <w:rPr>
+          <w:sz w:val="24"/>
+          <w:szCs w:val="24"/>
+        </w:rPr>
+        <w:t xml:space="preserve">    return 0;</w:t>
+      </w:r>
+    </w:p>
+    <w:p>
+      <w:pPr>
+        <w:rPr>
+          <w:sz w:val="24"/>
+          <w:szCs w:val="24"/>
+        </w:rPr>
+      </w:pPr>
+      <w:r>
+        <w:rPr>
+          <w:sz w:val="24"/>
+          <w:szCs w:val="24"/>
+        </w:rPr>
+        <w:t>}</w:t>
+      </w:r>
+    </w:p>
+    <w:p>
+      <w:pPr>
+        <w:rPr>
+          <w:sz w:val="24"/>
+          <w:szCs w:val="24"/>
+        </w:rPr>
+      </w:pPr>
+    </w:p>
+    <w:p>
+      <w:pPr>
+        <w:rPr>
+          <w:sz w:val="24"/>
+          <w:szCs w:val="24"/>
+        </w:rPr>
+      </w:pPr>
+      <w:r>
+        <w:rPr>
+          <w:noProof/>
+          <w:sz w:val="24"/>
+          <w:szCs w:val="24"/>
+        </w:rPr>
+        <w:drawing>
+          <wp:inline distT="0" distB="0" distL="0" distR="0" wp14:anchorId="3CD4D7E4" wp14:editId="59E7C063">
+            <wp:extent cx="5449060" cy="5915851"/>
+            <wp:effectExtent l="0" t="0" r="0" b="8890"/>
+            <wp:docPr id="9" name="Picture 9"/>
+            <wp:cNvGraphicFramePr>
+              <a:graphicFrameLocks xmlns:a="http://schemas.openxmlformats.org/drawingml/2006/main" noChangeAspect="1"/>
+            </wp:cNvGraphicFramePr>
+            <a:graphic xmlns:a="http://schemas.openxmlformats.org/drawingml/2006/main">
+              <a:graphicData uri="http://schemas.openxmlformats.org/drawingml/2006/picture">
+                <pic:pic xmlns:pic="http://schemas.openxmlformats.org/drawingml/2006/picture">
+                  <pic:nvPicPr>
+                    <pic:cNvPr id="9" name="Picture 9"/>
+                    <pic:cNvPicPr/>
+                  </pic:nvPicPr>
+                  <pic:blipFill>
+                    <a:blip r:embed="rId13">
+                      <a:extLst>
+                        <a:ext uri="{28A0092B-C50C-407E-A947-70E740481C1C}">
+                          <a14:useLocalDpi xmlns:a14="http://schemas.microsoft.com/office/drawing/2010/main" val="0"/>
+                        </a:ext>
+                      </a:extLst>
+                    </a:blip>
+                    <a:stretch>
+                      <a:fillRect/>
+                    </a:stretch>
+                  </pic:blipFill>
+                  <pic:spPr>
+                    <a:xfrm>
+                      <a:off x="0" y="0"/>
+                      <a:ext cx="5449060" cy="5915851"/>
+                    </a:xfrm>
+                    <a:prstGeom prst="rect">
+                      <a:avLst/>
+                    </a:prstGeom>
+                  </pic:spPr>
+                </pic:pic>
+              </a:graphicData>
+            </a:graphic>
+          </wp:inline>
+        </w:drawing>
+      </w:r>
+    </w:p>
+    <w:p>
+      <w:pPr>
+        <w:rPr>
+          <w:sz w:val="24"/>
+          <w:szCs w:val="24"/>
+        </w:rPr>
+      </w:pPr>
+    </w:p>
+    <w:p>
+      <w:pPr>
+        <w:rPr>
+          <w:b/>
+          <w:bCs/>
+          <w:sz w:val="32"/>
+          <w:szCs w:val="32"/>
+          <w:u w:val="single"/>
+        </w:rPr>
+      </w:pPr>
+      <w:r>
+        <w:rPr>
+          <w:b/>
+          <w:bCs/>
+          <w:sz w:val="32"/>
+          <w:szCs w:val="32"/>
+          <w:u w:val="single"/>
+        </w:rPr>
+        <w:lastRenderedPageBreak/>
+        <w:t>3B) EDF</w:t>
+      </w:r>
+    </w:p>
+    <w:p>
+      <w:pPr>
+        <w:rPr>
+          <w:b/>
+          <w:bCs/>
+          <w:sz w:val="32"/>
+          <w:szCs w:val="32"/>
+          <w:u w:val="single"/>
+        </w:rPr>
+      </w:pPr>
+    </w:p>
+    <w:p>
+      <w:pPr>
+        <w:rPr>
+          <w:sz w:val="28"/>
+          <w:szCs w:val="28"/>
+        </w:rPr>
+      </w:pPr>
+      <w:r>
+        <w:rPr>
+          <w:sz w:val="28"/>
+          <w:szCs w:val="28"/>
+        </w:rPr>
+        <w:t>#include &lt;</w:t>
+      </w:r>
+      <w:proofErr w:type="spellStart"/>
+      <w:r>
+        <w:rPr>
+          <w:sz w:val="28"/>
+          <w:szCs w:val="28"/>
+        </w:rPr>
+        <w:t>stdio.h</w:t>
+      </w:r>
+      <w:proofErr w:type="spellEnd"/>
+      <w:r>
+        <w:rPr>
+          <w:sz w:val="28"/>
+          <w:szCs w:val="28"/>
+        </w:rPr>
+        <w:t>&gt;</w:t>
+      </w:r>
+    </w:p>
+    <w:p>
+      <w:pPr>
+        <w:rPr>
+          <w:sz w:val="28"/>
+          <w:szCs w:val="28"/>
+        </w:rPr>
+      </w:pPr>
+    </w:p>
+    <w:p>
+      <w:pPr>
+        <w:rPr>
+          <w:sz w:val="28"/>
+          <w:szCs w:val="28"/>
+        </w:rPr>
+      </w:pPr>
+      <w:r>
+        <w:rPr>
+          <w:sz w:val="28"/>
+          <w:szCs w:val="28"/>
+        </w:rPr>
+        <w:t>struct Task {</w:t>
+      </w:r>
+    </w:p>
+    <w:p>
+      <w:pPr>
+        <w:rPr>
+          <w:sz w:val="28"/>
+          <w:szCs w:val="28"/>
+        </w:rPr>
+      </w:pPr>
+    </w:p>
+    <w:p>
+      <w:pPr>
+        <w:rPr>
+          <w:sz w:val="28"/>
+          <w:szCs w:val="28"/>
+        </w:rPr>
+      </w:pPr>
+      <w:r>
+        <w:rPr>
+          <w:sz w:val="28"/>
+          <w:szCs w:val="28"/>
+        </w:rPr>
+        <w:t xml:space="preserve">    int id;</w:t>
+      </w:r>
+    </w:p>
+    <w:p>
+      <w:pPr>
+        <w:rPr>
+          <w:sz w:val="28"/>
+          <w:szCs w:val="28"/>
+        </w:rPr>
+      </w:pPr>
+      <w:r>
+        <w:rPr>
+          <w:sz w:val="28"/>
+          <w:szCs w:val="28"/>
+        </w:rPr>
+        <w:t xml:space="preserve">    int arrival;</w:t>
+      </w:r>
+    </w:p>
+    <w:p>
+      <w:pPr>
+        <w:rPr>
+          <w:sz w:val="28"/>
+          <w:szCs w:val="28"/>
+        </w:rPr>
+      </w:pPr>
+      <w:r>
+        <w:rPr>
+          <w:sz w:val="28"/>
+          <w:szCs w:val="28"/>
+        </w:rPr>
+        <w:t xml:space="preserve">    int burst;</w:t>
+      </w:r>
+    </w:p>
+    <w:p>
+      <w:pPr>
+        <w:rPr>
+          <w:sz w:val="28"/>
+          <w:szCs w:val="28"/>
+        </w:rPr>
+      </w:pPr>
+      <w:r>
+        <w:rPr>
+          <w:sz w:val="28"/>
+          <w:szCs w:val="28"/>
+        </w:rPr>
+        <w:t xml:space="preserve">    int deadline;</w:t>
+      </w:r>
+    </w:p>
+    <w:p>
+      <w:pPr>
+        <w:rPr>
+          <w:sz w:val="28"/>
+          <w:szCs w:val="28"/>
+        </w:rPr>
+      </w:pPr>
+    </w:p>
+    <w:p>
+      <w:pPr>
+        <w:rPr>
+          <w:sz w:val="28"/>
+          <w:szCs w:val="28"/>
+        </w:rPr>
+      </w:pPr>
+      <w:r>
+        <w:rPr>
+          <w:sz w:val="28"/>
+          <w:szCs w:val="28"/>
+        </w:rPr>
+        <w:t xml:space="preserve">    int remaining;</w:t>
+      </w:r>
+    </w:p>
+    <w:p>
+      <w:pPr>
+        <w:rPr>
+          <w:sz w:val="28"/>
+          <w:szCs w:val="28"/>
+        </w:rPr>
+      </w:pPr>
+      <w:r>
+        <w:rPr>
+          <w:sz w:val="28"/>
+          <w:szCs w:val="28"/>
+        </w:rPr>
+        <w:t xml:space="preserve">    int completed;</w:t>
+      </w:r>
+    </w:p>
+    <w:p>
+      <w:pPr>
+        <w:rPr>
+          <w:sz w:val="28"/>
+          <w:szCs w:val="28"/>
+        </w:rPr>
+      </w:pPr>
+      <w:r>
+        <w:rPr>
+          <w:sz w:val="28"/>
+          <w:szCs w:val="28"/>
+        </w:rPr>
+        <w:t>};</w:t>
+      </w:r>
+    </w:p>
+    <w:p>
+      <w:pPr>
+        <w:rPr>
+          <w:sz w:val="28"/>
+          <w:szCs w:val="28"/>
+        </w:rPr>
+      </w:pPr>
+    </w:p>
+    <w:p>
+      <w:pPr>
+        <w:rPr>
+          <w:sz w:val="28"/>
+          <w:szCs w:val="28"/>
+        </w:rPr>
+      </w:pPr>
+      <w:r>
+        <w:rPr>
+          <w:sz w:val="28"/>
+          <w:szCs w:val="28"/>
+        </w:rPr>
+        <w:t xml:space="preserve">int </w:t>
+      </w:r>
+      <w:proofErr w:type="gramStart"/>
+      <w:r>
+        <w:rPr>
+          <w:sz w:val="28"/>
+          <w:szCs w:val="28"/>
+        </w:rPr>
+        <w:t>main(</w:t>
+      </w:r>
+      <w:proofErr w:type="gramEnd"/>
+      <w:r>
+        <w:rPr>
+          <w:sz w:val="28"/>
+          <w:szCs w:val="28"/>
+        </w:rPr>
+        <w:t>) {</w:t>
+      </w:r>
+    </w:p>
+    <w:p>
+      <w:pPr>
+        <w:rPr>
+          <w:sz w:val="28"/>
+          <w:szCs w:val="28"/>
+        </w:rPr>
+      </w:pPr>
+    </w:p>
+    <w:p>
+      <w:pPr>
+        <w:rPr>
+          <w:sz w:val="28"/>
+          <w:szCs w:val="28"/>
+        </w:rPr>
+      </w:pPr>
+      <w:r>
+        <w:rPr>
+          <w:sz w:val="28"/>
+          <w:szCs w:val="28"/>
+        </w:rPr>
+        <w:t xml:space="preserve">    int n;</w:t>
+      </w:r>
+    </w:p>
+    <w:p>
+      <w:pPr>
+        <w:rPr>
+          <w:sz w:val="28"/>
+          <w:szCs w:val="28"/>
+        </w:rPr>
+      </w:pPr>
+      <w:r>
+        <w:rPr>
+          <w:sz w:val="28"/>
+          <w:szCs w:val="28"/>
+        </w:rPr>
+        <w:t xml:space="preserve">    int time = 0;</w:t>
+      </w:r>
+    </w:p>
+    <w:p>
+      <w:pPr>
+        <w:rPr>
+          <w:sz w:val="28"/>
+          <w:szCs w:val="28"/>
+        </w:rPr>
+      </w:pPr>
+      <w:r>
+        <w:rPr>
+          <w:sz w:val="28"/>
+          <w:szCs w:val="28"/>
+        </w:rPr>
+        <w:t xml:space="preserve">    int completed = 0;</w:t>
+      </w:r>
+    </w:p>
+    <w:p>
+      <w:pPr>
+        <w:rPr>
+          <w:sz w:val="28"/>
+          <w:szCs w:val="28"/>
+        </w:rPr>
+      </w:pPr>
+    </w:p>
+    <w:p>
+      <w:pPr>
+        <w:rPr>
+          <w:sz w:val="28"/>
+          <w:szCs w:val="28"/>
+        </w:rPr>
+      </w:pPr>
+      <w:r>
+        <w:rPr>
+          <w:sz w:val="28"/>
+          <w:szCs w:val="28"/>
+        </w:rPr>
+        <w:t xml:space="preserve">    </w:t>
+      </w:r>
+      <w:proofErr w:type="spellStart"/>
+      <w:proofErr w:type="gramStart"/>
+      <w:r>
+        <w:rPr>
+          <w:sz w:val="28"/>
+          <w:szCs w:val="28"/>
+        </w:rPr>
+        <w:t>printf</w:t>
+      </w:r>
+      <w:proofErr w:type="spellEnd"/>
+      <w:r>
+        <w:rPr>
+          <w:sz w:val="28"/>
+          <w:szCs w:val="28"/>
+        </w:rPr>
+        <w:t>(</w:t>
+      </w:r>
+      <w:proofErr w:type="gramEnd"/>
+      <w:r>
+        <w:rPr>
+          <w:sz w:val="28"/>
+          <w:szCs w:val="28"/>
+        </w:rPr>
+        <w:t>"Enter number of tasks: ");</w:t>
+      </w:r>
+    </w:p>
+    <w:p>
+      <w:pPr>
+        <w:rPr>
+          <w:sz w:val="28"/>
+          <w:szCs w:val="28"/>
+        </w:rPr>
+      </w:pPr>
+      <w:r>
+        <w:rPr>
+          <w:sz w:val="28"/>
+          <w:szCs w:val="28"/>
+        </w:rPr>
+        <w:t xml:space="preserve">    </w:t>
+      </w:r>
+      <w:proofErr w:type="spellStart"/>
+      <w:proofErr w:type="gramStart"/>
+      <w:r>
+        <w:rPr>
+          <w:sz w:val="28"/>
+          <w:szCs w:val="28"/>
+        </w:rPr>
+        <w:t>scanf</w:t>
+      </w:r>
+      <w:proofErr w:type="spellEnd"/>
+      <w:r>
+        <w:rPr>
+          <w:sz w:val="28"/>
+          <w:szCs w:val="28"/>
+        </w:rPr>
+        <w:t>(</w:t>
+      </w:r>
+      <w:proofErr w:type="gramEnd"/>
+      <w:r>
+        <w:rPr>
+          <w:sz w:val="28"/>
+          <w:szCs w:val="28"/>
+        </w:rPr>
+        <w:t>"%d", &amp;n);</w:t>
+      </w:r>
+    </w:p>
+    <w:p>
+      <w:pPr>
+        <w:rPr>
+          <w:sz w:val="28"/>
+          <w:szCs w:val="28"/>
+        </w:rPr>
+      </w:pPr>
+    </w:p>
+    <w:p>
+      <w:pPr>
+        <w:rPr>
+          <w:sz w:val="28"/>
+          <w:szCs w:val="28"/>
+        </w:rPr>
+      </w:pPr>
+      <w:r>
+        <w:rPr>
+          <w:sz w:val="28"/>
+          <w:szCs w:val="28"/>
+        </w:rPr>
+        <w:lastRenderedPageBreak/>
+        <w:t xml:space="preserve">    struct Task t[n];</w:t>
+      </w:r>
+    </w:p>
+    <w:p>
+      <w:pPr>
+        <w:rPr>
+          <w:sz w:val="28"/>
+          <w:szCs w:val="28"/>
+        </w:rPr>
+      </w:pPr>
+    </w:p>
+    <w:p>
+      <w:pPr>
+        <w:rPr>
+          <w:sz w:val="28"/>
+          <w:szCs w:val="28"/>
+        </w:rPr>
+      </w:pPr>
+      <w:r>
+        <w:rPr>
+          <w:sz w:val="28"/>
+          <w:szCs w:val="28"/>
+        </w:rPr>
+        <w:t xml:space="preserve">    </w:t>
+      </w:r>
+      <w:proofErr w:type="gramStart"/>
+      <w:r>
+        <w:rPr>
+          <w:sz w:val="28"/>
+          <w:szCs w:val="28"/>
+        </w:rPr>
+        <w:t>for(</w:t>
+      </w:r>
+      <w:proofErr w:type="gramEnd"/>
+      <w:r>
+        <w:rPr>
+          <w:sz w:val="28"/>
+          <w:szCs w:val="28"/>
+        </w:rPr>
+        <w:t xml:space="preserve">int </w:t>
+      </w:r>
+      <w:proofErr w:type="spellStart"/>
+      <w:r>
+        <w:rPr>
+          <w:sz w:val="28"/>
+          <w:szCs w:val="28"/>
+        </w:rPr>
+        <w:t>i</w:t>
+      </w:r>
+      <w:proofErr w:type="spellEnd"/>
+      <w:r>
+        <w:rPr>
+          <w:sz w:val="28"/>
+          <w:szCs w:val="28"/>
+        </w:rPr>
+        <w:t xml:space="preserve"> = 0; </w:t>
+      </w:r>
+      <w:proofErr w:type="spellStart"/>
+      <w:r>
+        <w:rPr>
+          <w:sz w:val="28"/>
+          <w:szCs w:val="28"/>
+        </w:rPr>
+        <w:t>i</w:t>
+      </w:r>
+      <w:proofErr w:type="spellEnd"/>
+      <w:r>
+        <w:rPr>
+          <w:sz w:val="28"/>
+          <w:szCs w:val="28"/>
+        </w:rPr>
+        <w:t xml:space="preserve"> &lt; n; </w:t>
+      </w:r>
+      <w:proofErr w:type="spellStart"/>
+      <w:r>
+        <w:rPr>
+          <w:sz w:val="28"/>
+          <w:szCs w:val="28"/>
+        </w:rPr>
+        <w:t>i</w:t>
+      </w:r>
+      <w:proofErr w:type="spellEnd"/>
+      <w:r>
+        <w:rPr>
+          <w:sz w:val="28"/>
+          <w:szCs w:val="28"/>
+        </w:rPr>
+        <w:t>++) {</w:t>
+      </w:r>
+    </w:p>
+    <w:p>
+      <w:pPr>
+        <w:rPr>
+          <w:sz w:val="28"/>
+          <w:szCs w:val="28"/>
+        </w:rPr>
+      </w:pPr>
+    </w:p>
+    <w:p>
+      <w:pPr>
+        <w:rPr>
+          <w:sz w:val="28"/>
+          <w:szCs w:val="28"/>
+        </w:rPr>
+      </w:pPr>
+      <w:r>
+        <w:rPr>
+          <w:sz w:val="28"/>
+          <w:szCs w:val="28"/>
+        </w:rPr>
+        <w:t xml:space="preserve">        </w:t>
+      </w:r>
+      <w:proofErr w:type="spellStart"/>
+      <w:proofErr w:type="gramStart"/>
+      <w:r>
+        <w:rPr>
+          <w:sz w:val="28"/>
+          <w:szCs w:val="28"/>
+        </w:rPr>
+        <w:t>printf</w:t>
+      </w:r>
+      <w:proofErr w:type="spellEnd"/>
+      <w:r>
+        <w:rPr>
+          <w:sz w:val="28"/>
+          <w:szCs w:val="28"/>
+        </w:rPr>
+        <w:t>(</w:t>
+      </w:r>
+      <w:proofErr w:type="gramEnd"/>
+      <w:r>
+        <w:rPr>
+          <w:sz w:val="28"/>
+          <w:szCs w:val="28"/>
+        </w:rPr>
+        <w:t>"\</w:t>
+      </w:r>
+      <w:proofErr w:type="spellStart"/>
+      <w:r>
+        <w:rPr>
+          <w:sz w:val="28"/>
+          <w:szCs w:val="28"/>
+        </w:rPr>
+        <w:t>nTask</w:t>
+      </w:r>
+      <w:proofErr w:type="spellEnd"/>
+      <w:r>
+        <w:rPr>
+          <w:sz w:val="28"/>
+          <w:szCs w:val="28"/>
+        </w:rPr>
+        <w:t xml:space="preserve"> %d\n", </w:t>
+      </w:r>
+      <w:proofErr w:type="spellStart"/>
+      <w:r>
+        <w:rPr>
+          <w:sz w:val="28"/>
+          <w:szCs w:val="28"/>
+        </w:rPr>
+        <w:t>i</w:t>
+      </w:r>
+      <w:proofErr w:type="spellEnd"/>
+      <w:r>
+        <w:rPr>
+          <w:sz w:val="28"/>
+          <w:szCs w:val="28"/>
+        </w:rPr>
+        <w:t xml:space="preserve"> + 1);</w:t>
+      </w:r>
+    </w:p>
+    <w:p>
+      <w:pPr>
+        <w:rPr>
+          <w:sz w:val="28"/>
+          <w:szCs w:val="28"/>
+        </w:rPr>
+      </w:pPr>
+    </w:p>
+    <w:p>
+      <w:pPr>
+        <w:rPr>
+          <w:sz w:val="28"/>
+          <w:szCs w:val="28"/>
+        </w:rPr>
+      </w:pPr>
+      <w:r>
+        <w:rPr>
+          <w:sz w:val="28"/>
+          <w:szCs w:val="28"/>
+        </w:rPr>
+        <w:t xml:space="preserve">        </w:t>
+      </w:r>
+      <w:proofErr w:type="spellStart"/>
+      <w:proofErr w:type="gramStart"/>
+      <w:r>
+        <w:rPr>
+          <w:sz w:val="28"/>
+          <w:szCs w:val="28"/>
+        </w:rPr>
+        <w:t>printf</w:t>
+      </w:r>
+      <w:proofErr w:type="spellEnd"/>
+      <w:r>
+        <w:rPr>
+          <w:sz w:val="28"/>
+          <w:szCs w:val="28"/>
+        </w:rPr>
+        <w:t>(</w:t>
+      </w:r>
+      <w:proofErr w:type="gramEnd"/>
+      <w:r>
+        <w:rPr>
+          <w:sz w:val="28"/>
+          <w:szCs w:val="28"/>
+        </w:rPr>
+        <w:t>"Arrival Time: ");</w:t>
+      </w:r>
+    </w:p>
+    <w:p>
+      <w:pPr>
+        <w:rPr>
+          <w:sz w:val="28"/>
+          <w:szCs w:val="28"/>
+        </w:rPr>
+      </w:pPr>
+      <w:r>
+        <w:rPr>
+          <w:sz w:val="28"/>
+          <w:szCs w:val="28"/>
+        </w:rPr>
+        <w:t xml:space="preserve">        </w:t>
+      </w:r>
+      <w:proofErr w:type="spellStart"/>
+      <w:proofErr w:type="gramStart"/>
+      <w:r>
+        <w:rPr>
+          <w:sz w:val="28"/>
+          <w:szCs w:val="28"/>
+        </w:rPr>
+        <w:t>scanf</w:t>
+      </w:r>
+      <w:proofErr w:type="spellEnd"/>
+      <w:r>
+        <w:rPr>
+          <w:sz w:val="28"/>
+          <w:szCs w:val="28"/>
+        </w:rPr>
+        <w:t>(</w:t>
+      </w:r>
+      <w:proofErr w:type="gramEnd"/>
+      <w:r>
+        <w:rPr>
+          <w:sz w:val="28"/>
+          <w:szCs w:val="28"/>
+        </w:rPr>
+        <w:t>"%d", &amp;t[</w:t>
+      </w:r>
+      <w:proofErr w:type="spellStart"/>
+      <w:r>
+        <w:rPr>
+          <w:sz w:val="28"/>
+          <w:szCs w:val="28"/>
+        </w:rPr>
+        <w:t>i</w:t>
+      </w:r>
+      <w:proofErr w:type="spellEnd"/>
+      <w:r>
+        <w:rPr>
+          <w:sz w:val="28"/>
+          <w:szCs w:val="28"/>
+        </w:rPr>
+        <w:t>].arrival);</w:t>
+      </w:r>
+    </w:p>
+    <w:p>
+      <w:pPr>
+        <w:rPr>
+          <w:sz w:val="28"/>
+          <w:szCs w:val="28"/>
+        </w:rPr>
+      </w:pPr>
+    </w:p>
+    <w:p>
+      <w:pPr>
+        <w:rPr>
+          <w:sz w:val="28"/>
+          <w:szCs w:val="28"/>
+        </w:rPr>
+      </w:pPr>
+      <w:r>
+        <w:rPr>
+          <w:sz w:val="28"/>
+          <w:szCs w:val="28"/>
+        </w:rPr>
+        <w:t xml:space="preserve">        </w:t>
+      </w:r>
+      <w:proofErr w:type="spellStart"/>
+      <w:proofErr w:type="gramStart"/>
+      <w:r>
+        <w:rPr>
+          <w:sz w:val="28"/>
+          <w:szCs w:val="28"/>
+        </w:rPr>
+        <w:t>printf</w:t>
+      </w:r>
+      <w:proofErr w:type="spellEnd"/>
+      <w:r>
+        <w:rPr>
+          <w:sz w:val="28"/>
+          <w:szCs w:val="28"/>
+        </w:rPr>
+        <w:t>(</w:t>
+      </w:r>
+      <w:proofErr w:type="gramEnd"/>
+      <w:r>
+        <w:rPr>
+          <w:sz w:val="28"/>
+          <w:szCs w:val="28"/>
+        </w:rPr>
+        <w:t>"Burst Time: ");</w:t>
+      </w:r>
+    </w:p>
+    <w:p>
+      <w:pPr>
+        <w:rPr>
+          <w:sz w:val="28"/>
+          <w:szCs w:val="28"/>
+        </w:rPr>
+      </w:pPr>
+      <w:r>
+        <w:rPr>
+          <w:sz w:val="28"/>
+          <w:szCs w:val="28"/>
+        </w:rPr>
+        <w:t xml:space="preserve">        </w:t>
+      </w:r>
+      <w:proofErr w:type="spellStart"/>
+      <w:proofErr w:type="gramStart"/>
+      <w:r>
+        <w:rPr>
+          <w:sz w:val="28"/>
+          <w:szCs w:val="28"/>
+        </w:rPr>
+        <w:t>scanf</w:t>
+      </w:r>
+      <w:proofErr w:type="spellEnd"/>
+      <w:r>
+        <w:rPr>
+          <w:sz w:val="28"/>
+          <w:szCs w:val="28"/>
+        </w:rPr>
+        <w:t>(</w:t>
+      </w:r>
+      <w:proofErr w:type="gramEnd"/>
+      <w:r>
+        <w:rPr>
+          <w:sz w:val="28"/>
+          <w:szCs w:val="28"/>
+        </w:rPr>
+        <w:t>"%d", &amp;t[</w:t>
+      </w:r>
+      <w:proofErr w:type="spellStart"/>
+      <w:r>
+        <w:rPr>
+          <w:sz w:val="28"/>
+          <w:szCs w:val="28"/>
+        </w:rPr>
+        <w:t>i</w:t>
+      </w:r>
+      <w:proofErr w:type="spellEnd"/>
+      <w:r>
+        <w:rPr>
+          <w:sz w:val="28"/>
+          <w:szCs w:val="28"/>
+        </w:rPr>
+        <w:t>].burst);</w:t>
+      </w:r>
+    </w:p>
+    <w:p>
+      <w:pPr>
+        <w:rPr>
+          <w:sz w:val="28"/>
+          <w:szCs w:val="28"/>
+        </w:rPr>
+      </w:pPr>
+    </w:p>
+    <w:p>
+      <w:pPr>
+        <w:rPr>
+          <w:sz w:val="28"/>
+          <w:szCs w:val="28"/>
+        </w:rPr>
+      </w:pPr>
+      <w:r>
+        <w:rPr>
+          <w:sz w:val="28"/>
+          <w:szCs w:val="28"/>
+        </w:rPr>
+        <w:t xml:space="preserve">        </w:t>
+      </w:r>
+      <w:proofErr w:type="spellStart"/>
+      <w:proofErr w:type="gramStart"/>
+      <w:r>
+        <w:rPr>
+          <w:sz w:val="28"/>
+          <w:szCs w:val="28"/>
+        </w:rPr>
+        <w:t>printf</w:t>
+      </w:r>
+      <w:proofErr w:type="spellEnd"/>
+      <w:r>
+        <w:rPr>
+          <w:sz w:val="28"/>
+          <w:szCs w:val="28"/>
+        </w:rPr>
+        <w:t>(</w:t>
+      </w:r>
+      <w:proofErr w:type="gramEnd"/>
+      <w:r>
+        <w:rPr>
+          <w:sz w:val="28"/>
+          <w:szCs w:val="28"/>
+        </w:rPr>
+        <w:t>"Deadline: ");</w:t>
+      </w:r>
+    </w:p>
+    <w:p>
+      <w:pPr>
+        <w:rPr>
+          <w:sz w:val="28"/>
+          <w:szCs w:val="28"/>
+        </w:rPr>
+      </w:pPr>
+      <w:r>
+        <w:rPr>
+          <w:sz w:val="28"/>
+          <w:szCs w:val="28"/>
+        </w:rPr>
+        <w:t xml:space="preserve">        </w:t>
+      </w:r>
+      <w:proofErr w:type="spellStart"/>
+      <w:proofErr w:type="gramStart"/>
+      <w:r>
+        <w:rPr>
+          <w:sz w:val="28"/>
+          <w:szCs w:val="28"/>
+        </w:rPr>
+        <w:t>scanf</w:t>
+      </w:r>
+      <w:proofErr w:type="spellEnd"/>
+      <w:r>
+        <w:rPr>
+          <w:sz w:val="28"/>
+          <w:szCs w:val="28"/>
+        </w:rPr>
+        <w:t>(</w:t>
+      </w:r>
+      <w:proofErr w:type="gramEnd"/>
+      <w:r>
+        <w:rPr>
+          <w:sz w:val="28"/>
+          <w:szCs w:val="28"/>
+        </w:rPr>
+        <w:t>"%d", &amp;t[</w:t>
+      </w:r>
+      <w:proofErr w:type="spellStart"/>
+      <w:r>
+        <w:rPr>
+          <w:sz w:val="28"/>
+          <w:szCs w:val="28"/>
+        </w:rPr>
+        <w:t>i</w:t>
+      </w:r>
+      <w:proofErr w:type="spellEnd"/>
+      <w:r>
+        <w:rPr>
+          <w:sz w:val="28"/>
+          <w:szCs w:val="28"/>
+        </w:rPr>
+        <w:t>].deadline);</w:t>
+      </w:r>
+    </w:p>
+    <w:p>
+      <w:pPr>
+        <w:rPr>
+          <w:sz w:val="28"/>
+          <w:szCs w:val="28"/>
+        </w:rPr>
+      </w:pPr>
+    </w:p>
+    <w:p>
+      <w:pPr>
+        <w:rPr>
+          <w:sz w:val="28"/>
+          <w:szCs w:val="28"/>
+        </w:rPr>
+      </w:pPr>
+      <w:r>
+        <w:rPr>
+          <w:sz w:val="28"/>
+          <w:szCs w:val="28"/>
+        </w:rPr>
+        <w:t xml:space="preserve">        t[</w:t>
+      </w:r>
+      <w:proofErr w:type="spellStart"/>
+      <w:r>
+        <w:rPr>
+          <w:sz w:val="28"/>
+          <w:szCs w:val="28"/>
+        </w:rPr>
+        <w:t>i</w:t>
+      </w:r>
+      <w:proofErr w:type="spellEnd"/>
+      <w:proofErr w:type="gramStart"/>
+      <w:r>
+        <w:rPr>
+          <w:sz w:val="28"/>
+          <w:szCs w:val="28"/>
+        </w:rPr>
+        <w:t>].remaining</w:t>
+      </w:r>
+      <w:proofErr w:type="gramEnd"/>
+      <w:r>
+        <w:rPr>
+          <w:sz w:val="28"/>
+          <w:szCs w:val="28"/>
+        </w:rPr>
+        <w:t xml:space="preserve"> = t[</w:t>
+      </w:r>
+      <w:proofErr w:type="spellStart"/>
+      <w:r>
+        <w:rPr>
+          <w:sz w:val="28"/>
+          <w:szCs w:val="28"/>
+        </w:rPr>
+        <w:t>i</w:t>
+      </w:r>
+      <w:proofErr w:type="spellEnd"/>
+      <w:r>
+        <w:rPr>
+          <w:sz w:val="28"/>
+          <w:szCs w:val="28"/>
+        </w:rPr>
+        <w:t>].burst;</w:t>
+      </w:r>
+    </w:p>
+    <w:p>
+      <w:pPr>
+        <w:rPr>
+          <w:sz w:val="28"/>
+          <w:szCs w:val="28"/>
+        </w:rPr>
+      </w:pPr>
+      <w:r>
+        <w:rPr>
+          <w:sz w:val="28"/>
+          <w:szCs w:val="28"/>
+        </w:rPr>
+        <w:t xml:space="preserve">        t[</w:t>
+      </w:r>
+      <w:proofErr w:type="spellStart"/>
+      <w:r>
+        <w:rPr>
+          <w:sz w:val="28"/>
+          <w:szCs w:val="28"/>
+        </w:rPr>
+        <w:t>i</w:t>
+      </w:r>
+      <w:proofErr w:type="spellEnd"/>
+      <w:proofErr w:type="gramStart"/>
+      <w:r>
+        <w:rPr>
+          <w:sz w:val="28"/>
+          <w:szCs w:val="28"/>
+        </w:rPr>
+        <w:t>].completed</w:t>
+      </w:r>
+      <w:proofErr w:type="gramEnd"/>
+      <w:r>
+        <w:rPr>
+          <w:sz w:val="28"/>
+          <w:szCs w:val="28"/>
+        </w:rPr>
+        <w:t xml:space="preserve"> = 0;</w:t>
+      </w:r>
+    </w:p>
+    <w:p>
+      <w:pPr>
+        <w:rPr>
+          <w:sz w:val="28"/>
+          <w:szCs w:val="28"/>
+        </w:rPr>
+      </w:pPr>
+      <w:r>
+        <w:rPr>
+          <w:sz w:val="28"/>
+          <w:szCs w:val="28"/>
+        </w:rPr>
+        <w:t xml:space="preserve">        t[</w:t>
+      </w:r>
+      <w:proofErr w:type="spellStart"/>
+      <w:r>
+        <w:rPr>
+          <w:sz w:val="28"/>
+          <w:szCs w:val="28"/>
+        </w:rPr>
+        <w:t>i</w:t>
+      </w:r>
+      <w:proofErr w:type="spellEnd"/>
+      <w:r>
+        <w:rPr>
+          <w:sz w:val="28"/>
+          <w:szCs w:val="28"/>
+        </w:rPr>
+        <w:t xml:space="preserve">].id = </w:t>
+      </w:r>
+      <w:proofErr w:type="spellStart"/>
+      <w:r>
+        <w:rPr>
+          <w:sz w:val="28"/>
+          <w:szCs w:val="28"/>
+        </w:rPr>
+        <w:t>i</w:t>
+      </w:r>
+      <w:proofErr w:type="spellEnd"/>
+      <w:r>
+        <w:rPr>
+          <w:sz w:val="28"/>
+          <w:szCs w:val="28"/>
+        </w:rPr>
+        <w:t xml:space="preserve"> + 1;</w:t>
+      </w:r>
+    </w:p>
+    <w:p>
+      <w:pPr>
+        <w:rPr>
+          <w:sz w:val="28"/>
+          <w:szCs w:val="28"/>
+        </w:rPr>
+      </w:pPr>
+      <w:r>
+        <w:rPr>
+          <w:sz w:val="28"/>
+          <w:szCs w:val="28"/>
+        </w:rPr>
+        <w:t xml:space="preserve">    }</w:t>
+      </w:r>
+    </w:p>
+    <w:p>
+      <w:pPr>
+        <w:rPr>
+          <w:sz w:val="28"/>
+          <w:szCs w:val="28"/>
+        </w:rPr>
+      </w:pPr>
+    </w:p>
+    <w:p>
+      <w:pPr>
+        <w:rPr>
+          <w:sz w:val="28"/>
+          <w:szCs w:val="28"/>
+        </w:rPr>
+      </w:pPr>
+      <w:r>
+        <w:rPr>
+          <w:sz w:val="28"/>
+          <w:szCs w:val="28"/>
+        </w:rPr>
+        <w:t xml:space="preserve">    </w:t>
+      </w:r>
+      <w:proofErr w:type="spellStart"/>
+      <w:proofErr w:type="gramStart"/>
+      <w:r>
+        <w:rPr>
+          <w:sz w:val="28"/>
+          <w:szCs w:val="28"/>
+        </w:rPr>
+        <w:t>printf</w:t>
+      </w:r>
+      <w:proofErr w:type="spellEnd"/>
+      <w:r>
+        <w:rPr>
+          <w:sz w:val="28"/>
+          <w:szCs w:val="28"/>
+        </w:rPr>
+        <w:t>(</w:t>
+      </w:r>
+      <w:proofErr w:type="gramEnd"/>
+      <w:r>
+        <w:rPr>
+          <w:sz w:val="28"/>
+          <w:szCs w:val="28"/>
+        </w:rPr>
+        <w:t>"\</w:t>
+      </w:r>
+      <w:proofErr w:type="spellStart"/>
+      <w:r>
+        <w:rPr>
+          <w:sz w:val="28"/>
+          <w:szCs w:val="28"/>
+        </w:rPr>
+        <w:t>nEDF</w:t>
+      </w:r>
+      <w:proofErr w:type="spellEnd"/>
+      <w:r>
+        <w:rPr>
+          <w:sz w:val="28"/>
+          <w:szCs w:val="28"/>
+        </w:rPr>
+        <w:t xml:space="preserve"> PREEMPTIVE SCHEDULING\n");</w:t>
+      </w:r>
+    </w:p>
+    <w:p>
+      <w:pPr>
+        <w:rPr>
+          <w:sz w:val="28"/>
+          <w:szCs w:val="28"/>
+        </w:rPr>
+      </w:pPr>
+      <w:r>
+        <w:rPr>
+          <w:sz w:val="28"/>
+          <w:szCs w:val="28"/>
+        </w:rPr>
+        <w:t xml:space="preserve">    </w:t>
+      </w:r>
+      <w:proofErr w:type="spellStart"/>
+      <w:r>
+        <w:rPr>
+          <w:sz w:val="28"/>
+          <w:szCs w:val="28"/>
+        </w:rPr>
+        <w:t>printf</w:t>
+      </w:r>
+      <w:proofErr w:type="spellEnd"/>
+      <w:r>
+        <w:rPr>
+          <w:sz w:val="28"/>
+          <w:szCs w:val="28"/>
+        </w:rPr>
+        <w:t>("----------------------------------\n");</w:t>
+      </w:r>
+    </w:p>
+    <w:p>
+      <w:pPr>
+        <w:rPr>
+          <w:sz w:val="28"/>
+          <w:szCs w:val="28"/>
+        </w:rPr>
+      </w:pPr>
+    </w:p>
+    <w:p>
+      <w:pPr>
+        <w:rPr>
+          <w:sz w:val="28"/>
+          <w:szCs w:val="28"/>
+        </w:rPr>
+      </w:pPr>
+      <w:r>
+        <w:rPr>
+          <w:sz w:val="28"/>
+          <w:szCs w:val="28"/>
+        </w:rPr>
+        <w:t xml:space="preserve">    </w:t>
+      </w:r>
+      <w:proofErr w:type="gramStart"/>
+      <w:r>
+        <w:rPr>
+          <w:sz w:val="28"/>
+          <w:szCs w:val="28"/>
+        </w:rPr>
+        <w:t>while(</w:t>
+      </w:r>
+      <w:proofErr w:type="gramEnd"/>
+      <w:r>
+        <w:rPr>
+          <w:sz w:val="28"/>
+          <w:szCs w:val="28"/>
+        </w:rPr>
+        <w:t>completed &lt; n) {</w:t>
+      </w:r>
+    </w:p>
+    <w:p>
+      <w:pPr>
+        <w:rPr>
+          <w:sz w:val="28"/>
+          <w:szCs w:val="28"/>
+        </w:rPr>
+      </w:pPr>
+    </w:p>
+    <w:p>
+      <w:pPr>
+        <w:rPr>
+          <w:sz w:val="28"/>
+          <w:szCs w:val="28"/>
+        </w:rPr>
+      </w:pPr>
+      <w:r>
+        <w:rPr>
+          <w:sz w:val="28"/>
+          <w:szCs w:val="28"/>
+        </w:rPr>
+        <w:t xml:space="preserve">        int </w:t>
+      </w:r>
+      <w:proofErr w:type="spellStart"/>
+      <w:r>
+        <w:rPr>
+          <w:sz w:val="28"/>
+          <w:szCs w:val="28"/>
+        </w:rPr>
+        <w:t>minDeadline</w:t>
+      </w:r>
+      <w:proofErr w:type="spellEnd"/>
+      <w:r>
+        <w:rPr>
+          <w:sz w:val="28"/>
+          <w:szCs w:val="28"/>
+        </w:rPr>
+        <w:t xml:space="preserve"> = 9999;</w:t>
+      </w:r>
+    </w:p>
+    <w:p>
+      <w:pPr>
+        <w:rPr>
+          <w:sz w:val="28"/>
+          <w:szCs w:val="28"/>
+        </w:rPr>
+      </w:pPr>
+      <w:r>
+        <w:rPr>
+          <w:sz w:val="28"/>
+          <w:szCs w:val="28"/>
+        </w:rPr>
+        <w:t xml:space="preserve">        int selected = -1;</w:t>
+      </w:r>
+    </w:p>
+    <w:p>
+      <w:pPr>
+        <w:rPr>
+          <w:sz w:val="28"/>
+          <w:szCs w:val="28"/>
+        </w:rPr>
+      </w:pPr>
+    </w:p>
+    <w:p>
+      <w:pPr>
+        <w:rPr>
+          <w:sz w:val="28"/>
+          <w:szCs w:val="28"/>
+        </w:rPr>
+      </w:pPr>
+      <w:r>
+        <w:rPr>
+          <w:sz w:val="28"/>
+          <w:szCs w:val="28"/>
+        </w:rPr>
+        <w:t xml:space="preserve">        // FIND TASK WITH EARLIEST DEADLINE</w:t>
+      </w:r>
+    </w:p>
+    <w:p>
+      <w:pPr>
+        <w:rPr>
+          <w:sz w:val="28"/>
+          <w:szCs w:val="28"/>
+        </w:rPr>
+      </w:pPr>
+      <w:r>
+        <w:rPr>
+          <w:sz w:val="28"/>
+          <w:szCs w:val="28"/>
+        </w:rPr>
+        <w:t xml:space="preserve">        </w:t>
+      </w:r>
+      <w:proofErr w:type="gramStart"/>
+      <w:r>
+        <w:rPr>
+          <w:sz w:val="28"/>
+          <w:szCs w:val="28"/>
+        </w:rPr>
+        <w:t>for(</w:t>
+      </w:r>
+      <w:proofErr w:type="gramEnd"/>
+      <w:r>
+        <w:rPr>
+          <w:sz w:val="28"/>
+          <w:szCs w:val="28"/>
+        </w:rPr>
+        <w:t xml:space="preserve">int </w:t>
+      </w:r>
+      <w:proofErr w:type="spellStart"/>
+      <w:r>
+        <w:rPr>
+          <w:sz w:val="28"/>
+          <w:szCs w:val="28"/>
+        </w:rPr>
+        <w:t>i</w:t>
+      </w:r>
+      <w:proofErr w:type="spellEnd"/>
+      <w:r>
+        <w:rPr>
+          <w:sz w:val="28"/>
+          <w:szCs w:val="28"/>
+        </w:rPr>
+        <w:t xml:space="preserve"> = 0; </w:t>
+      </w:r>
+      <w:proofErr w:type="spellStart"/>
+      <w:r>
+        <w:rPr>
+          <w:sz w:val="28"/>
+          <w:szCs w:val="28"/>
+        </w:rPr>
+        <w:t>i</w:t>
+      </w:r>
+      <w:proofErr w:type="spellEnd"/>
+      <w:r>
+        <w:rPr>
+          <w:sz w:val="28"/>
+          <w:szCs w:val="28"/>
+        </w:rPr>
+        <w:t xml:space="preserve"> &lt; n; </w:t>
+      </w:r>
+      <w:proofErr w:type="spellStart"/>
+      <w:r>
+        <w:rPr>
+          <w:sz w:val="28"/>
+          <w:szCs w:val="28"/>
+        </w:rPr>
+        <w:t>i</w:t>
+      </w:r>
+      <w:proofErr w:type="spellEnd"/>
+      <w:r>
+        <w:rPr>
+          <w:sz w:val="28"/>
+          <w:szCs w:val="28"/>
+        </w:rPr>
+        <w:t>++) {</w:t>
+      </w:r>
+    </w:p>
+    <w:p>
+      <w:pPr>
+        <w:rPr>
+          <w:sz w:val="28"/>
+          <w:szCs w:val="28"/>
+        </w:rPr>
+      </w:pPr>
+    </w:p>
+    <w:p>
+      <w:pPr>
+        <w:rPr>
+          <w:sz w:val="28"/>
+          <w:szCs w:val="28"/>
+        </w:rPr>
+      </w:pPr>
+      <w:r>
+        <w:rPr>
+          <w:sz w:val="28"/>
+          <w:szCs w:val="28"/>
+        </w:rPr>
+        <w:t xml:space="preserve">            if(t[</w:t>
+      </w:r>
+      <w:proofErr w:type="spellStart"/>
+      <w:r>
+        <w:rPr>
+          <w:sz w:val="28"/>
+          <w:szCs w:val="28"/>
+        </w:rPr>
+        <w:t>i</w:t>
+      </w:r>
+      <w:proofErr w:type="spellEnd"/>
+      <w:proofErr w:type="gramStart"/>
+      <w:r>
+        <w:rPr>
+          <w:sz w:val="28"/>
+          <w:szCs w:val="28"/>
+        </w:rPr>
+        <w:t>].arrival</w:t>
+      </w:r>
+      <w:proofErr w:type="gramEnd"/>
+      <w:r>
+        <w:rPr>
+          <w:sz w:val="28"/>
+          <w:szCs w:val="28"/>
+        </w:rPr>
+        <w:t xml:space="preserve"> &lt;= time &amp;&amp;</w:t>
+      </w:r>
+    </w:p>
+    <w:p>
+      <w:pPr>
+        <w:rPr>
+          <w:sz w:val="28"/>
+          <w:szCs w:val="28"/>
+        </w:rPr>
+      </w:pPr>
+      <w:r>
+        <w:rPr>
+          <w:sz w:val="28"/>
+          <w:szCs w:val="28"/>
+        </w:rPr>
+        <w:t xml:space="preserve">               t[</w:t>
+      </w:r>
+      <w:proofErr w:type="spellStart"/>
+      <w:r>
+        <w:rPr>
+          <w:sz w:val="28"/>
+          <w:szCs w:val="28"/>
+        </w:rPr>
+        <w:t>i</w:t>
+      </w:r>
+      <w:proofErr w:type="spellEnd"/>
+      <w:proofErr w:type="gramStart"/>
+      <w:r>
+        <w:rPr>
+          <w:sz w:val="28"/>
+          <w:szCs w:val="28"/>
+        </w:rPr>
+        <w:t>].completed</w:t>
+      </w:r>
+      <w:proofErr w:type="gramEnd"/>
+      <w:r>
+        <w:rPr>
+          <w:sz w:val="28"/>
+          <w:szCs w:val="28"/>
+        </w:rPr>
+        <w:t xml:space="preserve"> == 0 &amp;&amp;</w:t>
+      </w:r>
+    </w:p>
+    <w:p>
+      <w:pPr>
+        <w:rPr>
+          <w:sz w:val="28"/>
+          <w:szCs w:val="28"/>
+        </w:rPr>
+      </w:pPr>
+      <w:r>
+        <w:rPr>
+          <w:sz w:val="28"/>
+          <w:szCs w:val="28"/>
+        </w:rPr>
+        <w:t xml:space="preserve">               t[</w:t>
+      </w:r>
+      <w:proofErr w:type="spellStart"/>
+      <w:r>
+        <w:rPr>
+          <w:sz w:val="28"/>
+          <w:szCs w:val="28"/>
+        </w:rPr>
+        <w:t>i</w:t>
+      </w:r>
+      <w:proofErr w:type="spellEnd"/>
+      <w:proofErr w:type="gramStart"/>
+      <w:r>
+        <w:rPr>
+          <w:sz w:val="28"/>
+          <w:szCs w:val="28"/>
+        </w:rPr>
+        <w:t>].remaining</w:t>
+      </w:r>
+      <w:proofErr w:type="gramEnd"/>
+      <w:r>
+        <w:rPr>
+          <w:sz w:val="28"/>
+          <w:szCs w:val="28"/>
+        </w:rPr>
+        <w:t xml:space="preserve"> &gt; 0) {</w:t>
+      </w:r>
+    </w:p>
+    <w:p>
+      <w:pPr>
+        <w:rPr>
+          <w:sz w:val="28"/>
+          <w:szCs w:val="28"/>
+        </w:rPr>
+      </w:pPr>
+    </w:p>
+    <w:p>
+      <w:pPr>
+        <w:rPr>
+          <w:sz w:val="28"/>
+          <w:szCs w:val="28"/>
+        </w:rPr>
+      </w:pPr>
+      <w:r>
+        <w:rPr>
+          <w:sz w:val="28"/>
+          <w:szCs w:val="28"/>
+        </w:rPr>
+        <w:t xml:space="preserve">                if(t[</w:t>
+      </w:r>
+      <w:proofErr w:type="spellStart"/>
+      <w:r>
+        <w:rPr>
+          <w:sz w:val="28"/>
+          <w:szCs w:val="28"/>
+        </w:rPr>
+        <w:t>i</w:t>
+      </w:r>
+      <w:proofErr w:type="spellEnd"/>
+      <w:proofErr w:type="gramStart"/>
+      <w:r>
+        <w:rPr>
+          <w:sz w:val="28"/>
+          <w:szCs w:val="28"/>
+        </w:rPr>
+        <w:t>].deadline</w:t>
+      </w:r>
+      <w:proofErr w:type="gramEnd"/>
+      <w:r>
+        <w:rPr>
+          <w:sz w:val="28"/>
+          <w:szCs w:val="28"/>
+        </w:rPr>
+        <w:t xml:space="preserve"> &lt; </w:t>
+      </w:r>
+      <w:proofErr w:type="spellStart"/>
+      <w:r>
+        <w:rPr>
+          <w:sz w:val="28"/>
+          <w:szCs w:val="28"/>
+        </w:rPr>
+        <w:t>minDeadline</w:t>
+      </w:r>
+      <w:proofErr w:type="spellEnd"/>
+      <w:r>
+        <w:rPr>
+          <w:sz w:val="28"/>
+          <w:szCs w:val="28"/>
+        </w:rPr>
+        <w:t>) {</w:t>
+      </w:r>
+    </w:p>
+    <w:p>
+      <w:pPr>
+        <w:rPr>
+          <w:sz w:val="28"/>
+          <w:szCs w:val="28"/>
+        </w:rPr>
+      </w:pPr>
+    </w:p>
+    <w:p>
+      <w:pPr>
+        <w:rPr>
+          <w:sz w:val="28"/>
+          <w:szCs w:val="28"/>
+        </w:rPr>
+      </w:pPr>
+      <w:r>
+        <w:rPr>
+          <w:sz w:val="28"/>
+          <w:szCs w:val="28"/>
+        </w:rPr>
+        <w:t xml:space="preserve">                    </w:t>
+      </w:r>
+      <w:proofErr w:type="spellStart"/>
+      <w:r>
+        <w:rPr>
+          <w:sz w:val="28"/>
+          <w:szCs w:val="28"/>
+        </w:rPr>
+        <w:t>minDeadline</w:t>
+      </w:r>
+      <w:proofErr w:type="spellEnd"/>
+      <w:r>
+        <w:rPr>
+          <w:sz w:val="28"/>
+          <w:szCs w:val="28"/>
+        </w:rPr>
+        <w:t xml:space="preserve"> = t[</w:t>
+      </w:r>
+      <w:proofErr w:type="spellStart"/>
+      <w:r>
+        <w:rPr>
+          <w:sz w:val="28"/>
+          <w:szCs w:val="28"/>
+        </w:rPr>
+        <w:t>i</w:t>
+      </w:r>
+      <w:proofErr w:type="spellEnd"/>
+      <w:proofErr w:type="gramStart"/>
+      <w:r>
+        <w:rPr>
+          <w:sz w:val="28"/>
+          <w:szCs w:val="28"/>
+        </w:rPr>
+        <w:t>].deadline</w:t>
+      </w:r>
+      <w:proofErr w:type="gramEnd"/>
+      <w:r>
+        <w:rPr>
+          <w:sz w:val="28"/>
+          <w:szCs w:val="28"/>
+        </w:rPr>
+        <w:t>;</w:t>
+      </w:r>
+    </w:p>
+    <w:p>
+      <w:pPr>
+        <w:rPr>
+          <w:sz w:val="28"/>
+          <w:szCs w:val="28"/>
+        </w:rPr>
+      </w:pPr>
+      <w:r>
+        <w:rPr>
+          <w:sz w:val="28"/>
+          <w:szCs w:val="28"/>
+        </w:rPr>
+        <w:t xml:space="preserve">                    selected = </w:t>
+      </w:r>
+      <w:proofErr w:type="spellStart"/>
+      <w:r>
+        <w:rPr>
+          <w:sz w:val="28"/>
+          <w:szCs w:val="28"/>
+        </w:rPr>
+        <w:t>i</w:t>
+      </w:r>
+      <w:proofErr w:type="spellEnd"/>
+      <w:r>
+        <w:rPr>
+          <w:sz w:val="28"/>
+          <w:szCs w:val="28"/>
+        </w:rPr>
+        <w:t>;</w:t>
+      </w:r>
+    </w:p>
+    <w:p>
+      <w:pPr>
+        <w:rPr>
+          <w:sz w:val="28"/>
+          <w:szCs w:val="28"/>
+        </w:rPr>
+      </w:pPr>
+      <w:r>
+        <w:rPr>
+          <w:sz w:val="28"/>
+          <w:szCs w:val="28"/>
+        </w:rPr>
+        <w:t xml:space="preserve">                }</w:t>
+      </w:r>
+    </w:p>
+    <w:p>
+      <w:pPr>
+        <w:rPr>
+          <w:sz w:val="28"/>
+          <w:szCs w:val="28"/>
+        </w:rPr>
+      </w:pPr>
+      <w:r>
+        <w:rPr>
+          <w:sz w:val="28"/>
+          <w:szCs w:val="28"/>
+        </w:rPr>
+        <w:t xml:space="preserve">            }</w:t>
+      </w:r>
+    </w:p>
+    <w:p>
+      <w:pPr>
+        <w:rPr>
+          <w:sz w:val="28"/>
+          <w:szCs w:val="28"/>
+        </w:rPr>
+      </w:pPr>
+      <w:r>
+        <w:rPr>
+          <w:sz w:val="28"/>
+          <w:szCs w:val="28"/>
+        </w:rPr>
+        <w:t xml:space="preserve">        }</w:t>
+      </w:r>
+    </w:p>
+    <w:p>
+      <w:pPr>
+        <w:rPr>
+          <w:sz w:val="28"/>
+          <w:szCs w:val="28"/>
+        </w:rPr>
+      </w:pPr>
+    </w:p>
+    <w:p>
+      <w:pPr>
+        <w:rPr>
+          <w:sz w:val="28"/>
+          <w:szCs w:val="28"/>
+        </w:rPr>
+      </w:pPr>
+      <w:r>
+        <w:rPr>
+          <w:sz w:val="28"/>
+          <w:szCs w:val="28"/>
+        </w:rPr>
+        <w:t xml:space="preserve">        </w:t>
+      </w:r>
+      <w:proofErr w:type="gramStart"/>
+      <w:r>
+        <w:rPr>
+          <w:sz w:val="28"/>
+          <w:szCs w:val="28"/>
+        </w:rPr>
+        <w:t>if(</w:t>
+      </w:r>
+      <w:proofErr w:type="gramEnd"/>
+      <w:r>
+        <w:rPr>
+          <w:sz w:val="28"/>
+          <w:szCs w:val="28"/>
+        </w:rPr>
+        <w:t>selected == -1) {</w:t>
+      </w:r>
+    </w:p>
+    <w:p>
+      <w:pPr>
+        <w:rPr>
+          <w:sz w:val="28"/>
+          <w:szCs w:val="28"/>
+        </w:rPr>
+      </w:pPr>
+    </w:p>
+    <w:p>
+      <w:pPr>
+        <w:rPr>
+          <w:sz w:val="28"/>
+          <w:szCs w:val="28"/>
+        </w:rPr>
+      </w:pPr>
+      <w:r>
+        <w:rPr>
+          <w:sz w:val="28"/>
+          <w:szCs w:val="28"/>
+        </w:rPr>
+        <w:t xml:space="preserve">            </w:t>
+      </w:r>
+      <w:proofErr w:type="spellStart"/>
+      <w:proofErr w:type="gramStart"/>
+      <w:r>
+        <w:rPr>
+          <w:sz w:val="28"/>
+          <w:szCs w:val="28"/>
+        </w:rPr>
+        <w:t>printf</w:t>
+      </w:r>
+      <w:proofErr w:type="spellEnd"/>
+      <w:r>
+        <w:rPr>
+          <w:sz w:val="28"/>
+          <w:szCs w:val="28"/>
+        </w:rPr>
+        <w:t>(</w:t>
+      </w:r>
+      <w:proofErr w:type="gramEnd"/>
+      <w:r>
+        <w:rPr>
+          <w:sz w:val="28"/>
+          <w:szCs w:val="28"/>
+        </w:rPr>
+        <w:t>"Time %d -&gt; %d : IDLE\n",</w:t>
+      </w:r>
+    </w:p>
+    <w:p>
+      <w:pPr>
+        <w:rPr>
+          <w:sz w:val="28"/>
+          <w:szCs w:val="28"/>
+        </w:rPr>
+      </w:pPr>
+      <w:r>
+        <w:rPr>
+          <w:sz w:val="28"/>
+          <w:szCs w:val="28"/>
+        </w:rPr>
+        <w:t xml:space="preserve">                   time,</w:t>
+      </w:r>
+    </w:p>
+    <w:p>
+      <w:pPr>
+        <w:rPr>
+          <w:sz w:val="28"/>
+          <w:szCs w:val="28"/>
+        </w:rPr>
+      </w:pPr>
+      <w:r>
+        <w:rPr>
+          <w:sz w:val="28"/>
+          <w:szCs w:val="28"/>
+        </w:rPr>
+        <w:t xml:space="preserve">                   time + 1);</w:t>
+      </w:r>
+    </w:p>
+    <w:p>
+      <w:pPr>
+        <w:rPr>
+          <w:sz w:val="28"/>
+          <w:szCs w:val="28"/>
+        </w:rPr>
+      </w:pPr>
+    </w:p>
+    <w:p>
+      <w:pPr>
+        <w:rPr>
+          <w:sz w:val="28"/>
+          <w:szCs w:val="28"/>
+        </w:rPr>
+      </w:pPr>
+      <w:r>
+        <w:rPr>
+          <w:sz w:val="28"/>
+          <w:szCs w:val="28"/>
+        </w:rPr>
+        <w:t xml:space="preserve">            time++;</w:t>
+      </w:r>
+    </w:p>
+    <w:p>
+      <w:pPr>
+        <w:rPr>
+          <w:sz w:val="28"/>
+          <w:szCs w:val="28"/>
+        </w:rPr>
+      </w:pPr>
+      <w:r>
+        <w:rPr>
+          <w:sz w:val="28"/>
+          <w:szCs w:val="28"/>
+        </w:rPr>
+        <w:t xml:space="preserve">        }</w:t>
+      </w:r>
+    </w:p>
+    <w:p>
+      <w:pPr>
+        <w:rPr>
+          <w:sz w:val="28"/>
+          <w:szCs w:val="28"/>
+        </w:rPr>
+      </w:pPr>
+    </w:p>
+    <w:p>
+      <w:pPr>
+        <w:rPr>
+          <w:sz w:val="28"/>
+          <w:szCs w:val="28"/>
+        </w:rPr>
+      </w:pPr>
+      <w:r>
+        <w:rPr>
+          <w:sz w:val="28"/>
+          <w:szCs w:val="28"/>
+        </w:rPr>
+        <w:t xml:space="preserve">        else {</w:t>
+      </w:r>
+    </w:p>
+    <w:p>
+      <w:pPr>
+        <w:rPr>
+          <w:sz w:val="28"/>
+          <w:szCs w:val="28"/>
+        </w:rPr>
+      </w:pPr>
+      <w:r>
+        <w:rPr>
+          <w:sz w:val="28"/>
+          <w:szCs w:val="28"/>
+        </w:rPr>
+        <w:t xml:space="preserve">            </w:t>
+      </w:r>
+      <w:proofErr w:type="spellStart"/>
+      <w:proofErr w:type="gramStart"/>
+      <w:r>
+        <w:rPr>
+          <w:sz w:val="28"/>
+          <w:szCs w:val="28"/>
+        </w:rPr>
+        <w:t>printf</w:t>
+      </w:r>
+      <w:proofErr w:type="spellEnd"/>
+      <w:r>
+        <w:rPr>
+          <w:sz w:val="28"/>
+          <w:szCs w:val="28"/>
+        </w:rPr>
+        <w:t>(</w:t>
+      </w:r>
+      <w:proofErr w:type="gramEnd"/>
+      <w:r>
+        <w:rPr>
+          <w:sz w:val="28"/>
+          <w:szCs w:val="28"/>
+        </w:rPr>
+        <w:t xml:space="preserve">"Time %d -&gt; %d : Task </w:t>
+      </w:r>
+      <w:proofErr w:type="spellStart"/>
+      <w:r>
+        <w:rPr>
+          <w:sz w:val="28"/>
+          <w:szCs w:val="28"/>
+        </w:rPr>
+        <w:t>T%d</w:t>
+      </w:r>
+      <w:proofErr w:type="spellEnd"/>
+      <w:r>
+        <w:rPr>
+          <w:sz w:val="28"/>
+          <w:szCs w:val="28"/>
+        </w:rPr>
+        <w:t>\n",</w:t>
+      </w:r>
+    </w:p>
+    <w:p>
+      <w:pPr>
+        <w:rPr>
+          <w:sz w:val="28"/>
+          <w:szCs w:val="28"/>
+        </w:rPr>
+      </w:pPr>
+      <w:r>
+        <w:rPr>
+          <w:sz w:val="28"/>
+          <w:szCs w:val="28"/>
+        </w:rPr>
+        <w:t xml:space="preserve">                   time,</w:t>
+      </w:r>
+    </w:p>
+    <w:p>
+      <w:pPr>
+        <w:rPr>
+          <w:sz w:val="28"/>
+          <w:szCs w:val="28"/>
+        </w:rPr>
+      </w:pPr>
+      <w:r>
+        <w:rPr>
+          <w:sz w:val="28"/>
+          <w:szCs w:val="28"/>
+        </w:rPr>
+        <w:t xml:space="preserve">                   time + 1,</w:t>
+      </w:r>
+    </w:p>
+    <w:p>
+      <w:pPr>
+        <w:rPr>
+          <w:sz w:val="28"/>
+          <w:szCs w:val="28"/>
+        </w:rPr>
+      </w:pPr>
+      <w:r>
+        <w:rPr>
+          <w:sz w:val="28"/>
+          <w:szCs w:val="28"/>
+        </w:rPr>
+        <w:t xml:space="preserve">                   t[selected].id);</w:t>
+      </w:r>
+    </w:p>
+    <w:p>
+      <w:pPr>
+        <w:rPr>
+          <w:sz w:val="28"/>
+          <w:szCs w:val="28"/>
+        </w:rPr>
+      </w:pPr>
+    </w:p>
+    <w:p>
+      <w:pPr>
+        <w:rPr>
+          <w:sz w:val="28"/>
+          <w:szCs w:val="28"/>
+        </w:rPr>
+      </w:pPr>
+      <w:r>
+        <w:rPr>
+          <w:sz w:val="28"/>
+          <w:szCs w:val="28"/>
+        </w:rPr>
+        <w:t xml:space="preserve">            t[selected</w:t>
+      </w:r>
+      <w:proofErr w:type="gramStart"/>
+      <w:r>
+        <w:rPr>
+          <w:sz w:val="28"/>
+          <w:szCs w:val="28"/>
+        </w:rPr>
+        <w:t>].remaining</w:t>
+      </w:r>
+      <w:proofErr w:type="gramEnd"/>
+      <w:r>
+        <w:rPr>
+          <w:sz w:val="28"/>
+          <w:szCs w:val="28"/>
+        </w:rPr>
+        <w:t>--;</w:t>
+      </w:r>
+    </w:p>
+    <w:p>
+      <w:pPr>
+        <w:rPr>
+          <w:sz w:val="28"/>
+          <w:szCs w:val="28"/>
+        </w:rPr>
+      </w:pPr>
+      <w:r>
+        <w:rPr>
+          <w:sz w:val="28"/>
+          <w:szCs w:val="28"/>
+        </w:rPr>
+        <w:t xml:space="preserve">            time++;</w:t>
+      </w:r>
+    </w:p>
+    <w:p>
+      <w:pPr>
+        <w:rPr>
+          <w:sz w:val="28"/>
+          <w:szCs w:val="28"/>
+        </w:rPr>
+      </w:pPr>
+    </w:p>
+    <w:p>
+      <w:pPr>
+        <w:rPr>
+          <w:sz w:val="28"/>
+          <w:szCs w:val="28"/>
+        </w:rPr>
+      </w:pPr>
+      <w:r>
+        <w:rPr>
+          <w:sz w:val="28"/>
+          <w:szCs w:val="28"/>
+        </w:rPr>
+        <w:t xml:space="preserve">            if(t[selected</w:t>
+      </w:r>
+      <w:proofErr w:type="gramStart"/>
+      <w:r>
+        <w:rPr>
+          <w:sz w:val="28"/>
+          <w:szCs w:val="28"/>
+        </w:rPr>
+        <w:t>].remaining</w:t>
+      </w:r>
+      <w:proofErr w:type="gramEnd"/>
+      <w:r>
+        <w:rPr>
+          <w:sz w:val="28"/>
+          <w:szCs w:val="28"/>
+        </w:rPr>
+        <w:t xml:space="preserve"> == 0) {</w:t>
+      </w:r>
+    </w:p>
+    <w:p>
+      <w:pPr>
+        <w:rPr>
+          <w:sz w:val="28"/>
+          <w:szCs w:val="28"/>
+        </w:rPr>
+      </w:pPr>
+    </w:p>
+    <w:p>
+      <w:pPr>
+        <w:rPr>
+          <w:sz w:val="28"/>
+          <w:szCs w:val="28"/>
+        </w:rPr>
+      </w:pPr>
+      <w:r>
+        <w:rPr>
+          <w:sz w:val="28"/>
+          <w:szCs w:val="28"/>
+        </w:rPr>
+        <w:t xml:space="preserve">                t[selected</w:t>
+      </w:r>
+      <w:proofErr w:type="gramStart"/>
+      <w:r>
+        <w:rPr>
+          <w:sz w:val="28"/>
+          <w:szCs w:val="28"/>
+        </w:rPr>
+        <w:t>].completed</w:t>
+      </w:r>
+      <w:proofErr w:type="gramEnd"/>
+      <w:r>
+        <w:rPr>
+          <w:sz w:val="28"/>
+          <w:szCs w:val="28"/>
+        </w:rPr>
+        <w:t xml:space="preserve"> = 1;</w:t>
+      </w:r>
+    </w:p>
+    <w:p>
+      <w:pPr>
+        <w:rPr>
+          <w:sz w:val="28"/>
+          <w:szCs w:val="28"/>
+        </w:rPr>
+      </w:pPr>
+      <w:r>
+        <w:rPr>
+          <w:sz w:val="28"/>
+          <w:szCs w:val="28"/>
+        </w:rPr>
+        <w:t xml:space="preserve">                completed++;</w:t>
+      </w:r>
+    </w:p>
+    <w:p>
+      <w:pPr>
+        <w:rPr>
+          <w:sz w:val="28"/>
+          <w:szCs w:val="28"/>
+        </w:rPr>
+      </w:pPr>
+    </w:p>
+    <w:p>
+      <w:pPr>
+        <w:rPr>
+          <w:sz w:val="28"/>
+          <w:szCs w:val="28"/>
+        </w:rPr>
+      </w:pPr>
+      <w:r>
+        <w:rPr>
+          <w:sz w:val="28"/>
+          <w:szCs w:val="28"/>
+        </w:rPr>
+        <w:t xml:space="preserve">                </w:t>
+      </w:r>
+      <w:proofErr w:type="spellStart"/>
+      <w:proofErr w:type="gramStart"/>
+      <w:r>
+        <w:rPr>
+          <w:sz w:val="28"/>
+          <w:szCs w:val="28"/>
+        </w:rPr>
+        <w:t>printf</w:t>
+      </w:r>
+      <w:proofErr w:type="spellEnd"/>
+      <w:r>
+        <w:rPr>
+          <w:sz w:val="28"/>
+          <w:szCs w:val="28"/>
+        </w:rPr>
+        <w:t>(</w:t>
+      </w:r>
+      <w:proofErr w:type="gramEnd"/>
+      <w:r>
+        <w:rPr>
+          <w:sz w:val="28"/>
+          <w:szCs w:val="28"/>
+        </w:rPr>
+        <w:t xml:space="preserve">"Task </w:t>
+      </w:r>
+      <w:proofErr w:type="spellStart"/>
+      <w:r>
+        <w:rPr>
+          <w:sz w:val="28"/>
+          <w:szCs w:val="28"/>
+        </w:rPr>
+        <w:t>T%d</w:t>
+      </w:r>
+      <w:proofErr w:type="spellEnd"/>
+      <w:r>
+        <w:rPr>
+          <w:sz w:val="28"/>
+          <w:szCs w:val="28"/>
+        </w:rPr>
+        <w:t xml:space="preserve"> completed at time %d\n",</w:t>
+      </w:r>
+    </w:p>
+    <w:p>
+      <w:pPr>
+        <w:rPr>
+          <w:sz w:val="28"/>
+          <w:szCs w:val="28"/>
+        </w:rPr>
+      </w:pPr>
+      <w:r>
+        <w:rPr>
+          <w:sz w:val="28"/>
+          <w:szCs w:val="28"/>
+        </w:rPr>
+        <w:t xml:space="preserve">                       t[selected].id,</w:t>
+      </w:r>
+    </w:p>
+    <w:p>
+      <w:pPr>
+        <w:rPr>
+          <w:sz w:val="28"/>
+          <w:szCs w:val="28"/>
+        </w:rPr>
+      </w:pPr>
+      <w:r>
+        <w:rPr>
+          <w:sz w:val="28"/>
+          <w:szCs w:val="28"/>
+        </w:rPr>
+        <w:t xml:space="preserve">                       time);</w:t>
+      </w:r>
+    </w:p>
+    <w:p>
+      <w:pPr>
+        <w:rPr>
+          <w:sz w:val="28"/>
+          <w:szCs w:val="28"/>
+        </w:rPr>
+      </w:pPr>
+    </w:p>
+    <w:p>
+      <w:pPr>
+        <w:rPr>
+          <w:sz w:val="28"/>
+          <w:szCs w:val="28"/>
+        </w:rPr>
+      </w:pPr>
+      <w:r>
+        <w:rPr>
+          <w:sz w:val="28"/>
+          <w:szCs w:val="28"/>
+        </w:rPr>
+        <w:t xml:space="preserve">                </w:t>
+      </w:r>
+      <w:proofErr w:type="gramStart"/>
+      <w:r>
+        <w:rPr>
+          <w:sz w:val="28"/>
+          <w:szCs w:val="28"/>
+        </w:rPr>
+        <w:t>if(</w:t>
+      </w:r>
+      <w:proofErr w:type="gramEnd"/>
+      <w:r>
+        <w:rPr>
+          <w:sz w:val="28"/>
+          <w:szCs w:val="28"/>
+        </w:rPr>
+        <w:t>time &lt;= t[selected].deadline) {</w:t>
+      </w:r>
+    </w:p>
+    <w:p>
+      <w:pPr>
+        <w:rPr>
+          <w:sz w:val="28"/>
+          <w:szCs w:val="28"/>
+        </w:rPr>
+      </w:pPr>
+    </w:p>
+    <w:p>
+      <w:pPr>
+        <w:rPr>
+          <w:sz w:val="28"/>
+          <w:szCs w:val="28"/>
+        </w:rPr>
+      </w:pPr>
+      <w:r>
+        <w:rPr>
+          <w:sz w:val="28"/>
+          <w:szCs w:val="28"/>
+        </w:rPr>
+        <w:lastRenderedPageBreak/>
+        <w:t xml:space="preserve">                    </w:t>
+      </w:r>
+      <w:proofErr w:type="spellStart"/>
+      <w:proofErr w:type="gramStart"/>
+      <w:r>
+        <w:rPr>
+          <w:sz w:val="28"/>
+          <w:szCs w:val="28"/>
+        </w:rPr>
+        <w:t>printf</w:t>
+      </w:r>
+      <w:proofErr w:type="spellEnd"/>
+      <w:r>
+        <w:rPr>
+          <w:sz w:val="28"/>
+          <w:szCs w:val="28"/>
+        </w:rPr>
+        <w:t>(</w:t>
+      </w:r>
+      <w:proofErr w:type="gramEnd"/>
+      <w:r>
+        <w:rPr>
+          <w:sz w:val="28"/>
+          <w:szCs w:val="28"/>
+        </w:rPr>
+        <w:t>"Deadline Met\n");</w:t>
+      </w:r>
+    </w:p>
+    <w:p>
+      <w:pPr>
+        <w:rPr>
+          <w:sz w:val="28"/>
+          <w:szCs w:val="28"/>
+        </w:rPr>
+      </w:pPr>
+      <w:r>
+        <w:rPr>
+          <w:sz w:val="28"/>
+          <w:szCs w:val="28"/>
+        </w:rPr>
+        <w:t xml:space="preserve">                }</w:t>
+      </w:r>
+    </w:p>
+    <w:p>
+      <w:pPr>
+        <w:rPr>
+          <w:sz w:val="28"/>
+          <w:szCs w:val="28"/>
+        </w:rPr>
+      </w:pPr>
+      <w:r>
+        <w:rPr>
+          <w:sz w:val="28"/>
+          <w:szCs w:val="28"/>
+        </w:rPr>
+        <w:t xml:space="preserve">                else {</w:t>
+      </w:r>
+    </w:p>
+    <w:p>
+      <w:pPr>
+        <w:rPr>
+          <w:sz w:val="28"/>
+          <w:szCs w:val="28"/>
+        </w:rPr>
+      </w:pPr>
+    </w:p>
+    <w:p>
+      <w:pPr>
+        <w:rPr>
+          <w:sz w:val="28"/>
+          <w:szCs w:val="28"/>
+        </w:rPr>
+      </w:pPr>
+      <w:r>
+        <w:rPr>
+          <w:sz w:val="28"/>
+          <w:szCs w:val="28"/>
+        </w:rPr>
+        <w:t xml:space="preserve">                    </w:t>
+      </w:r>
+      <w:proofErr w:type="spellStart"/>
+      <w:proofErr w:type="gramStart"/>
+      <w:r>
+        <w:rPr>
+          <w:sz w:val="28"/>
+          <w:szCs w:val="28"/>
+        </w:rPr>
+        <w:t>printf</w:t>
+      </w:r>
+      <w:proofErr w:type="spellEnd"/>
+      <w:r>
+        <w:rPr>
+          <w:sz w:val="28"/>
+          <w:szCs w:val="28"/>
+        </w:rPr>
+        <w:t>(</w:t>
+      </w:r>
+      <w:proofErr w:type="gramEnd"/>
+      <w:r>
+        <w:rPr>
+          <w:sz w:val="28"/>
+          <w:szCs w:val="28"/>
+        </w:rPr>
+        <w:t>"Deadline Missed\n");</w:t>
+      </w:r>
+    </w:p>
+    <w:p>
+      <w:pPr>
+        <w:rPr>
+          <w:sz w:val="28"/>
+          <w:szCs w:val="28"/>
+        </w:rPr>
+      </w:pPr>
+      <w:r>
+        <w:rPr>
+          <w:sz w:val="28"/>
+          <w:szCs w:val="28"/>
+        </w:rPr>
+        <w:t xml:space="preserve">                }</w:t>
+      </w:r>
+    </w:p>
+    <w:p>
+      <w:pPr>
+        <w:rPr>
+          <w:sz w:val="28"/>
+          <w:szCs w:val="28"/>
+        </w:rPr>
+      </w:pPr>
+      <w:r>
+        <w:rPr>
+          <w:sz w:val="28"/>
+          <w:szCs w:val="28"/>
+        </w:rPr>
+        <w:t xml:space="preserve">            }</w:t>
+      </w:r>
+    </w:p>
+    <w:p>
+      <w:pPr>
+        <w:rPr>
+          <w:sz w:val="28"/>
+          <w:szCs w:val="28"/>
+        </w:rPr>
+      </w:pPr>
+      <w:r>
+        <w:rPr>
+          <w:sz w:val="28"/>
+          <w:szCs w:val="28"/>
+        </w:rPr>
+        <w:t xml:space="preserve">        }</w:t>
+      </w:r>
+    </w:p>
+    <w:p>
+      <w:pPr>
+        <w:rPr>
+          <w:sz w:val="28"/>
+          <w:szCs w:val="28"/>
+        </w:rPr>
+      </w:pPr>
+      <w:r>
+        <w:rPr>
+          <w:sz w:val="28"/>
+          <w:szCs w:val="28"/>
+        </w:rPr>
+        <w:t xml:space="preserve">    }</w:t>
+      </w:r>
+    </w:p>
+    <w:p>
+      <w:pPr>
+        <w:rPr>
+          <w:sz w:val="28"/>
+          <w:szCs w:val="28"/>
+        </w:rPr>
+      </w:pPr>
+    </w:p>
+    <w:p>
+      <w:pPr>
+        <w:rPr>
+          <w:sz w:val="28"/>
+          <w:szCs w:val="28"/>
+        </w:rPr>
+      </w:pPr>
+      <w:r>
+        <w:rPr>
+          <w:sz w:val="28"/>
+          <w:szCs w:val="28"/>
+        </w:rPr>
+        <w:t xml:space="preserve">    </w:t>
+      </w:r>
+      <w:proofErr w:type="spellStart"/>
+      <w:proofErr w:type="gramStart"/>
+      <w:r>
+        <w:rPr>
+          <w:sz w:val="28"/>
+          <w:szCs w:val="28"/>
+        </w:rPr>
+        <w:t>printf</w:t>
+      </w:r>
+      <w:proofErr w:type="spellEnd"/>
+      <w:r>
+        <w:rPr>
+          <w:sz w:val="28"/>
+          <w:szCs w:val="28"/>
+        </w:rPr>
+        <w:t>(</w:t>
+      </w:r>
+      <w:proofErr w:type="gramEnd"/>
+      <w:r>
+        <w:rPr>
+          <w:sz w:val="28"/>
+          <w:szCs w:val="28"/>
+        </w:rPr>
+        <w:t>"\</w:t>
+      </w:r>
+      <w:proofErr w:type="spellStart"/>
+      <w:r>
+        <w:rPr>
+          <w:sz w:val="28"/>
+          <w:szCs w:val="28"/>
+        </w:rPr>
+        <w:t>nAll</w:t>
+      </w:r>
+      <w:proofErr w:type="spellEnd"/>
+      <w:r>
+        <w:rPr>
+          <w:sz w:val="28"/>
+          <w:szCs w:val="28"/>
+        </w:rPr>
+        <w:t xml:space="preserve"> tasks completed.\n");</w:t>
+      </w:r>
+    </w:p>
+    <w:p>
+      <w:pPr>
+        <w:rPr>
+          <w:sz w:val="28"/>
+          <w:szCs w:val="28"/>
+        </w:rPr>
+      </w:pPr>
+    </w:p>
+    <w:p>
+      <w:pPr>
+        <w:rPr>
+          <w:sz w:val="28"/>
+          <w:szCs w:val="28"/>
+        </w:rPr>
+      </w:pPr>
+      <w:r>
+        <w:rPr>
+          <w:sz w:val="28"/>
+          <w:szCs w:val="28"/>
+        </w:rPr>
+        <w:t xml:space="preserve">    return 0;</w:t>
+      </w:r>
+    </w:p>
+    <w:p>
+      <w:pPr>
+        <w:rPr>
+          <w:sz w:val="28"/>
+          <w:szCs w:val="28"/>
+        </w:rPr>
+      </w:pPr>
+      <w:r>
+        <w:rPr>
+          <w:sz w:val="28"/>
+          <w:szCs w:val="28"/>
+        </w:rPr>
+        <w:t>}</w:t>
+      </w:r>
+    </w:p>
+    <w:p>
+      <w:pPr>
+        <w:rPr>
+          <w:sz w:val="28"/>
+          <w:szCs w:val="28"/>
+        </w:rPr>
+      </w:pPr>
+    </w:p>
+    <w:p>
+      <w:pPr>
+        <w:rPr>
+          <w:sz w:val="28"/>
+          <w:szCs w:val="28"/>
+        </w:rPr>
+      </w:pPr>
+      <w:r>
+        <w:rPr>
+          <w:noProof/>
+          <w:sz w:val="28"/>
+          <w:szCs w:val="28"/>
+        </w:rPr>
+        <w:lastRenderedPageBreak/>
+        <w:drawing>
+          <wp:inline distT="0" distB="0" distL="0" distR="0" wp14:anchorId="7E0BB826" wp14:editId="6891A659">
+            <wp:extent cx="5210902" cy="5792008"/>
+            <wp:effectExtent l="0" t="0" r="8890" b="0"/>
+            <wp:docPr id="14" name="Picture 14"/>
+            <wp:cNvGraphicFramePr>
+              <a:graphicFrameLocks xmlns:a="http://schemas.openxmlformats.org/drawingml/2006/main" noChangeAspect="1"/>
+            </wp:cNvGraphicFramePr>
+            <a:graphic xmlns:a="http://schemas.openxmlformats.org/drawingml/2006/main">
+              <a:graphicData uri="http://schemas.openxmlformats.org/drawingml/2006/picture">
+                <pic:pic xmlns:pic="http://schemas.openxmlformats.org/drawingml/2006/picture">
+                  <pic:nvPicPr>
+                    <pic:cNvPr id="14" name="Picture 14"/>
+                    <pic:cNvPicPr/>
+                  </pic:nvPicPr>
+                  <pic:blipFill>
+                    <a:blip r:embed="rId14">
+                      <a:extLst>
+                        <a:ext uri="{28A0092B-C50C-407E-A947-70E740481C1C}">
+                          <a14:useLocalDpi xmlns:a14="http://schemas.microsoft.com/office/drawing/2010/main" val="0"/>
+                        </a:ext>
+                      </a:extLst>
+                    </a:blip>
+                    <a:stretch>
+                      <a:fillRect/>
+                    </a:stretch>
+                  </pic:blipFill>
+                  <pic:spPr>
+                    <a:xfrm>
+                      <a:off x="0" y="0"/>
+                      <a:ext cx="5210902" cy="5792008"/>
+                    </a:xfrm>
+                    <a:prstGeom prst="rect">
+                      <a:avLst/>
+                    </a:prstGeom>
+                  </pic:spPr>
+                </pic:pic>
+              </a:graphicData>
+            </a:graphic>
+          </wp:inline>
+        </w:drawing>
+      </w:r>
+    </w:p>
+    <w:p>
+      <w:pPr>
+        <w:rPr>
+          <w:sz w:val="28"/>
+          <w:szCs w:val="28"/>
+        </w:rPr>
+      </w:pPr>
+    </w:p>
+    <w:p>
+      <w:pPr>
+        <w:rPr>
+          <w:sz w:val="28"/>
+          <w:szCs w:val="28"/>
+        </w:rPr>
+      </w:pPr>
+    </w:p>
+    <w:p>
+      <w:pPr>
+        <w:rPr>
+          <w:sz w:val="28"/>
+          <w:szCs w:val="28"/>
+        </w:rPr>
+      </w:pPr>
+    </w:p>
+    <w:p>
+      <w:pPr>
+        <w:rPr>
+          <w:sz w:val="28"/>
+          <w:szCs w:val="28"/>
+        </w:rPr>
+      </w:pPr>
+    </w:p>
+    <w:p>
+      <w:pPr>
+        <w:rPr>
+          <w:sz w:val="28"/>
+          <w:szCs w:val="28"/>
+        </w:rPr>
+      </w:pPr>
+    </w:p>
+    <w:p>
+      <w:pPr>
+        <w:rPr>
+          <w:sz w:val="28"/>
+          <w:szCs w:val="28"/>
+        </w:rPr>
+      </w:pPr>
+    </w:p>
+    <w:p>
+      <w:pPr>
+        <w:rPr>
+          <w:b/>
+          <w:bCs/>
+          <w:sz w:val="32"/>
+          <w:szCs w:val="32"/>
+          <w:u w:val="single"/>
+        </w:rPr>
+      </w:pPr>
+      <w:r>
+        <w:rPr>
+          <w:b/>
+          <w:bCs/>
+          <w:sz w:val="32"/>
+          <w:szCs w:val="32"/>
+          <w:u w:val="single"/>
+        </w:rPr>
+        <w:t>3c) PROPORTIONAL SCHEDULING</w:t>
+      </w:r>
+    </w:p>
+    <w:p>
+      <w:pPr>
+        <w:rPr>
+          <w:b/>
+          <w:bCs/>
+          <w:sz w:val="32"/>
+          <w:szCs w:val="32"/>
+          <w:u w:val="single"/>
+        </w:rPr>
+      </w:pPr>
+    </w:p>
+    <w:p>
+      <w:pPr>
+        <w:rPr>
+          <w:b/>
+          <w:bCs/>
+          <w:sz w:val="32"/>
+          <w:szCs w:val="32"/>
+          <w:u w:val="single"/>
+        </w:rPr>
+      </w:pPr>
+    </w:p>
+    <w:p>
+      <w:pPr>
+        <w:rPr>
+          <w:sz w:val="28"/>
+          <w:szCs w:val="28"/>
+        </w:rPr>
+      </w:pPr>
+      <w:r>
+        <w:rPr>
+          <w:sz w:val="28"/>
+          <w:szCs w:val="28"/>
+        </w:rPr>
+        <w:t>#include &lt;</w:t>
+      </w:r>
+      <w:proofErr w:type="spellStart"/>
+      <w:r>
+        <w:rPr>
+          <w:sz w:val="28"/>
+          <w:szCs w:val="28"/>
+        </w:rPr>
+        <w:t>stdio.h</w:t>
+      </w:r>
+      <w:proofErr w:type="spellEnd"/>
+      <w:r>
+        <w:rPr>
+          <w:sz w:val="28"/>
+          <w:szCs w:val="28"/>
+        </w:rPr>
+        <w:t>&gt;</w:t>
+      </w:r>
+    </w:p>
+    <w:p>
+      <w:pPr>
+        <w:rPr>
+          <w:sz w:val="28"/>
+          <w:szCs w:val="28"/>
+        </w:rPr>
+      </w:pPr>
+      <w:r>
+        <w:rPr>
+          <w:sz w:val="28"/>
+          <w:szCs w:val="28"/>
+        </w:rPr>
+        <w:t>#include &lt;</w:t>
+      </w:r>
+      <w:proofErr w:type="spellStart"/>
+      <w:r>
+        <w:rPr>
+          <w:sz w:val="28"/>
+          <w:szCs w:val="28"/>
+        </w:rPr>
+        <w:t>stdlib.h</w:t>
+      </w:r>
+      <w:proofErr w:type="spellEnd"/>
+      <w:r>
+        <w:rPr>
+          <w:sz w:val="28"/>
+          <w:szCs w:val="28"/>
+        </w:rPr>
+        <w:t>&gt;</w:t>
+      </w:r>
+    </w:p>
+    <w:p>
+      <w:pPr>
+        <w:rPr>
+          <w:sz w:val="28"/>
+          <w:szCs w:val="28"/>
+        </w:rPr>
+      </w:pPr>
+      <w:r>
+        <w:rPr>
+          <w:sz w:val="28"/>
+          <w:szCs w:val="28"/>
+        </w:rPr>
+        <w:t>#include &lt;</w:t>
+      </w:r>
+      <w:proofErr w:type="spellStart"/>
+      <w:r>
+        <w:rPr>
+          <w:sz w:val="28"/>
+          <w:szCs w:val="28"/>
+        </w:rPr>
+        <w:t>time.h</w:t>
+      </w:r>
+      <w:proofErr w:type="spellEnd"/>
+      <w:r>
+        <w:rPr>
+          <w:sz w:val="28"/>
+          <w:szCs w:val="28"/>
+        </w:rPr>
+        <w:t>&gt;</w:t>
+      </w:r>
+    </w:p>
+    <w:p>
+      <w:pPr>
+        <w:rPr>
+          <w:sz w:val="28"/>
+          <w:szCs w:val="28"/>
+        </w:rPr>
+      </w:pPr>
+    </w:p>
+    <w:p>
+      <w:pPr>
+        <w:rPr>
+          <w:sz w:val="28"/>
+          <w:szCs w:val="28"/>
+        </w:rPr>
+      </w:pPr>
+      <w:r>
+        <w:rPr>
+          <w:sz w:val="28"/>
+          <w:szCs w:val="28"/>
+        </w:rPr>
+        <w:t xml:space="preserve">int </w:t>
+      </w:r>
+      <w:proofErr w:type="gramStart"/>
+      <w:r>
+        <w:rPr>
+          <w:sz w:val="28"/>
+          <w:szCs w:val="28"/>
+        </w:rPr>
+        <w:t>main(</w:t>
+      </w:r>
+      <w:proofErr w:type="gramEnd"/>
+      <w:r>
+        <w:rPr>
+          <w:sz w:val="28"/>
+          <w:szCs w:val="28"/>
+        </w:rPr>
+        <w:t>) {</w:t>
+      </w:r>
+    </w:p>
+    <w:p>
+      <w:pPr>
+        <w:rPr>
+          <w:sz w:val="28"/>
+          <w:szCs w:val="28"/>
+        </w:rPr>
+      </w:pPr>
+    </w:p>
+    <w:p>
+      <w:pPr>
+        <w:rPr>
+          <w:sz w:val="28"/>
+          <w:szCs w:val="28"/>
+        </w:rPr>
+      </w:pPr>
+      <w:r>
+        <w:rPr>
+          <w:sz w:val="28"/>
+          <w:szCs w:val="28"/>
+        </w:rPr>
+        <w:t xml:space="preserve">    int n, </w:t>
+      </w:r>
+      <w:proofErr w:type="spellStart"/>
+      <w:r>
+        <w:rPr>
+          <w:sz w:val="28"/>
+          <w:szCs w:val="28"/>
+        </w:rPr>
+        <w:t>i</w:t>
+      </w:r>
+      <w:proofErr w:type="spellEnd"/>
+      <w:r>
+        <w:rPr>
+          <w:sz w:val="28"/>
+          <w:szCs w:val="28"/>
+        </w:rPr>
+        <w:t>;</w:t>
+      </w:r>
+    </w:p>
+    <w:p>
+      <w:pPr>
+        <w:rPr>
+          <w:sz w:val="28"/>
+          <w:szCs w:val="28"/>
+        </w:rPr>
+      </w:pPr>
+      <w:r>
+        <w:rPr>
+          <w:sz w:val="28"/>
+          <w:szCs w:val="28"/>
+        </w:rPr>
+        <w:t xml:space="preserve">    int total = 0;</w:t>
+      </w:r>
+    </w:p>
+    <w:p>
+      <w:pPr>
+        <w:rPr>
+          <w:sz w:val="28"/>
+          <w:szCs w:val="28"/>
+        </w:rPr>
+      </w:pPr>
+    </w:p>
+    <w:p>
+      <w:pPr>
+        <w:rPr>
+          <w:sz w:val="28"/>
+          <w:szCs w:val="28"/>
+        </w:rPr>
+      </w:pPr>
+      <w:r>
+        <w:rPr>
+          <w:sz w:val="28"/>
+          <w:szCs w:val="28"/>
+        </w:rPr>
+        <w:t xml:space="preserve">    </w:t>
+      </w:r>
+      <w:proofErr w:type="spellStart"/>
+      <w:proofErr w:type="gramStart"/>
+      <w:r>
+        <w:rPr>
+          <w:sz w:val="28"/>
+          <w:szCs w:val="28"/>
+        </w:rPr>
+        <w:t>printf</w:t>
+      </w:r>
+      <w:proofErr w:type="spellEnd"/>
+      <w:r>
+        <w:rPr>
+          <w:sz w:val="28"/>
+          <w:szCs w:val="28"/>
+        </w:rPr>
+        <w:t>(</w:t>
+      </w:r>
+      <w:proofErr w:type="gramEnd"/>
+      <w:r>
+        <w:rPr>
+          <w:sz w:val="28"/>
+          <w:szCs w:val="28"/>
+        </w:rPr>
+        <w:t>"Enter number of processes: ");</w:t>
+      </w:r>
+    </w:p>
+    <w:p>
+      <w:pPr>
+        <w:rPr>
+          <w:sz w:val="28"/>
+          <w:szCs w:val="28"/>
+        </w:rPr>
+      </w:pPr>
+      <w:r>
+        <w:rPr>
+          <w:sz w:val="28"/>
+          <w:szCs w:val="28"/>
+        </w:rPr>
+        <w:t xml:space="preserve">    </w:t>
+      </w:r>
+      <w:proofErr w:type="spellStart"/>
+      <w:proofErr w:type="gramStart"/>
+      <w:r>
+        <w:rPr>
+          <w:sz w:val="28"/>
+          <w:szCs w:val="28"/>
+        </w:rPr>
+        <w:t>scanf</w:t>
+      </w:r>
+      <w:proofErr w:type="spellEnd"/>
+      <w:r>
+        <w:rPr>
+          <w:sz w:val="28"/>
+          <w:szCs w:val="28"/>
+        </w:rPr>
+        <w:t>(</w:t>
+      </w:r>
+      <w:proofErr w:type="gramEnd"/>
+      <w:r>
+        <w:rPr>
+          <w:sz w:val="28"/>
+          <w:szCs w:val="28"/>
+        </w:rPr>
+        <w:t>"%d", &amp;n);</w:t>
+      </w:r>
+    </w:p>
+    <w:p>
+      <w:pPr>
+        <w:rPr>
+          <w:sz w:val="28"/>
+          <w:szCs w:val="28"/>
+        </w:rPr>
+      </w:pPr>
+    </w:p>
+    <w:p>
+      <w:pPr>
+        <w:rPr>
+          <w:sz w:val="28"/>
+          <w:szCs w:val="28"/>
+        </w:rPr>
+      </w:pPr>
+      <w:r>
+        <w:rPr>
+          <w:sz w:val="28"/>
+          <w:szCs w:val="28"/>
+        </w:rPr>
+        <w:t xml:space="preserve">    int tickets[n];</w:t>
+      </w:r>
+    </w:p>
+    <w:p>
+      <w:pPr>
+        <w:rPr>
+          <w:sz w:val="28"/>
+          <w:szCs w:val="28"/>
+        </w:rPr>
+      </w:pPr>
+    </w:p>
+    <w:p>
+      <w:pPr>
+        <w:rPr>
+          <w:sz w:val="28"/>
+          <w:szCs w:val="28"/>
+        </w:rPr>
+      </w:pPr>
+    </w:p>
+    <w:p>
+      <w:pPr>
+        <w:rPr>
+          <w:sz w:val="28"/>
+          <w:szCs w:val="28"/>
+        </w:rPr>
+      </w:pPr>
+      <w:r>
+        <w:rPr>
+          <w:sz w:val="28"/>
+          <w:szCs w:val="28"/>
+        </w:rPr>
+        <w:t xml:space="preserve">    </w:t>
+      </w:r>
+      <w:proofErr w:type="gramStart"/>
+      <w:r>
+        <w:rPr>
+          <w:sz w:val="28"/>
+          <w:szCs w:val="28"/>
+        </w:rPr>
+        <w:t>for(</w:t>
+      </w:r>
+      <w:proofErr w:type="spellStart"/>
+      <w:proofErr w:type="gramEnd"/>
+      <w:r>
+        <w:rPr>
+          <w:sz w:val="28"/>
+          <w:szCs w:val="28"/>
+        </w:rPr>
+        <w:t>i</w:t>
+      </w:r>
+      <w:proofErr w:type="spellEnd"/>
+      <w:r>
+        <w:rPr>
+          <w:sz w:val="28"/>
+          <w:szCs w:val="28"/>
+        </w:rPr>
+        <w:t xml:space="preserve"> = 0; </w:t>
+      </w:r>
+      <w:proofErr w:type="spellStart"/>
+      <w:r>
+        <w:rPr>
+          <w:sz w:val="28"/>
+          <w:szCs w:val="28"/>
+        </w:rPr>
+        <w:t>i</w:t>
+      </w:r>
+      <w:proofErr w:type="spellEnd"/>
+      <w:r>
+        <w:rPr>
+          <w:sz w:val="28"/>
+          <w:szCs w:val="28"/>
+        </w:rPr>
+        <w:t xml:space="preserve"> &lt; n; </w:t>
+      </w:r>
+      <w:proofErr w:type="spellStart"/>
+      <w:r>
+        <w:rPr>
+          <w:sz w:val="28"/>
+          <w:szCs w:val="28"/>
+        </w:rPr>
+        <w:t>i</w:t>
+      </w:r>
+      <w:proofErr w:type="spellEnd"/>
+      <w:r>
+        <w:rPr>
+          <w:sz w:val="28"/>
+          <w:szCs w:val="28"/>
+        </w:rPr>
+        <w:t>++) {</w:t>
+      </w:r>
+    </w:p>
+    <w:p>
+      <w:pPr>
+        <w:rPr>
+          <w:sz w:val="28"/>
+          <w:szCs w:val="28"/>
+        </w:rPr>
+      </w:pPr>
+    </w:p>
+    <w:p>
+      <w:pPr>
+        <w:rPr>
+          <w:sz w:val="28"/>
+          <w:szCs w:val="28"/>
+        </w:rPr>
+      </w:pPr>
+      <w:r>
+        <w:rPr>
+          <w:sz w:val="28"/>
+          <w:szCs w:val="28"/>
+        </w:rPr>
+        <w:t xml:space="preserve">        </w:t>
+      </w:r>
+      <w:proofErr w:type="spellStart"/>
+      <w:proofErr w:type="gramStart"/>
+      <w:r>
+        <w:rPr>
+          <w:sz w:val="28"/>
+          <w:szCs w:val="28"/>
+        </w:rPr>
+        <w:t>printf</w:t>
+      </w:r>
+      <w:proofErr w:type="spellEnd"/>
+      <w:r>
+        <w:rPr>
+          <w:sz w:val="28"/>
+          <w:szCs w:val="28"/>
+        </w:rPr>
+        <w:t>(</w:t>
+      </w:r>
+      <w:proofErr w:type="gramEnd"/>
+      <w:r>
+        <w:rPr>
+          <w:sz w:val="28"/>
+          <w:szCs w:val="28"/>
+        </w:rPr>
+        <w:t xml:space="preserve">"Enter tickets for </w:t>
+      </w:r>
+      <w:proofErr w:type="spellStart"/>
+      <w:r>
+        <w:rPr>
+          <w:sz w:val="28"/>
+          <w:szCs w:val="28"/>
+        </w:rPr>
+        <w:t>P%d</w:t>
+      </w:r>
+      <w:proofErr w:type="spellEnd"/>
+      <w:r>
+        <w:rPr>
+          <w:sz w:val="28"/>
+          <w:szCs w:val="28"/>
+        </w:rPr>
+        <w:t xml:space="preserve">: ", </w:t>
+      </w:r>
+      <w:proofErr w:type="spellStart"/>
+      <w:r>
+        <w:rPr>
+          <w:sz w:val="28"/>
+          <w:szCs w:val="28"/>
+        </w:rPr>
+        <w:t>i</w:t>
+      </w:r>
+      <w:proofErr w:type="spellEnd"/>
+      <w:r>
+        <w:rPr>
+          <w:sz w:val="28"/>
+          <w:szCs w:val="28"/>
+        </w:rPr>
+        <w:t xml:space="preserve"> + 1);</w:t>
+      </w:r>
+    </w:p>
+    <w:p>
+      <w:pPr>
+        <w:rPr>
+          <w:sz w:val="28"/>
+          <w:szCs w:val="28"/>
+        </w:rPr>
+      </w:pPr>
+      <w:r>
+        <w:rPr>
+          <w:sz w:val="28"/>
+          <w:szCs w:val="28"/>
+        </w:rPr>
+        <w:t xml:space="preserve">        </w:t>
+      </w:r>
+      <w:proofErr w:type="spellStart"/>
+      <w:proofErr w:type="gramStart"/>
+      <w:r>
+        <w:rPr>
+          <w:sz w:val="28"/>
+          <w:szCs w:val="28"/>
+        </w:rPr>
+        <w:t>scanf</w:t>
+      </w:r>
+      <w:proofErr w:type="spellEnd"/>
+      <w:r>
+        <w:rPr>
+          <w:sz w:val="28"/>
+          <w:szCs w:val="28"/>
+        </w:rPr>
+        <w:t>(</w:t>
+      </w:r>
+      <w:proofErr w:type="gramEnd"/>
+      <w:r>
+        <w:rPr>
+          <w:sz w:val="28"/>
+          <w:szCs w:val="28"/>
+        </w:rPr>
+        <w:t>"%d", &amp;tickets[</w:t>
+      </w:r>
+      <w:proofErr w:type="spellStart"/>
+      <w:r>
+        <w:rPr>
+          <w:sz w:val="28"/>
+          <w:szCs w:val="28"/>
+        </w:rPr>
+        <w:t>i</w:t>
+      </w:r>
+      <w:proofErr w:type="spellEnd"/>
+      <w:r>
+        <w:rPr>
+          <w:sz w:val="28"/>
+          <w:szCs w:val="28"/>
+        </w:rPr>
+        <w:t>]);</w:t>
+      </w:r>
+    </w:p>
+    <w:p>
+      <w:pPr>
+        <w:rPr>
+          <w:sz w:val="28"/>
+          <w:szCs w:val="28"/>
+        </w:rPr>
+      </w:pPr>
+    </w:p>
+    <w:p>
+      <w:pPr>
+        <w:rPr>
+          <w:sz w:val="28"/>
+          <w:szCs w:val="28"/>
+        </w:rPr>
+      </w:pPr>
+      <w:r>
+        <w:rPr>
+          <w:sz w:val="28"/>
+          <w:szCs w:val="28"/>
+        </w:rPr>
+        <w:t xml:space="preserve">        total += tickets[</w:t>
+      </w:r>
+      <w:proofErr w:type="spellStart"/>
+      <w:r>
+        <w:rPr>
+          <w:sz w:val="28"/>
+          <w:szCs w:val="28"/>
+        </w:rPr>
+        <w:t>i</w:t>
+      </w:r>
+      <w:proofErr w:type="spellEnd"/>
+      <w:r>
+        <w:rPr>
+          <w:sz w:val="28"/>
+          <w:szCs w:val="28"/>
+        </w:rPr>
+        <w:t>];</w:t>
+      </w:r>
+    </w:p>
+    <w:p>
+      <w:pPr>
+        <w:rPr>
+          <w:sz w:val="28"/>
+          <w:szCs w:val="28"/>
+        </w:rPr>
+      </w:pPr>
+      <w:r>
+        <w:rPr>
+          <w:sz w:val="28"/>
+          <w:szCs w:val="28"/>
+        </w:rPr>
+        <w:t xml:space="preserve">    }</w:t>
+      </w:r>
+    </w:p>
+    <w:p>
+      <w:pPr>
+        <w:rPr>
+          <w:sz w:val="28"/>
+          <w:szCs w:val="28"/>
+        </w:rPr>
+      </w:pPr>
+    </w:p>
+    <w:p>
+      <w:pPr>
+        <w:rPr>
+          <w:sz w:val="28"/>
+          <w:szCs w:val="28"/>
+        </w:rPr>
+      </w:pPr>
+      <w:r>
+        <w:rPr>
+          <w:sz w:val="28"/>
+          <w:szCs w:val="28"/>
+        </w:rPr>
+        <w:t xml:space="preserve">    </w:t>
+      </w:r>
+      <w:proofErr w:type="spellStart"/>
+      <w:r>
+        <w:rPr>
+          <w:sz w:val="28"/>
+          <w:szCs w:val="28"/>
+        </w:rPr>
+        <w:t>srand</w:t>
+      </w:r>
+      <w:proofErr w:type="spellEnd"/>
+      <w:r>
+        <w:rPr>
+          <w:sz w:val="28"/>
+          <w:szCs w:val="28"/>
+        </w:rPr>
+        <w:t>(</w:t>
+      </w:r>
+      <w:proofErr w:type="gramStart"/>
+      <w:r>
+        <w:rPr>
+          <w:sz w:val="28"/>
+          <w:szCs w:val="28"/>
+        </w:rPr>
+        <w:t>time(</w:t>
+      </w:r>
+      <w:proofErr w:type="gramEnd"/>
+      <w:r>
+        <w:rPr>
+          <w:sz w:val="28"/>
+          <w:szCs w:val="28"/>
+        </w:rPr>
+        <w:t>0));</w:t>
+      </w:r>
+    </w:p>
+    <w:p>
+      <w:pPr>
+        <w:rPr>
+          <w:sz w:val="28"/>
+          <w:szCs w:val="28"/>
+        </w:rPr>
+      </w:pPr>
+    </w:p>
+    <w:p>
+      <w:pPr>
+        <w:rPr>
+          <w:sz w:val="28"/>
+          <w:szCs w:val="28"/>
+        </w:rPr>
+      </w:pPr>
+      <w:r>
+        <w:rPr>
+          <w:sz w:val="28"/>
+          <w:szCs w:val="28"/>
+        </w:rPr>
+        <w:t xml:space="preserve">    </w:t>
+      </w:r>
+      <w:proofErr w:type="spellStart"/>
+      <w:proofErr w:type="gramStart"/>
+      <w:r>
+        <w:rPr>
+          <w:sz w:val="28"/>
+          <w:szCs w:val="28"/>
+        </w:rPr>
+        <w:t>printf</w:t>
+      </w:r>
+      <w:proofErr w:type="spellEnd"/>
+      <w:r>
+        <w:rPr>
+          <w:sz w:val="28"/>
+          <w:szCs w:val="28"/>
+        </w:rPr>
+        <w:t>(</w:t>
+      </w:r>
+      <w:proofErr w:type="gramEnd"/>
+      <w:r>
+        <w:rPr>
+          <w:sz w:val="28"/>
+          <w:szCs w:val="28"/>
+        </w:rPr>
+        <w:t>"\</w:t>
+      </w:r>
+      <w:proofErr w:type="spellStart"/>
+      <w:r>
+        <w:rPr>
+          <w:sz w:val="28"/>
+          <w:szCs w:val="28"/>
+        </w:rPr>
+        <w:t>nLOTTERY</w:t>
+      </w:r>
+      <w:proofErr w:type="spellEnd"/>
+      <w:r>
+        <w:rPr>
+          <w:sz w:val="28"/>
+          <w:szCs w:val="28"/>
+        </w:rPr>
+        <w:t xml:space="preserve"> SCHEDULING\n");</w:t>
+      </w:r>
+    </w:p>
+    <w:p>
+      <w:pPr>
+        <w:rPr>
+          <w:sz w:val="28"/>
+          <w:szCs w:val="28"/>
+        </w:rPr>
+      </w:pPr>
+      <w:r>
+        <w:rPr>
+          <w:sz w:val="28"/>
+          <w:szCs w:val="28"/>
+        </w:rPr>
+        <w:t xml:space="preserve">    </w:t>
+      </w:r>
+      <w:proofErr w:type="spellStart"/>
+      <w:r>
+        <w:rPr>
+          <w:sz w:val="28"/>
+          <w:szCs w:val="28"/>
+        </w:rPr>
+        <w:t>printf</w:t>
+      </w:r>
+      <w:proofErr w:type="spellEnd"/>
+      <w:r>
+        <w:rPr>
+          <w:sz w:val="28"/>
+          <w:szCs w:val="28"/>
+        </w:rPr>
+        <w:t>("---------------------------\n");</w:t>
+      </w:r>
+    </w:p>
+    <w:p>
+      <w:pPr>
+        <w:rPr>
+          <w:sz w:val="28"/>
+          <w:szCs w:val="28"/>
+        </w:rPr>
+      </w:pPr>
+    </w:p>
+    <w:p>
+      <w:pPr>
+        <w:rPr>
+          <w:sz w:val="28"/>
+          <w:szCs w:val="28"/>
+        </w:rPr>
+      </w:pPr>
+    </w:p>
+    <w:p>
+      <w:pPr>
+        <w:rPr>
+          <w:sz w:val="28"/>
+          <w:szCs w:val="28"/>
+        </w:rPr>
+      </w:pPr>
+      <w:r>
+        <w:rPr>
+          <w:sz w:val="28"/>
+          <w:szCs w:val="28"/>
+        </w:rPr>
+        <w:t xml:space="preserve">    </w:t>
+      </w:r>
+      <w:proofErr w:type="gramStart"/>
+      <w:r>
+        <w:rPr>
+          <w:sz w:val="28"/>
+          <w:szCs w:val="28"/>
+        </w:rPr>
+        <w:t>for(</w:t>
+      </w:r>
+      <w:proofErr w:type="spellStart"/>
+      <w:proofErr w:type="gramEnd"/>
+      <w:r>
+        <w:rPr>
+          <w:sz w:val="28"/>
+          <w:szCs w:val="28"/>
+        </w:rPr>
+        <w:t>i</w:t>
+      </w:r>
+      <w:proofErr w:type="spellEnd"/>
+      <w:r>
+        <w:rPr>
+          <w:sz w:val="28"/>
+          <w:szCs w:val="28"/>
+        </w:rPr>
+        <w:t xml:space="preserve"> = 0; </w:t>
+      </w:r>
+      <w:proofErr w:type="spellStart"/>
+      <w:r>
+        <w:rPr>
+          <w:sz w:val="28"/>
+          <w:szCs w:val="28"/>
+        </w:rPr>
+        <w:t>i</w:t>
+      </w:r>
+      <w:proofErr w:type="spellEnd"/>
+      <w:r>
+        <w:rPr>
+          <w:sz w:val="28"/>
+          <w:szCs w:val="28"/>
+        </w:rPr>
+        <w:t xml:space="preserve"> &lt; 10; </w:t>
+      </w:r>
+      <w:proofErr w:type="spellStart"/>
+      <w:r>
+        <w:rPr>
+          <w:sz w:val="28"/>
+          <w:szCs w:val="28"/>
+        </w:rPr>
+        <w:t>i</w:t>
+      </w:r>
+      <w:proofErr w:type="spellEnd"/>
+      <w:r>
+        <w:rPr>
+          <w:sz w:val="28"/>
+          <w:szCs w:val="28"/>
+        </w:rPr>
+        <w:t>++) {</w:t>
+      </w:r>
+    </w:p>
+    <w:p>
+      <w:pPr>
+        <w:rPr>
+          <w:sz w:val="28"/>
+          <w:szCs w:val="28"/>
+        </w:rPr>
+      </w:pPr>
+    </w:p>
+    <w:p>
+      <w:pPr>
+        <w:rPr>
+          <w:sz w:val="28"/>
+          <w:szCs w:val="28"/>
+        </w:rPr>
+      </w:pPr>
+      <w:r>
+        <w:rPr>
+          <w:sz w:val="28"/>
+          <w:szCs w:val="28"/>
+        </w:rPr>
+        <w:t xml:space="preserve">        int winner;</w:t>
+      </w:r>
+    </w:p>
+    <w:p>
+      <w:pPr>
+        <w:rPr>
+          <w:sz w:val="28"/>
+          <w:szCs w:val="28"/>
+        </w:rPr>
+      </w:pPr>
+      <w:r>
+        <w:rPr>
+          <w:sz w:val="28"/>
+          <w:szCs w:val="28"/>
+        </w:rPr>
+        <w:t xml:space="preserve">        int sum = 0;</w:t>
+      </w:r>
+    </w:p>
+    <w:p>
+      <w:pPr>
+        <w:rPr>
+          <w:sz w:val="28"/>
+          <w:szCs w:val="28"/>
+        </w:rPr>
+      </w:pPr>
+    </w:p>
+    <w:p>
+      <w:pPr>
+        <w:rPr>
+          <w:sz w:val="28"/>
+          <w:szCs w:val="28"/>
+        </w:rPr>
+      </w:pPr>
+    </w:p>
+    <w:p>
+      <w:pPr>
+        <w:rPr>
+          <w:sz w:val="28"/>
+          <w:szCs w:val="28"/>
+        </w:rPr>
+      </w:pPr>
+      <w:r>
+        <w:rPr>
+          <w:sz w:val="28"/>
+          <w:szCs w:val="28"/>
+        </w:rPr>
+        <w:t xml:space="preserve">        winner = (</w:t>
+      </w:r>
+      <w:proofErr w:type="gramStart"/>
+      <w:r>
+        <w:rPr>
+          <w:sz w:val="28"/>
+          <w:szCs w:val="28"/>
+        </w:rPr>
+        <w:t>rand(</w:t>
+      </w:r>
+      <w:proofErr w:type="gramEnd"/>
+      <w:r>
+        <w:rPr>
+          <w:sz w:val="28"/>
+          <w:szCs w:val="28"/>
+        </w:rPr>
+        <w:t>) % total) + 1;</w:t>
+      </w:r>
+    </w:p>
+    <w:p>
+      <w:pPr>
+        <w:rPr>
+          <w:sz w:val="28"/>
+          <w:szCs w:val="28"/>
+        </w:rPr>
+      </w:pPr>
+    </w:p>
+    <w:p>
+      <w:pPr>
+        <w:rPr>
+          <w:sz w:val="28"/>
+          <w:szCs w:val="28"/>
+        </w:rPr>
+      </w:pPr>
+      <w:r>
+        <w:rPr>
+          <w:sz w:val="28"/>
+          <w:szCs w:val="28"/>
+        </w:rPr>
+        <w:t xml:space="preserve">        </w:t>
+      </w:r>
+      <w:proofErr w:type="spellStart"/>
+      <w:proofErr w:type="gramStart"/>
+      <w:r>
+        <w:rPr>
+          <w:sz w:val="28"/>
+          <w:szCs w:val="28"/>
+        </w:rPr>
+        <w:t>printf</w:t>
+      </w:r>
+      <w:proofErr w:type="spellEnd"/>
+      <w:r>
+        <w:rPr>
+          <w:sz w:val="28"/>
+          <w:szCs w:val="28"/>
+        </w:rPr>
+        <w:t>(</w:t>
+      </w:r>
+      <w:proofErr w:type="gramEnd"/>
+      <w:r>
+        <w:rPr>
+          <w:sz w:val="28"/>
+          <w:szCs w:val="28"/>
+        </w:rPr>
+        <w:t>"Random Ticket = %d -&gt; ", winner);</w:t>
+      </w:r>
+    </w:p>
+    <w:p>
+      <w:pPr>
+        <w:rPr>
+          <w:sz w:val="28"/>
+          <w:szCs w:val="28"/>
+        </w:rPr>
+      </w:pPr>
+    </w:p>
+    <w:p>
+      <w:pPr>
+        <w:rPr>
+          <w:sz w:val="28"/>
+          <w:szCs w:val="28"/>
+        </w:rPr>
+      </w:pPr>
+      <w:r>
+        <w:rPr>
+          <w:sz w:val="28"/>
+          <w:szCs w:val="28"/>
+        </w:rPr>
+        <w:t xml:space="preserve">        </w:t>
+      </w:r>
+      <w:proofErr w:type="gramStart"/>
+      <w:r>
+        <w:rPr>
+          <w:sz w:val="28"/>
+          <w:szCs w:val="28"/>
+        </w:rPr>
+        <w:t>for(</w:t>
+      </w:r>
+      <w:proofErr w:type="gramEnd"/>
+      <w:r>
+        <w:rPr>
+          <w:sz w:val="28"/>
+          <w:szCs w:val="28"/>
+        </w:rPr>
+        <w:t xml:space="preserve">int j = 0; j &lt; n; </w:t>
+      </w:r>
+      <w:proofErr w:type="spellStart"/>
+      <w:r>
+        <w:rPr>
+          <w:sz w:val="28"/>
+          <w:szCs w:val="28"/>
+        </w:rPr>
+        <w:t>j++</w:t>
+      </w:r>
+      <w:proofErr w:type="spellEnd"/>
+      <w:r>
+        <w:rPr>
+          <w:sz w:val="28"/>
+          <w:szCs w:val="28"/>
+        </w:rPr>
+        <w:t>) {</w:t>
+      </w:r>
+    </w:p>
+    <w:p>
+      <w:pPr>
+        <w:rPr>
+          <w:sz w:val="28"/>
+          <w:szCs w:val="28"/>
+        </w:rPr>
+      </w:pPr>
+    </w:p>
+    <w:p>
+      <w:pPr>
+        <w:rPr>
+          <w:sz w:val="28"/>
+          <w:szCs w:val="28"/>
+        </w:rPr>
+      </w:pPr>
+      <w:r>
+        <w:rPr>
+          <w:sz w:val="28"/>
+          <w:szCs w:val="28"/>
+        </w:rPr>
+        <w:t xml:space="preserve">            sum += tickets[j];</w:t>
+      </w:r>
+    </w:p>
+    <w:p>
+      <w:pPr>
+        <w:rPr>
+          <w:sz w:val="28"/>
+          <w:szCs w:val="28"/>
+        </w:rPr>
+      </w:pPr>
+    </w:p>
+    <w:p>
+      <w:pPr>
+        <w:rPr>
+          <w:sz w:val="28"/>
+          <w:szCs w:val="28"/>
+        </w:rPr>
+      </w:pPr>
+      <w:r>
+        <w:rPr>
+          <w:sz w:val="28"/>
+          <w:szCs w:val="28"/>
+        </w:rPr>
+        <w:t xml:space="preserve">            </w:t>
+      </w:r>
+      <w:proofErr w:type="gramStart"/>
+      <w:r>
+        <w:rPr>
+          <w:sz w:val="28"/>
+          <w:szCs w:val="28"/>
+        </w:rPr>
+        <w:t>if(</w:t>
+      </w:r>
+      <w:proofErr w:type="gramEnd"/>
+      <w:r>
+        <w:rPr>
+          <w:sz w:val="28"/>
+          <w:szCs w:val="28"/>
+        </w:rPr>
+        <w:t>winner &lt;= sum) {</w:t>
+      </w:r>
+    </w:p>
+    <w:p>
+      <w:pPr>
+        <w:rPr>
+          <w:sz w:val="28"/>
+          <w:szCs w:val="28"/>
+        </w:rPr>
+      </w:pPr>
+    </w:p>
+    <w:p>
+      <w:pPr>
+        <w:rPr>
+          <w:sz w:val="28"/>
+          <w:szCs w:val="28"/>
+        </w:rPr>
+      </w:pPr>
+      <w:r>
+        <w:rPr>
+          <w:sz w:val="28"/>
+          <w:szCs w:val="28"/>
+        </w:rPr>
+        <w:t xml:space="preserve">                </w:t>
+      </w:r>
+      <w:proofErr w:type="spellStart"/>
+      <w:proofErr w:type="gramStart"/>
+      <w:r>
+        <w:rPr>
+          <w:sz w:val="28"/>
+          <w:szCs w:val="28"/>
+        </w:rPr>
+        <w:t>printf</w:t>
+      </w:r>
+      <w:proofErr w:type="spellEnd"/>
+      <w:r>
+        <w:rPr>
+          <w:sz w:val="28"/>
+          <w:szCs w:val="28"/>
+        </w:rPr>
+        <w:t>(</w:t>
+      </w:r>
+      <w:proofErr w:type="gramEnd"/>
+      <w:r>
+        <w:rPr>
+          <w:sz w:val="28"/>
+          <w:szCs w:val="28"/>
+        </w:rPr>
+        <w:t>"</w:t>
+      </w:r>
+      <w:proofErr w:type="spellStart"/>
+      <w:r>
+        <w:rPr>
+          <w:sz w:val="28"/>
+          <w:szCs w:val="28"/>
+        </w:rPr>
+        <w:t>P%d</w:t>
+      </w:r>
+      <w:proofErr w:type="spellEnd"/>
+      <w:r>
+        <w:rPr>
+          <w:sz w:val="28"/>
+          <w:szCs w:val="28"/>
+        </w:rPr>
+        <w:t xml:space="preserve"> executes\n", j + 1);</w:t>
+      </w:r>
+    </w:p>
+    <w:p>
+      <w:pPr>
+        <w:rPr>
+          <w:sz w:val="28"/>
+          <w:szCs w:val="28"/>
+        </w:rPr>
+      </w:pPr>
+      <w:r>
+        <w:rPr>
+          <w:sz w:val="28"/>
+          <w:szCs w:val="28"/>
+        </w:rPr>
+        <w:lastRenderedPageBreak/>
+        <w:t xml:space="preserve">                break;</w:t>
+      </w:r>
+    </w:p>
+    <w:p>
+      <w:pPr>
+        <w:rPr>
+          <w:sz w:val="28"/>
+          <w:szCs w:val="28"/>
+        </w:rPr>
+      </w:pPr>
+      <w:r>
+        <w:rPr>
+          <w:sz w:val="28"/>
+          <w:szCs w:val="28"/>
+        </w:rPr>
+        <w:t xml:space="preserve">            }</w:t>
+      </w:r>
+    </w:p>
+    <w:p>
+      <w:pPr>
+        <w:rPr>
+          <w:sz w:val="28"/>
+          <w:szCs w:val="28"/>
+        </w:rPr>
+      </w:pPr>
+      <w:r>
+        <w:rPr>
+          <w:sz w:val="28"/>
+          <w:szCs w:val="28"/>
+        </w:rPr>
+        <w:t xml:space="preserve">        }</w:t>
+      </w:r>
+    </w:p>
+    <w:p>
+      <w:pPr>
+        <w:rPr>
+          <w:sz w:val="28"/>
+          <w:szCs w:val="28"/>
+        </w:rPr>
+      </w:pPr>
+      <w:r>
+        <w:rPr>
+          <w:sz w:val="28"/>
+          <w:szCs w:val="28"/>
+        </w:rPr>
+        <w:t xml:space="preserve">    }</w:t>
+      </w:r>
+    </w:p>
+    <w:p>
+      <w:pPr>
+        <w:rPr>
+          <w:sz w:val="28"/>
+          <w:szCs w:val="28"/>
+        </w:rPr>
+      </w:pPr>
+    </w:p>
+    <w:p>
+      <w:pPr>
+        <w:rPr>
+          <w:sz w:val="28"/>
+          <w:szCs w:val="28"/>
+        </w:rPr>
+      </w:pPr>
+      <w:r>
+        <w:rPr>
+          <w:sz w:val="28"/>
+          <w:szCs w:val="28"/>
+        </w:rPr>
+        <w:t xml:space="preserve">    return 0;</w:t>
+      </w:r>
+    </w:p>
+    <w:p>
+      <w:pPr>
+        <w:rPr>
+          <w:sz w:val="28"/>
+          <w:szCs w:val="28"/>
+        </w:rPr>
+      </w:pPr>
+      <w:r>
+        <w:rPr>
+          <w:sz w:val="28"/>
+          <w:szCs w:val="28"/>
+        </w:rPr>
+        <w:t>}</w:t>
+      </w:r>
+    </w:p>
+    <w:p>
+      <w:pPr>
+        <w:rPr>
+          <w:sz w:val="28"/>
+          <w:szCs w:val="28"/>
+        </w:rPr>
+      </w:pPr>
+    </w:p>
+    <w:p>
+      <w:pPr>
+        <w:rPr>
+          <w:sz w:val="28"/>
+          <w:szCs w:val="28"/>
+        </w:rPr>
+      </w:pPr>
+      <w:r>
+        <w:rPr>
+          <w:noProof/>
+          <w:sz w:val="28"/>
+          <w:szCs w:val="28"/>
+        </w:rPr>
+        <w:drawing>
+          <wp:inline distT="0" distB="0" distL="0" distR="0" wp14:anchorId="103F855C" wp14:editId="1F010114">
+            <wp:extent cx="5258534" cy="4105848"/>
+            <wp:effectExtent l="0" t="0" r="0" b="9525"/>
+            <wp:docPr id="13" name="Picture 13"/>
+            <wp:cNvGraphicFramePr>
+              <a:graphicFrameLocks xmlns:a="http://schemas.openxmlformats.org/drawingml/2006/main" noChangeAspect="1"/>
+            </wp:cNvGraphicFramePr>
+            <a:graphic xmlns:a="http://schemas.openxmlformats.org/drawingml/2006/main">
+              <a:graphicData uri="http://schemas.openxmlformats.org/drawingml/2006/picture">
+                <pic:pic xmlns:pic="http://schemas.openxmlformats.org/drawingml/2006/picture">
+                  <pic:nvPicPr>
+                    <pic:cNvPr id="13" name="Picture 13"/>
+                    <pic:cNvPicPr/>
+                  </pic:nvPicPr>
+                  <pic:blipFill>
+                    <a:blip r:embed="rId15">
+                      <a:extLst>
+                        <a:ext uri="{28A0092B-C50C-407E-A947-70E740481C1C}">
+                          <a14:useLocalDpi xmlns:a14="http://schemas.microsoft.com/office/drawing/2010/main" val="0"/>
+                        </a:ext>
+                      </a:extLst>
+                    </a:blip>
+                    <a:stretch>
+                      <a:fillRect/>
+                    </a:stretch>
+                  </pic:blipFill>
+                  <pic:spPr>
+                    <a:xfrm>
+                      <a:off x="0" y="0"/>
+                      <a:ext cx="5258534" cy="4105848"/>
                     </a:xfrm>
                     <a:prstGeom prst="rect">
                       <a:avLst/>
